--- a/Examen 1 IHC/1ra Prueba IHC.docx
+++ b/Examen 1 IHC/1ra Prueba IHC.docx
@@ -879,12 +879,6 @@
         <w:gridCol w:w="2100"/>
       </w:tblGrid>
       <w:tr>
-        <w:tblPrEx>
-          <w:tblCellMar>
-            <w:top w:w="0" w:type="dxa"/>
-            <w:bottom w:w="0" w:type="dxa"/>
-          </w:tblCellMar>
-        </w:tblPrEx>
         <w:tc>
           <w:tcPr>
             <w:tcW w:w="900" w:type="dxa"/>
@@ -1015,12 +1009,6 @@
         </w:tc>
       </w:tr>
       <w:tr>
-        <w:tblPrEx>
-          <w:tblCellMar>
-            <w:top w:w="0" w:type="dxa"/>
-            <w:bottom w:w="0" w:type="dxa"/>
-          </w:tblCellMar>
-        </w:tblPrEx>
         <w:tc>
           <w:tcPr>
             <w:tcW w:w="900" w:type="dxa"/>
@@ -1139,12 +1127,6 @@
         </w:tc>
       </w:tr>
       <w:tr>
-        <w:tblPrEx>
-          <w:tblCellMar>
-            <w:top w:w="0" w:type="dxa"/>
-            <w:bottom w:w="0" w:type="dxa"/>
-          </w:tblCellMar>
-        </w:tblPrEx>
         <w:tc>
           <w:tcPr>
             <w:tcW w:w="900" w:type="dxa"/>
@@ -1263,12 +1245,6 @@
         </w:tc>
       </w:tr>
       <w:tr>
-        <w:tblPrEx>
-          <w:tblCellMar>
-            <w:top w:w="0" w:type="dxa"/>
-            <w:bottom w:w="0" w:type="dxa"/>
-          </w:tblCellMar>
-        </w:tblPrEx>
         <w:tc>
           <w:tcPr>
             <w:tcW w:w="900" w:type="dxa"/>
@@ -1387,12 +1363,6 @@
         </w:tc>
       </w:tr>
       <w:tr>
-        <w:tblPrEx>
-          <w:tblCellMar>
-            <w:top w:w="0" w:type="dxa"/>
-            <w:bottom w:w="0" w:type="dxa"/>
-          </w:tblCellMar>
-        </w:tblPrEx>
         <w:tc>
           <w:tcPr>
             <w:tcW w:w="900" w:type="dxa"/>
@@ -1511,12 +1481,6 @@
         </w:tc>
       </w:tr>
       <w:tr>
-        <w:tblPrEx>
-          <w:tblCellMar>
-            <w:top w:w="0" w:type="dxa"/>
-            <w:bottom w:w="0" w:type="dxa"/>
-          </w:tblCellMar>
-        </w:tblPrEx>
         <w:tc>
           <w:tcPr>
             <w:tcW w:w="900" w:type="dxa"/>
@@ -1646,6 +1610,7 @@
           <w:rFonts w:ascii="Times New Roman" w:eastAsia="Calibri" w:hAnsi="Times New Roman" w:cs="Times New Roman"/>
           <w:b/>
           <w:bCs/>
+          <w:noProof/>
           <w:color w:val="auto"/>
           <w:sz w:val="22"/>
           <w:szCs w:val="22"/>
@@ -2312,12 +2277,6 @@
         <w:gridCol w:w="2400"/>
       </w:tblGrid>
       <w:tr>
-        <w:tblPrEx>
-          <w:tblCellMar>
-            <w:top w:w="0" w:type="dxa"/>
-            <w:bottom w:w="0" w:type="dxa"/>
-          </w:tblCellMar>
-        </w:tblPrEx>
         <w:tc>
           <w:tcPr>
             <w:tcW w:w="1900" w:type="dxa"/>
@@ -2448,12 +2407,6 @@
         </w:tc>
       </w:tr>
       <w:tr>
-        <w:tblPrEx>
-          <w:tblCellMar>
-            <w:top w:w="0" w:type="dxa"/>
-            <w:bottom w:w="0" w:type="dxa"/>
-          </w:tblCellMar>
-        </w:tblPrEx>
         <w:tc>
           <w:tcPr>
             <w:tcW w:w="1900" w:type="dxa"/>
@@ -2572,12 +2525,6 @@
         </w:tc>
       </w:tr>
       <w:tr>
-        <w:tblPrEx>
-          <w:tblCellMar>
-            <w:top w:w="0" w:type="dxa"/>
-            <w:bottom w:w="0" w:type="dxa"/>
-          </w:tblCellMar>
-        </w:tblPrEx>
         <w:tc>
           <w:tcPr>
             <w:tcW w:w="1900" w:type="dxa"/>
@@ -2696,12 +2643,6 @@
         </w:tc>
       </w:tr>
       <w:tr>
-        <w:tblPrEx>
-          <w:tblCellMar>
-            <w:top w:w="0" w:type="dxa"/>
-            <w:bottom w:w="0" w:type="dxa"/>
-          </w:tblCellMar>
-        </w:tblPrEx>
         <w:tc>
           <w:tcPr>
             <w:tcW w:w="1900" w:type="dxa"/>
@@ -2820,12 +2761,6 @@
         </w:tc>
       </w:tr>
       <w:tr>
-        <w:tblPrEx>
-          <w:tblCellMar>
-            <w:top w:w="0" w:type="dxa"/>
-            <w:bottom w:w="0" w:type="dxa"/>
-          </w:tblCellMar>
-        </w:tblPrEx>
         <w:tc>
           <w:tcPr>
             <w:tcW w:w="1900" w:type="dxa"/>
@@ -2975,8 +2910,8206 @@
     </w:p>
     <w:p>
       <w:pPr>
+        <w:pStyle w:val="Ttulo1"/>
+        <w:spacing w:before="320" w:after="160"/>
+      </w:pPr>
+      <w:r>
+        <w:rPr>
+          <w:b/>
+          <w:bCs/>
+          <w:color w:val="1F3864"/>
+          <w:sz w:val="27"/>
+          <w:szCs w:val="27"/>
+        </w:rPr>
+        <w:lastRenderedPageBreak/>
+        <w:t>3. Actividad 3: comparar mecanismos de agendamiento (Parte Juan)</w:t>
+      </w:r>
+    </w:p>
+    <w:p>
+      <w:pPr>
+        <w:spacing w:after="160" w:line="300" w:lineRule="auto"/>
+      </w:pPr>
+      <w:r>
+        <w:rPr>
+          <w:sz w:val="21"/>
+          <w:szCs w:val="21"/>
+        </w:rPr>
+        <w:t xml:space="preserve">A </w:t>
+      </w:r>
+      <w:proofErr w:type="gramStart"/>
+      <w:r>
+        <w:rPr>
+          <w:sz w:val="21"/>
+          <w:szCs w:val="21"/>
+        </w:rPr>
+        <w:t>continuación</w:t>
+      </w:r>
+      <w:proofErr w:type="gramEnd"/>
+      <w:r>
+        <w:rPr>
+          <w:sz w:val="21"/>
+          <w:szCs w:val="21"/>
+        </w:rPr>
+        <w:t xml:space="preserve"> se analizan las cuatro alternativas de mecanismo de agendamiento aplicables al proceso actual de GABO'S Readaptación y Movimiento, considerando el tiempo administrativo y de confirmación, el esfuerzo exigido a paciente y personal, el nivel de intervención humana, la prevención de conflictos, la facilidad de uso, la accesibilidad, la privacidad, la factibilidad técnica y la compatibilidad con la forma de trabajo de los cinco fisioterapeutas del centro.</w:t>
+      </w:r>
+    </w:p>
+    <w:p>
+      <w:pPr>
+        <w:pStyle w:val="Ttulo2"/>
+        <w:spacing w:before="240" w:after="120"/>
+      </w:pPr>
+      <w:r>
+        <w:rPr>
+          <w:b/>
+          <w:bCs/>
+          <w:color w:val="1F3864"/>
+          <w:sz w:val="23"/>
+          <w:szCs w:val="23"/>
+        </w:rPr>
+        <w:t>3.1 Análisis descriptivo de cada alternativa</w:t>
+      </w:r>
+    </w:p>
+    <w:p>
+      <w:pPr>
+        <w:spacing w:before="200" w:after="100"/>
+      </w:pPr>
+      <w:r>
+        <w:rPr>
+          <w:b/>
+          <w:bCs/>
+          <w:color w:val="1F3864"/>
+          <w:sz w:val="21"/>
+          <w:szCs w:val="21"/>
+        </w:rPr>
+        <w:t>1. Agenda digital interna</w:t>
+      </w:r>
+    </w:p>
+    <w:tbl>
+      <w:tblPr>
+        <w:tblW w:w="9350" w:type="dxa"/>
+        <w:tblBorders>
+          <w:top w:val="single" w:sz="4" w:space="0" w:color="auto"/>
+          <w:left w:val="single" w:sz="4" w:space="0" w:color="auto"/>
+          <w:bottom w:val="single" w:sz="4" w:space="0" w:color="auto"/>
+          <w:right w:val="single" w:sz="4" w:space="0" w:color="auto"/>
+          <w:insideH w:val="single" w:sz="4" w:space="0" w:color="auto"/>
+          <w:insideV w:val="single" w:sz="4" w:space="0" w:color="auto"/>
+        </w:tblBorders>
+        <w:tblCellMar>
+          <w:left w:w="10" w:type="dxa"/>
+          <w:right w:w="10" w:type="dxa"/>
+        </w:tblCellMar>
+        <w:tblLook w:val="0000" w:firstRow="0" w:lastRow="0" w:firstColumn="0" w:lastColumn="0" w:noHBand="0" w:noVBand="0"/>
+      </w:tblPr>
+      <w:tblGrid>
+        <w:gridCol w:w="2600"/>
+        <w:gridCol w:w="6750"/>
+      </w:tblGrid>
+      <w:tr>
+        <w:trPr>
+          <w:tblHeader/>
+        </w:trPr>
+        <w:tc>
+          <w:tcPr>
+            <w:tcW w:w="2600" w:type="dxa"/>
+            <w:tcBorders>
+              <w:top w:val="single" w:sz="4" w:space="0" w:color="999999"/>
+              <w:left w:val="single" w:sz="4" w:space="0" w:color="999999"/>
+              <w:bottom w:val="single" w:sz="4" w:space="0" w:color="999999"/>
+              <w:right w:val="single" w:sz="4" w:space="0" w:color="999999"/>
+            </w:tcBorders>
+            <w:shd w:val="clear" w:color="auto" w:fill="1F3864"/>
+            <w:tcMar>
+              <w:top w:w="80" w:type="dxa"/>
+              <w:left w:w="100" w:type="dxa"/>
+              <w:bottom w:w="80" w:type="dxa"/>
+              <w:right w:w="100" w:type="dxa"/>
+            </w:tcMar>
+            <w:vAlign w:val="center"/>
+          </w:tcPr>
+          <w:p>
+            <w:pPr>
+              <w:jc w:val="center"/>
+            </w:pPr>
+            <w:r>
+              <w:rPr>
+                <w:b/>
+                <w:bCs/>
+                <w:color w:val="FFFFFF"/>
+                <w:sz w:val="19"/>
+                <w:szCs w:val="19"/>
+              </w:rPr>
+              <w:t>Criterio</w:t>
+            </w:r>
+          </w:p>
+        </w:tc>
+        <w:tc>
+          <w:tcPr>
+            <w:tcW w:w="6750" w:type="dxa"/>
+            <w:tcBorders>
+              <w:top w:val="single" w:sz="4" w:space="0" w:color="999999"/>
+              <w:left w:val="single" w:sz="4" w:space="0" w:color="999999"/>
+              <w:bottom w:val="single" w:sz="4" w:space="0" w:color="999999"/>
+              <w:right w:val="single" w:sz="4" w:space="0" w:color="999999"/>
+            </w:tcBorders>
+            <w:shd w:val="clear" w:color="auto" w:fill="1F3864"/>
+            <w:tcMar>
+              <w:top w:w="80" w:type="dxa"/>
+              <w:left w:w="100" w:type="dxa"/>
+              <w:bottom w:w="80" w:type="dxa"/>
+              <w:right w:w="100" w:type="dxa"/>
+            </w:tcMar>
+            <w:vAlign w:val="center"/>
+          </w:tcPr>
+          <w:p>
+            <w:pPr>
+              <w:jc w:val="center"/>
+            </w:pPr>
+            <w:r>
+              <w:rPr>
+                <w:b/>
+                <w:bCs/>
+                <w:color w:val="FFFFFF"/>
+                <w:sz w:val="19"/>
+                <w:szCs w:val="19"/>
+              </w:rPr>
+              <w:t>Agenda digital interna</w:t>
+            </w:r>
+          </w:p>
+        </w:tc>
+      </w:tr>
+      <w:tr>
+        <w:tc>
+          <w:tcPr>
+            <w:tcW w:w="2600" w:type="dxa"/>
+            <w:tcBorders>
+              <w:top w:val="single" w:sz="4" w:space="0" w:color="999999"/>
+              <w:left w:val="single" w:sz="4" w:space="0" w:color="999999"/>
+              <w:bottom w:val="single" w:sz="4" w:space="0" w:color="999999"/>
+              <w:right w:val="single" w:sz="4" w:space="0" w:color="999999"/>
+            </w:tcBorders>
+            <w:shd w:val="clear" w:color="auto" w:fill="F2F2F2"/>
+            <w:tcMar>
+              <w:top w:w="80" w:type="dxa"/>
+              <w:left w:w="100" w:type="dxa"/>
+              <w:bottom w:w="80" w:type="dxa"/>
+              <w:right w:w="100" w:type="dxa"/>
+            </w:tcMar>
+            <w:vAlign w:val="center"/>
+          </w:tcPr>
+          <w:p>
+            <w:r>
+              <w:rPr>
+                <w:b/>
+                <w:bCs/>
+                <w:sz w:val="19"/>
+                <w:szCs w:val="19"/>
+              </w:rPr>
+              <w:t>Tiempo administrativo</w:t>
+            </w:r>
+          </w:p>
+        </w:tc>
+        <w:tc>
+          <w:tcPr>
+            <w:tcW w:w="6750" w:type="dxa"/>
+            <w:tcBorders>
+              <w:top w:val="single" w:sz="4" w:space="0" w:color="999999"/>
+              <w:left w:val="single" w:sz="4" w:space="0" w:color="999999"/>
+              <w:bottom w:val="single" w:sz="4" w:space="0" w:color="999999"/>
+              <w:right w:val="single" w:sz="4" w:space="0" w:color="999999"/>
+            </w:tcBorders>
+            <w:shd w:val="clear" w:color="auto" w:fill="F2F2F2"/>
+            <w:tcMar>
+              <w:top w:w="80" w:type="dxa"/>
+              <w:left w:w="100" w:type="dxa"/>
+              <w:bottom w:w="80" w:type="dxa"/>
+              <w:right w:w="100" w:type="dxa"/>
+            </w:tcMar>
+            <w:vAlign w:val="center"/>
+          </w:tcPr>
+          <w:p>
+            <w:r>
+              <w:rPr>
+                <w:sz w:val="19"/>
+                <w:szCs w:val="19"/>
+              </w:rPr>
+              <w:t>Media-alta: el personal sigue recibiendo la solicitud por WhatsApp y debe transcribirla, pero la búsqueda de horario es más rápida que en papel.</w:t>
+            </w:r>
+          </w:p>
+        </w:tc>
+      </w:tr>
+      <w:tr>
+        <w:tc>
+          <w:tcPr>
+            <w:tcW w:w="2600" w:type="dxa"/>
+            <w:tcBorders>
+              <w:top w:val="single" w:sz="4" w:space="0" w:color="999999"/>
+              <w:left w:val="single" w:sz="4" w:space="0" w:color="999999"/>
+              <w:bottom w:val="single" w:sz="4" w:space="0" w:color="999999"/>
+              <w:right w:val="single" w:sz="4" w:space="0" w:color="999999"/>
+            </w:tcBorders>
+            <w:tcMar>
+              <w:top w:w="80" w:type="dxa"/>
+              <w:left w:w="100" w:type="dxa"/>
+              <w:bottom w:w="80" w:type="dxa"/>
+              <w:right w:w="100" w:type="dxa"/>
+            </w:tcMar>
+            <w:vAlign w:val="center"/>
+          </w:tcPr>
+          <w:p>
+            <w:r>
+              <w:rPr>
+                <w:b/>
+                <w:bCs/>
+                <w:sz w:val="19"/>
+                <w:szCs w:val="19"/>
+              </w:rPr>
+              <w:t>Tiempo total de confirmación</w:t>
+            </w:r>
+          </w:p>
+        </w:tc>
+        <w:tc>
+          <w:tcPr>
+            <w:tcW w:w="6750" w:type="dxa"/>
+            <w:tcBorders>
+              <w:top w:val="single" w:sz="4" w:space="0" w:color="999999"/>
+              <w:left w:val="single" w:sz="4" w:space="0" w:color="999999"/>
+              <w:bottom w:val="single" w:sz="4" w:space="0" w:color="999999"/>
+              <w:right w:val="single" w:sz="4" w:space="0" w:color="999999"/>
+            </w:tcBorders>
+            <w:tcMar>
+              <w:top w:w="80" w:type="dxa"/>
+              <w:left w:w="100" w:type="dxa"/>
+              <w:bottom w:w="80" w:type="dxa"/>
+              <w:right w:w="100" w:type="dxa"/>
+            </w:tcMar>
+            <w:vAlign w:val="center"/>
+          </w:tcPr>
+          <w:p>
+            <w:r>
+              <w:rPr>
+                <w:sz w:val="19"/>
+                <w:szCs w:val="19"/>
+              </w:rPr>
+              <w:t>Media: no elimina la negociación por chat, solo agiliza el registro.</w:t>
+            </w:r>
+          </w:p>
+        </w:tc>
+      </w:tr>
+      <w:tr>
+        <w:tc>
+          <w:tcPr>
+            <w:tcW w:w="2600" w:type="dxa"/>
+            <w:tcBorders>
+              <w:top w:val="single" w:sz="4" w:space="0" w:color="999999"/>
+              <w:left w:val="single" w:sz="4" w:space="0" w:color="999999"/>
+              <w:bottom w:val="single" w:sz="4" w:space="0" w:color="999999"/>
+              <w:right w:val="single" w:sz="4" w:space="0" w:color="999999"/>
+            </w:tcBorders>
+            <w:shd w:val="clear" w:color="auto" w:fill="F2F2F2"/>
+            <w:tcMar>
+              <w:top w:w="80" w:type="dxa"/>
+              <w:left w:w="100" w:type="dxa"/>
+              <w:bottom w:w="80" w:type="dxa"/>
+              <w:right w:w="100" w:type="dxa"/>
+            </w:tcMar>
+            <w:vAlign w:val="center"/>
+          </w:tcPr>
+          <w:p>
+            <w:r>
+              <w:rPr>
+                <w:b/>
+                <w:bCs/>
+                <w:sz w:val="19"/>
+                <w:szCs w:val="19"/>
+              </w:rPr>
+              <w:t>Acciones del paciente</w:t>
+            </w:r>
+          </w:p>
+        </w:tc>
+        <w:tc>
+          <w:tcPr>
+            <w:tcW w:w="6750" w:type="dxa"/>
+            <w:tcBorders>
+              <w:top w:val="single" w:sz="4" w:space="0" w:color="999999"/>
+              <w:left w:val="single" w:sz="4" w:space="0" w:color="999999"/>
+              <w:bottom w:val="single" w:sz="4" w:space="0" w:color="999999"/>
+              <w:right w:val="single" w:sz="4" w:space="0" w:color="999999"/>
+            </w:tcBorders>
+            <w:shd w:val="clear" w:color="auto" w:fill="F2F2F2"/>
+            <w:tcMar>
+              <w:top w:w="80" w:type="dxa"/>
+              <w:left w:w="100" w:type="dxa"/>
+              <w:bottom w:w="80" w:type="dxa"/>
+              <w:right w:w="100" w:type="dxa"/>
+            </w:tcMar>
+            <w:vAlign w:val="center"/>
+          </w:tcPr>
+          <w:p>
+            <w:r>
+              <w:rPr>
+                <w:sz w:val="19"/>
+                <w:szCs w:val="19"/>
+              </w:rPr>
+              <w:t>Baja: el paciente solo envía un mensaje, igual que hoy.</w:t>
+            </w:r>
+          </w:p>
+        </w:tc>
+      </w:tr>
+      <w:tr>
+        <w:tc>
+          <w:tcPr>
+            <w:tcW w:w="2600" w:type="dxa"/>
+            <w:tcBorders>
+              <w:top w:val="single" w:sz="4" w:space="0" w:color="999999"/>
+              <w:left w:val="single" w:sz="4" w:space="0" w:color="999999"/>
+              <w:bottom w:val="single" w:sz="4" w:space="0" w:color="999999"/>
+              <w:right w:val="single" w:sz="4" w:space="0" w:color="999999"/>
+            </w:tcBorders>
+            <w:tcMar>
+              <w:top w:w="80" w:type="dxa"/>
+              <w:left w:w="100" w:type="dxa"/>
+              <w:bottom w:w="80" w:type="dxa"/>
+              <w:right w:w="100" w:type="dxa"/>
+            </w:tcMar>
+            <w:vAlign w:val="center"/>
+          </w:tcPr>
+          <w:p>
+            <w:r>
+              <w:rPr>
+                <w:b/>
+                <w:bCs/>
+                <w:sz w:val="19"/>
+                <w:szCs w:val="19"/>
+              </w:rPr>
+              <w:t>Acciones del personal</w:t>
+            </w:r>
+          </w:p>
+        </w:tc>
+        <w:tc>
+          <w:tcPr>
+            <w:tcW w:w="6750" w:type="dxa"/>
+            <w:tcBorders>
+              <w:top w:val="single" w:sz="4" w:space="0" w:color="999999"/>
+              <w:left w:val="single" w:sz="4" w:space="0" w:color="999999"/>
+              <w:bottom w:val="single" w:sz="4" w:space="0" w:color="999999"/>
+              <w:right w:val="single" w:sz="4" w:space="0" w:color="999999"/>
+            </w:tcBorders>
+            <w:tcMar>
+              <w:top w:w="80" w:type="dxa"/>
+              <w:left w:w="100" w:type="dxa"/>
+              <w:bottom w:w="80" w:type="dxa"/>
+              <w:right w:w="100" w:type="dxa"/>
+            </w:tcMar>
+            <w:vAlign w:val="center"/>
+          </w:tcPr>
+          <w:p>
+            <w:r>
+              <w:rPr>
+                <w:sz w:val="19"/>
+                <w:szCs w:val="19"/>
+              </w:rPr>
+              <w:t>Alta: revisa, busca, registra y confirma manualmente cada cita.</w:t>
+            </w:r>
+          </w:p>
+        </w:tc>
+      </w:tr>
+      <w:tr>
+        <w:tc>
+          <w:tcPr>
+            <w:tcW w:w="2600" w:type="dxa"/>
+            <w:tcBorders>
+              <w:top w:val="single" w:sz="4" w:space="0" w:color="999999"/>
+              <w:left w:val="single" w:sz="4" w:space="0" w:color="999999"/>
+              <w:bottom w:val="single" w:sz="4" w:space="0" w:color="999999"/>
+              <w:right w:val="single" w:sz="4" w:space="0" w:color="999999"/>
+            </w:tcBorders>
+            <w:shd w:val="clear" w:color="auto" w:fill="F2F2F2"/>
+            <w:tcMar>
+              <w:top w:w="80" w:type="dxa"/>
+              <w:left w:w="100" w:type="dxa"/>
+              <w:bottom w:w="80" w:type="dxa"/>
+              <w:right w:w="100" w:type="dxa"/>
+            </w:tcMar>
+            <w:vAlign w:val="center"/>
+          </w:tcPr>
+          <w:p>
+            <w:r>
+              <w:rPr>
+                <w:b/>
+                <w:bCs/>
+                <w:sz w:val="19"/>
+                <w:szCs w:val="19"/>
+              </w:rPr>
+              <w:t>Intervención humana</w:t>
+            </w:r>
+          </w:p>
+        </w:tc>
+        <w:tc>
+          <w:tcPr>
+            <w:tcW w:w="6750" w:type="dxa"/>
+            <w:tcBorders>
+              <w:top w:val="single" w:sz="4" w:space="0" w:color="999999"/>
+              <w:left w:val="single" w:sz="4" w:space="0" w:color="999999"/>
+              <w:bottom w:val="single" w:sz="4" w:space="0" w:color="999999"/>
+              <w:right w:val="single" w:sz="4" w:space="0" w:color="999999"/>
+            </w:tcBorders>
+            <w:shd w:val="clear" w:color="auto" w:fill="F2F2F2"/>
+            <w:tcMar>
+              <w:top w:w="80" w:type="dxa"/>
+              <w:left w:w="100" w:type="dxa"/>
+              <w:bottom w:w="80" w:type="dxa"/>
+              <w:right w:w="100" w:type="dxa"/>
+            </w:tcMar>
+            <w:vAlign w:val="center"/>
+          </w:tcPr>
+          <w:p>
+            <w:r>
+              <w:rPr>
+                <w:sz w:val="19"/>
+                <w:szCs w:val="19"/>
+              </w:rPr>
+              <w:t>Total (100%): ninguna cita se agenda sin que el personal la digite.</w:t>
+            </w:r>
+          </w:p>
+        </w:tc>
+      </w:tr>
+      <w:tr>
+        <w:tc>
+          <w:tcPr>
+            <w:tcW w:w="2600" w:type="dxa"/>
+            <w:tcBorders>
+              <w:top w:val="single" w:sz="4" w:space="0" w:color="999999"/>
+              <w:left w:val="single" w:sz="4" w:space="0" w:color="999999"/>
+              <w:bottom w:val="single" w:sz="4" w:space="0" w:color="999999"/>
+              <w:right w:val="single" w:sz="4" w:space="0" w:color="999999"/>
+            </w:tcBorders>
+            <w:tcMar>
+              <w:top w:w="80" w:type="dxa"/>
+              <w:left w:w="100" w:type="dxa"/>
+              <w:bottom w:w="80" w:type="dxa"/>
+              <w:right w:w="100" w:type="dxa"/>
+            </w:tcMar>
+            <w:vAlign w:val="center"/>
+          </w:tcPr>
+          <w:p>
+            <w:r>
+              <w:rPr>
+                <w:b/>
+                <w:bCs/>
+                <w:sz w:val="19"/>
+                <w:szCs w:val="19"/>
+              </w:rPr>
+              <w:t>Prevención de conflictos / errores</w:t>
+            </w:r>
+          </w:p>
+        </w:tc>
+        <w:tc>
+          <w:tcPr>
+            <w:tcW w:w="6750" w:type="dxa"/>
+            <w:tcBorders>
+              <w:top w:val="single" w:sz="4" w:space="0" w:color="999999"/>
+              <w:left w:val="single" w:sz="4" w:space="0" w:color="999999"/>
+              <w:bottom w:val="single" w:sz="4" w:space="0" w:color="999999"/>
+              <w:right w:val="single" w:sz="4" w:space="0" w:color="999999"/>
+            </w:tcBorders>
+            <w:tcMar>
+              <w:top w:w="80" w:type="dxa"/>
+              <w:left w:w="100" w:type="dxa"/>
+              <w:bottom w:w="80" w:type="dxa"/>
+              <w:right w:w="100" w:type="dxa"/>
+            </w:tcMar>
+            <w:vAlign w:val="center"/>
+          </w:tcPr>
+          <w:p>
+            <w:r>
+              <w:rPr>
+                <w:sz w:val="19"/>
+                <w:szCs w:val="19"/>
+              </w:rPr>
+              <w:t>Se reduce el doble registro en papel, pero el bloqueo de horarios sigue dependiendo de que el personal actualice el calendario a tiempo.</w:t>
+            </w:r>
+          </w:p>
+        </w:tc>
+      </w:tr>
+      <w:tr>
+        <w:tc>
+          <w:tcPr>
+            <w:tcW w:w="2600" w:type="dxa"/>
+            <w:tcBorders>
+              <w:top w:val="single" w:sz="4" w:space="0" w:color="999999"/>
+              <w:left w:val="single" w:sz="4" w:space="0" w:color="999999"/>
+              <w:bottom w:val="single" w:sz="4" w:space="0" w:color="999999"/>
+              <w:right w:val="single" w:sz="4" w:space="0" w:color="999999"/>
+            </w:tcBorders>
+            <w:shd w:val="clear" w:color="auto" w:fill="F2F2F2"/>
+            <w:tcMar>
+              <w:top w:w="80" w:type="dxa"/>
+              <w:left w:w="100" w:type="dxa"/>
+              <w:bottom w:w="80" w:type="dxa"/>
+              <w:right w:w="100" w:type="dxa"/>
+            </w:tcMar>
+            <w:vAlign w:val="center"/>
+          </w:tcPr>
+          <w:p>
+            <w:r>
+              <w:rPr>
+                <w:b/>
+                <w:bCs/>
+                <w:sz w:val="19"/>
+                <w:szCs w:val="19"/>
+              </w:rPr>
+              <w:t>Facilidad de uso</w:t>
+            </w:r>
+          </w:p>
+        </w:tc>
+        <w:tc>
+          <w:tcPr>
+            <w:tcW w:w="6750" w:type="dxa"/>
+            <w:tcBorders>
+              <w:top w:val="single" w:sz="4" w:space="0" w:color="999999"/>
+              <w:left w:val="single" w:sz="4" w:space="0" w:color="999999"/>
+              <w:bottom w:val="single" w:sz="4" w:space="0" w:color="999999"/>
+              <w:right w:val="single" w:sz="4" w:space="0" w:color="999999"/>
+            </w:tcBorders>
+            <w:shd w:val="clear" w:color="auto" w:fill="F2F2F2"/>
+            <w:tcMar>
+              <w:top w:w="80" w:type="dxa"/>
+              <w:left w:w="100" w:type="dxa"/>
+              <w:bottom w:w="80" w:type="dxa"/>
+              <w:right w:w="100" w:type="dxa"/>
+            </w:tcMar>
+            <w:vAlign w:val="center"/>
+          </w:tcPr>
+          <w:p>
+            <w:r>
+              <w:rPr>
+                <w:sz w:val="19"/>
+                <w:szCs w:val="19"/>
+              </w:rPr>
+              <w:t>Alta para el personal (interfaz de calendario conocida); sin cambios para el paciente.</w:t>
+            </w:r>
+          </w:p>
+        </w:tc>
+      </w:tr>
+      <w:tr>
+        <w:tc>
+          <w:tcPr>
+            <w:tcW w:w="2600" w:type="dxa"/>
+            <w:tcBorders>
+              <w:top w:val="single" w:sz="4" w:space="0" w:color="999999"/>
+              <w:left w:val="single" w:sz="4" w:space="0" w:color="999999"/>
+              <w:bottom w:val="single" w:sz="4" w:space="0" w:color="999999"/>
+              <w:right w:val="single" w:sz="4" w:space="0" w:color="999999"/>
+            </w:tcBorders>
+            <w:tcMar>
+              <w:top w:w="80" w:type="dxa"/>
+              <w:left w:w="100" w:type="dxa"/>
+              <w:bottom w:w="80" w:type="dxa"/>
+              <w:right w:w="100" w:type="dxa"/>
+            </w:tcMar>
+            <w:vAlign w:val="center"/>
+          </w:tcPr>
+          <w:p>
+            <w:r>
+              <w:rPr>
+                <w:b/>
+                <w:bCs/>
+                <w:sz w:val="19"/>
+                <w:szCs w:val="19"/>
+              </w:rPr>
+              <w:t>Accesibilidad</w:t>
+            </w:r>
+          </w:p>
+        </w:tc>
+        <w:tc>
+          <w:tcPr>
+            <w:tcW w:w="6750" w:type="dxa"/>
+            <w:tcBorders>
+              <w:top w:val="single" w:sz="4" w:space="0" w:color="999999"/>
+              <w:left w:val="single" w:sz="4" w:space="0" w:color="999999"/>
+              <w:bottom w:val="single" w:sz="4" w:space="0" w:color="999999"/>
+              <w:right w:val="single" w:sz="4" w:space="0" w:color="999999"/>
+            </w:tcBorders>
+            <w:tcMar>
+              <w:top w:w="80" w:type="dxa"/>
+              <w:left w:w="100" w:type="dxa"/>
+              <w:bottom w:w="80" w:type="dxa"/>
+              <w:right w:w="100" w:type="dxa"/>
+            </w:tcMar>
+            <w:vAlign w:val="center"/>
+          </w:tcPr>
+          <w:p>
+            <w:r>
+              <w:rPr>
+                <w:sz w:val="19"/>
+                <w:szCs w:val="19"/>
+              </w:rPr>
+              <w:t>No exige nada nuevo al paciente; el personal sí requiere alfabetización digital básica.</w:t>
+            </w:r>
+          </w:p>
+        </w:tc>
+      </w:tr>
+      <w:tr>
+        <w:tc>
+          <w:tcPr>
+            <w:tcW w:w="2600" w:type="dxa"/>
+            <w:tcBorders>
+              <w:top w:val="single" w:sz="4" w:space="0" w:color="999999"/>
+              <w:left w:val="single" w:sz="4" w:space="0" w:color="999999"/>
+              <w:bottom w:val="single" w:sz="4" w:space="0" w:color="999999"/>
+              <w:right w:val="single" w:sz="4" w:space="0" w:color="999999"/>
+            </w:tcBorders>
+            <w:shd w:val="clear" w:color="auto" w:fill="F2F2F2"/>
+            <w:tcMar>
+              <w:top w:w="80" w:type="dxa"/>
+              <w:left w:w="100" w:type="dxa"/>
+              <w:bottom w:w="80" w:type="dxa"/>
+              <w:right w:w="100" w:type="dxa"/>
+            </w:tcMar>
+            <w:vAlign w:val="center"/>
+          </w:tcPr>
+          <w:p>
+            <w:r>
+              <w:rPr>
+                <w:b/>
+                <w:bCs/>
+                <w:sz w:val="19"/>
+                <w:szCs w:val="19"/>
+              </w:rPr>
+              <w:t>Privacidad</w:t>
+            </w:r>
+          </w:p>
+        </w:tc>
+        <w:tc>
+          <w:tcPr>
+            <w:tcW w:w="6750" w:type="dxa"/>
+            <w:tcBorders>
+              <w:top w:val="single" w:sz="4" w:space="0" w:color="999999"/>
+              <w:left w:val="single" w:sz="4" w:space="0" w:color="999999"/>
+              <w:bottom w:val="single" w:sz="4" w:space="0" w:color="999999"/>
+              <w:right w:val="single" w:sz="4" w:space="0" w:color="999999"/>
+            </w:tcBorders>
+            <w:shd w:val="clear" w:color="auto" w:fill="F2F2F2"/>
+            <w:tcMar>
+              <w:top w:w="80" w:type="dxa"/>
+              <w:left w:w="100" w:type="dxa"/>
+              <w:bottom w:w="80" w:type="dxa"/>
+              <w:right w:w="100" w:type="dxa"/>
+            </w:tcMar>
+            <w:vAlign w:val="center"/>
+          </w:tcPr>
+          <w:p>
+            <w:r>
+              <w:rPr>
+                <w:sz w:val="19"/>
+                <w:szCs w:val="19"/>
+              </w:rPr>
+              <w:t>Mejora frente al papel y WhatsApp disperso, pero la información sigue centralizada solo en el equipo administrativo.</w:t>
+            </w:r>
+          </w:p>
+        </w:tc>
+      </w:tr>
+      <w:tr>
+        <w:tc>
+          <w:tcPr>
+            <w:tcW w:w="2600" w:type="dxa"/>
+            <w:tcBorders>
+              <w:top w:val="single" w:sz="4" w:space="0" w:color="999999"/>
+              <w:left w:val="single" w:sz="4" w:space="0" w:color="999999"/>
+              <w:bottom w:val="single" w:sz="4" w:space="0" w:color="999999"/>
+              <w:right w:val="single" w:sz="4" w:space="0" w:color="999999"/>
+            </w:tcBorders>
+            <w:tcMar>
+              <w:top w:w="80" w:type="dxa"/>
+              <w:left w:w="100" w:type="dxa"/>
+              <w:bottom w:w="80" w:type="dxa"/>
+              <w:right w:w="100" w:type="dxa"/>
+            </w:tcMar>
+            <w:vAlign w:val="center"/>
+          </w:tcPr>
+          <w:p>
+            <w:r>
+              <w:rPr>
+                <w:b/>
+                <w:bCs/>
+                <w:sz w:val="19"/>
+                <w:szCs w:val="19"/>
+              </w:rPr>
+              <w:t>Factibilidad técnica</w:t>
+            </w:r>
+          </w:p>
+        </w:tc>
+        <w:tc>
+          <w:tcPr>
+            <w:tcW w:w="6750" w:type="dxa"/>
+            <w:tcBorders>
+              <w:top w:val="single" w:sz="4" w:space="0" w:color="999999"/>
+              <w:left w:val="single" w:sz="4" w:space="0" w:color="999999"/>
+              <w:bottom w:val="single" w:sz="4" w:space="0" w:color="999999"/>
+              <w:right w:val="single" w:sz="4" w:space="0" w:color="999999"/>
+            </w:tcBorders>
+            <w:tcMar>
+              <w:top w:w="80" w:type="dxa"/>
+              <w:left w:w="100" w:type="dxa"/>
+              <w:bottom w:w="80" w:type="dxa"/>
+              <w:right w:w="100" w:type="dxa"/>
+            </w:tcMar>
+            <w:vAlign w:val="center"/>
+          </w:tcPr>
+          <w:p>
+            <w:r>
+              <w:rPr>
+                <w:sz w:val="19"/>
+                <w:szCs w:val="19"/>
+              </w:rPr>
+              <w:t>Alta: bajo costo, herramientas ya existentes (Google Calendar u hoja compartida), sin capacitar pacientes.</w:t>
+            </w:r>
+          </w:p>
+        </w:tc>
+      </w:tr>
+      <w:tr>
+        <w:tc>
+          <w:tcPr>
+            <w:tcW w:w="2600" w:type="dxa"/>
+            <w:tcBorders>
+              <w:top w:val="single" w:sz="4" w:space="0" w:color="999999"/>
+              <w:left w:val="single" w:sz="4" w:space="0" w:color="999999"/>
+              <w:bottom w:val="single" w:sz="4" w:space="0" w:color="999999"/>
+              <w:right w:val="single" w:sz="4" w:space="0" w:color="999999"/>
+            </w:tcBorders>
+            <w:shd w:val="clear" w:color="auto" w:fill="F2F2F2"/>
+            <w:tcMar>
+              <w:top w:w="80" w:type="dxa"/>
+              <w:left w:w="100" w:type="dxa"/>
+              <w:bottom w:w="80" w:type="dxa"/>
+              <w:right w:w="100" w:type="dxa"/>
+            </w:tcMar>
+            <w:vAlign w:val="center"/>
+          </w:tcPr>
+          <w:p>
+            <w:r>
+              <w:rPr>
+                <w:b/>
+                <w:bCs/>
+                <w:sz w:val="19"/>
+                <w:szCs w:val="19"/>
+              </w:rPr>
+              <w:t>Compatibilidad con los 5 fisioterapeutas</w:t>
+            </w:r>
+          </w:p>
+        </w:tc>
+        <w:tc>
+          <w:tcPr>
+            <w:tcW w:w="6750" w:type="dxa"/>
+            <w:tcBorders>
+              <w:top w:val="single" w:sz="4" w:space="0" w:color="999999"/>
+              <w:left w:val="single" w:sz="4" w:space="0" w:color="999999"/>
+              <w:bottom w:val="single" w:sz="4" w:space="0" w:color="999999"/>
+              <w:right w:val="single" w:sz="4" w:space="0" w:color="999999"/>
+            </w:tcBorders>
+            <w:shd w:val="clear" w:color="auto" w:fill="F2F2F2"/>
+            <w:tcMar>
+              <w:top w:w="80" w:type="dxa"/>
+              <w:left w:w="100" w:type="dxa"/>
+              <w:bottom w:w="80" w:type="dxa"/>
+              <w:right w:w="100" w:type="dxa"/>
+            </w:tcMar>
+            <w:vAlign w:val="center"/>
+          </w:tcPr>
+          <w:p>
+            <w:r>
+              <w:rPr>
+                <w:sz w:val="19"/>
+                <w:szCs w:val="19"/>
+              </w:rPr>
+              <w:t>Alta: cada fisioterapeuta puede tener su propio calendario o color sin alterar su rutina actual.</w:t>
+            </w:r>
+          </w:p>
+        </w:tc>
+      </w:tr>
+    </w:tbl>
+    <w:p>
+      <w:pPr>
+        <w:spacing w:before="200" w:after="100"/>
+      </w:pPr>
+      <w:r>
+        <w:rPr>
+          <w:b/>
+          <w:bCs/>
+          <w:color w:val="1F3864"/>
+          <w:sz w:val="21"/>
+          <w:szCs w:val="21"/>
+        </w:rPr>
+        <w:t>2. Solicitud con confirmación</w:t>
+      </w:r>
+    </w:p>
+    <w:tbl>
+      <w:tblPr>
+        <w:tblW w:w="9350" w:type="dxa"/>
+        <w:tblBorders>
+          <w:top w:val="single" w:sz="4" w:space="0" w:color="auto"/>
+          <w:left w:val="single" w:sz="4" w:space="0" w:color="auto"/>
+          <w:bottom w:val="single" w:sz="4" w:space="0" w:color="auto"/>
+          <w:right w:val="single" w:sz="4" w:space="0" w:color="auto"/>
+          <w:insideH w:val="single" w:sz="4" w:space="0" w:color="auto"/>
+          <w:insideV w:val="single" w:sz="4" w:space="0" w:color="auto"/>
+        </w:tblBorders>
+        <w:tblCellMar>
+          <w:left w:w="10" w:type="dxa"/>
+          <w:right w:w="10" w:type="dxa"/>
+        </w:tblCellMar>
+        <w:tblLook w:val="0000" w:firstRow="0" w:lastRow="0" w:firstColumn="0" w:lastColumn="0" w:noHBand="0" w:noVBand="0"/>
+      </w:tblPr>
+      <w:tblGrid>
+        <w:gridCol w:w="2600"/>
+        <w:gridCol w:w="6750"/>
+      </w:tblGrid>
+      <w:tr>
+        <w:trPr>
+          <w:tblHeader/>
+        </w:trPr>
+        <w:tc>
+          <w:tcPr>
+            <w:tcW w:w="2600" w:type="dxa"/>
+            <w:tcBorders>
+              <w:top w:val="single" w:sz="4" w:space="0" w:color="999999"/>
+              <w:left w:val="single" w:sz="4" w:space="0" w:color="999999"/>
+              <w:bottom w:val="single" w:sz="4" w:space="0" w:color="999999"/>
+              <w:right w:val="single" w:sz="4" w:space="0" w:color="999999"/>
+            </w:tcBorders>
+            <w:shd w:val="clear" w:color="auto" w:fill="1F3864"/>
+            <w:tcMar>
+              <w:top w:w="80" w:type="dxa"/>
+              <w:left w:w="100" w:type="dxa"/>
+              <w:bottom w:w="80" w:type="dxa"/>
+              <w:right w:w="100" w:type="dxa"/>
+            </w:tcMar>
+            <w:vAlign w:val="center"/>
+          </w:tcPr>
+          <w:p>
+            <w:pPr>
+              <w:jc w:val="center"/>
+            </w:pPr>
+            <w:r>
+              <w:rPr>
+                <w:b/>
+                <w:bCs/>
+                <w:color w:val="FFFFFF"/>
+                <w:sz w:val="19"/>
+                <w:szCs w:val="19"/>
+              </w:rPr>
+              <w:t>Criterio</w:t>
+            </w:r>
+          </w:p>
+        </w:tc>
+        <w:tc>
+          <w:tcPr>
+            <w:tcW w:w="6750" w:type="dxa"/>
+            <w:tcBorders>
+              <w:top w:val="single" w:sz="4" w:space="0" w:color="999999"/>
+              <w:left w:val="single" w:sz="4" w:space="0" w:color="999999"/>
+              <w:bottom w:val="single" w:sz="4" w:space="0" w:color="999999"/>
+              <w:right w:val="single" w:sz="4" w:space="0" w:color="999999"/>
+            </w:tcBorders>
+            <w:shd w:val="clear" w:color="auto" w:fill="1F3864"/>
+            <w:tcMar>
+              <w:top w:w="80" w:type="dxa"/>
+              <w:left w:w="100" w:type="dxa"/>
+              <w:bottom w:w="80" w:type="dxa"/>
+              <w:right w:w="100" w:type="dxa"/>
+            </w:tcMar>
+            <w:vAlign w:val="center"/>
+          </w:tcPr>
+          <w:p>
+            <w:pPr>
+              <w:jc w:val="center"/>
+            </w:pPr>
+            <w:r>
+              <w:rPr>
+                <w:b/>
+                <w:bCs/>
+                <w:color w:val="FFFFFF"/>
+                <w:sz w:val="19"/>
+                <w:szCs w:val="19"/>
+              </w:rPr>
+              <w:t>Solicitud con confirmación</w:t>
+            </w:r>
+          </w:p>
+        </w:tc>
+      </w:tr>
+      <w:tr>
+        <w:tc>
+          <w:tcPr>
+            <w:tcW w:w="2600" w:type="dxa"/>
+            <w:tcBorders>
+              <w:top w:val="single" w:sz="4" w:space="0" w:color="999999"/>
+              <w:left w:val="single" w:sz="4" w:space="0" w:color="999999"/>
+              <w:bottom w:val="single" w:sz="4" w:space="0" w:color="999999"/>
+              <w:right w:val="single" w:sz="4" w:space="0" w:color="999999"/>
+            </w:tcBorders>
+            <w:shd w:val="clear" w:color="auto" w:fill="F2F2F2"/>
+            <w:tcMar>
+              <w:top w:w="80" w:type="dxa"/>
+              <w:left w:w="100" w:type="dxa"/>
+              <w:bottom w:w="80" w:type="dxa"/>
+              <w:right w:w="100" w:type="dxa"/>
+            </w:tcMar>
+            <w:vAlign w:val="center"/>
+          </w:tcPr>
+          <w:p>
+            <w:r>
+              <w:rPr>
+                <w:b/>
+                <w:bCs/>
+                <w:sz w:val="19"/>
+                <w:szCs w:val="19"/>
+              </w:rPr>
+              <w:t>Tiempo administrativo</w:t>
+            </w:r>
+          </w:p>
+        </w:tc>
+        <w:tc>
+          <w:tcPr>
+            <w:tcW w:w="6750" w:type="dxa"/>
+            <w:tcBorders>
+              <w:top w:val="single" w:sz="4" w:space="0" w:color="999999"/>
+              <w:left w:val="single" w:sz="4" w:space="0" w:color="999999"/>
+              <w:bottom w:val="single" w:sz="4" w:space="0" w:color="999999"/>
+              <w:right w:val="single" w:sz="4" w:space="0" w:color="999999"/>
+            </w:tcBorders>
+            <w:shd w:val="clear" w:color="auto" w:fill="F2F2F2"/>
+            <w:tcMar>
+              <w:top w:w="80" w:type="dxa"/>
+              <w:left w:w="100" w:type="dxa"/>
+              <w:bottom w:w="80" w:type="dxa"/>
+              <w:right w:w="100" w:type="dxa"/>
+            </w:tcMar>
+            <w:vAlign w:val="center"/>
+          </w:tcPr>
+          <w:p>
+            <w:r>
+              <w:rPr>
+                <w:sz w:val="19"/>
+                <w:szCs w:val="19"/>
+              </w:rPr>
+              <w:t>Media: cada solicitud recibida igual requiere revisión y aprobación del personal.</w:t>
+            </w:r>
+          </w:p>
+        </w:tc>
+      </w:tr>
+      <w:tr>
+        <w:tc>
+          <w:tcPr>
+            <w:tcW w:w="2600" w:type="dxa"/>
+            <w:tcBorders>
+              <w:top w:val="single" w:sz="4" w:space="0" w:color="999999"/>
+              <w:left w:val="single" w:sz="4" w:space="0" w:color="999999"/>
+              <w:bottom w:val="single" w:sz="4" w:space="0" w:color="999999"/>
+              <w:right w:val="single" w:sz="4" w:space="0" w:color="999999"/>
+            </w:tcBorders>
+            <w:tcMar>
+              <w:top w:w="80" w:type="dxa"/>
+              <w:left w:w="100" w:type="dxa"/>
+              <w:bottom w:w="80" w:type="dxa"/>
+              <w:right w:w="100" w:type="dxa"/>
+            </w:tcMar>
+            <w:vAlign w:val="center"/>
+          </w:tcPr>
+          <w:p>
+            <w:r>
+              <w:rPr>
+                <w:b/>
+                <w:bCs/>
+                <w:sz w:val="19"/>
+                <w:szCs w:val="19"/>
+              </w:rPr>
+              <w:t>Tiempo total de confirmación</w:t>
+            </w:r>
+          </w:p>
+        </w:tc>
+        <w:tc>
+          <w:tcPr>
+            <w:tcW w:w="6750" w:type="dxa"/>
+            <w:tcBorders>
+              <w:top w:val="single" w:sz="4" w:space="0" w:color="999999"/>
+              <w:left w:val="single" w:sz="4" w:space="0" w:color="999999"/>
+              <w:bottom w:val="single" w:sz="4" w:space="0" w:color="999999"/>
+              <w:right w:val="single" w:sz="4" w:space="0" w:color="999999"/>
+            </w:tcBorders>
+            <w:tcMar>
+              <w:top w:w="80" w:type="dxa"/>
+              <w:left w:w="100" w:type="dxa"/>
+              <w:bottom w:w="80" w:type="dxa"/>
+              <w:right w:w="100" w:type="dxa"/>
+            </w:tcMar>
+            <w:vAlign w:val="center"/>
+          </w:tcPr>
+          <w:p>
+            <w:r>
+              <w:rPr>
+                <w:sz w:val="19"/>
+                <w:szCs w:val="19"/>
+              </w:rPr>
+              <w:t>Media: se reduce la negociación porque el paciente ya indica fecha y terapeuta preferido.</w:t>
+            </w:r>
+          </w:p>
+        </w:tc>
+      </w:tr>
+      <w:tr>
+        <w:tc>
+          <w:tcPr>
+            <w:tcW w:w="2600" w:type="dxa"/>
+            <w:tcBorders>
+              <w:top w:val="single" w:sz="4" w:space="0" w:color="999999"/>
+              <w:left w:val="single" w:sz="4" w:space="0" w:color="999999"/>
+              <w:bottom w:val="single" w:sz="4" w:space="0" w:color="999999"/>
+              <w:right w:val="single" w:sz="4" w:space="0" w:color="999999"/>
+            </w:tcBorders>
+            <w:shd w:val="clear" w:color="auto" w:fill="F2F2F2"/>
+            <w:tcMar>
+              <w:top w:w="80" w:type="dxa"/>
+              <w:left w:w="100" w:type="dxa"/>
+              <w:bottom w:w="80" w:type="dxa"/>
+              <w:right w:w="100" w:type="dxa"/>
+            </w:tcMar>
+            <w:vAlign w:val="center"/>
+          </w:tcPr>
+          <w:p>
+            <w:r>
+              <w:rPr>
+                <w:b/>
+                <w:bCs/>
+                <w:sz w:val="19"/>
+                <w:szCs w:val="19"/>
+              </w:rPr>
+              <w:t>Acciones del paciente</w:t>
+            </w:r>
+          </w:p>
+        </w:tc>
+        <w:tc>
+          <w:tcPr>
+            <w:tcW w:w="6750" w:type="dxa"/>
+            <w:tcBorders>
+              <w:top w:val="single" w:sz="4" w:space="0" w:color="999999"/>
+              <w:left w:val="single" w:sz="4" w:space="0" w:color="999999"/>
+              <w:bottom w:val="single" w:sz="4" w:space="0" w:color="999999"/>
+              <w:right w:val="single" w:sz="4" w:space="0" w:color="999999"/>
+            </w:tcBorders>
+            <w:shd w:val="clear" w:color="auto" w:fill="F2F2F2"/>
+            <w:tcMar>
+              <w:top w:w="80" w:type="dxa"/>
+              <w:left w:w="100" w:type="dxa"/>
+              <w:bottom w:w="80" w:type="dxa"/>
+              <w:right w:w="100" w:type="dxa"/>
+            </w:tcMar>
+            <w:vAlign w:val="center"/>
+          </w:tcPr>
+          <w:p>
+            <w:r>
+              <w:rPr>
+                <w:sz w:val="19"/>
+                <w:szCs w:val="19"/>
+              </w:rPr>
+              <w:t>Media: completa un formulario estructurado (fecha, terapeuta, motivo).</w:t>
+            </w:r>
+          </w:p>
+        </w:tc>
+      </w:tr>
+      <w:tr>
+        <w:tc>
+          <w:tcPr>
+            <w:tcW w:w="2600" w:type="dxa"/>
+            <w:tcBorders>
+              <w:top w:val="single" w:sz="4" w:space="0" w:color="999999"/>
+              <w:left w:val="single" w:sz="4" w:space="0" w:color="999999"/>
+              <w:bottom w:val="single" w:sz="4" w:space="0" w:color="999999"/>
+              <w:right w:val="single" w:sz="4" w:space="0" w:color="999999"/>
+            </w:tcBorders>
+            <w:tcMar>
+              <w:top w:w="80" w:type="dxa"/>
+              <w:left w:w="100" w:type="dxa"/>
+              <w:bottom w:w="80" w:type="dxa"/>
+              <w:right w:w="100" w:type="dxa"/>
+            </w:tcMar>
+            <w:vAlign w:val="center"/>
+          </w:tcPr>
+          <w:p>
+            <w:r>
+              <w:rPr>
+                <w:b/>
+                <w:bCs/>
+                <w:sz w:val="19"/>
+                <w:szCs w:val="19"/>
+              </w:rPr>
+              <w:t>Acciones del personal</w:t>
+            </w:r>
+          </w:p>
+        </w:tc>
+        <w:tc>
+          <w:tcPr>
+            <w:tcW w:w="6750" w:type="dxa"/>
+            <w:tcBorders>
+              <w:top w:val="single" w:sz="4" w:space="0" w:color="999999"/>
+              <w:left w:val="single" w:sz="4" w:space="0" w:color="999999"/>
+              <w:bottom w:val="single" w:sz="4" w:space="0" w:color="999999"/>
+              <w:right w:val="single" w:sz="4" w:space="0" w:color="999999"/>
+            </w:tcBorders>
+            <w:tcMar>
+              <w:top w:w="80" w:type="dxa"/>
+              <w:left w:w="100" w:type="dxa"/>
+              <w:bottom w:w="80" w:type="dxa"/>
+              <w:right w:w="100" w:type="dxa"/>
+            </w:tcMar>
+            <w:vAlign w:val="center"/>
+          </w:tcPr>
+          <w:p>
+            <w:r>
+              <w:rPr>
+                <w:sz w:val="19"/>
+                <w:szCs w:val="19"/>
+              </w:rPr>
+              <w:t>Media: revisa y aprueba o rechaza, pero no busca disponibilidad desde cero.</w:t>
+            </w:r>
+          </w:p>
+        </w:tc>
+      </w:tr>
+      <w:tr>
+        <w:tc>
+          <w:tcPr>
+            <w:tcW w:w="2600" w:type="dxa"/>
+            <w:tcBorders>
+              <w:top w:val="single" w:sz="4" w:space="0" w:color="999999"/>
+              <w:left w:val="single" w:sz="4" w:space="0" w:color="999999"/>
+              <w:bottom w:val="single" w:sz="4" w:space="0" w:color="999999"/>
+              <w:right w:val="single" w:sz="4" w:space="0" w:color="999999"/>
+            </w:tcBorders>
+            <w:shd w:val="clear" w:color="auto" w:fill="F2F2F2"/>
+            <w:tcMar>
+              <w:top w:w="80" w:type="dxa"/>
+              <w:left w:w="100" w:type="dxa"/>
+              <w:bottom w:w="80" w:type="dxa"/>
+              <w:right w:w="100" w:type="dxa"/>
+            </w:tcMar>
+            <w:vAlign w:val="center"/>
+          </w:tcPr>
+          <w:p>
+            <w:r>
+              <w:rPr>
+                <w:b/>
+                <w:bCs/>
+                <w:sz w:val="19"/>
+                <w:szCs w:val="19"/>
+              </w:rPr>
+              <w:t>Intervención humana</w:t>
+            </w:r>
+          </w:p>
+        </w:tc>
+        <w:tc>
+          <w:tcPr>
+            <w:tcW w:w="6750" w:type="dxa"/>
+            <w:tcBorders>
+              <w:top w:val="single" w:sz="4" w:space="0" w:color="999999"/>
+              <w:left w:val="single" w:sz="4" w:space="0" w:color="999999"/>
+              <w:bottom w:val="single" w:sz="4" w:space="0" w:color="999999"/>
+              <w:right w:val="single" w:sz="4" w:space="0" w:color="999999"/>
+            </w:tcBorders>
+            <w:shd w:val="clear" w:color="auto" w:fill="F2F2F2"/>
+            <w:tcMar>
+              <w:top w:w="80" w:type="dxa"/>
+              <w:left w:w="100" w:type="dxa"/>
+              <w:bottom w:w="80" w:type="dxa"/>
+              <w:right w:w="100" w:type="dxa"/>
+            </w:tcMar>
+            <w:vAlign w:val="center"/>
+          </w:tcPr>
+          <w:p>
+            <w:r>
+              <w:rPr>
+                <w:sz w:val="19"/>
+                <w:szCs w:val="19"/>
+              </w:rPr>
+              <w:t>Alta: toda solicitud pasa por aprobación humana.</w:t>
+            </w:r>
+          </w:p>
+        </w:tc>
+      </w:tr>
+      <w:tr>
+        <w:tc>
+          <w:tcPr>
+            <w:tcW w:w="2600" w:type="dxa"/>
+            <w:tcBorders>
+              <w:top w:val="single" w:sz="4" w:space="0" w:color="999999"/>
+              <w:left w:val="single" w:sz="4" w:space="0" w:color="999999"/>
+              <w:bottom w:val="single" w:sz="4" w:space="0" w:color="999999"/>
+              <w:right w:val="single" w:sz="4" w:space="0" w:color="999999"/>
+            </w:tcBorders>
+            <w:tcMar>
+              <w:top w:w="80" w:type="dxa"/>
+              <w:left w:w="100" w:type="dxa"/>
+              <w:bottom w:w="80" w:type="dxa"/>
+              <w:right w:w="100" w:type="dxa"/>
+            </w:tcMar>
+            <w:vAlign w:val="center"/>
+          </w:tcPr>
+          <w:p>
+            <w:r>
+              <w:rPr>
+                <w:b/>
+                <w:bCs/>
+                <w:sz w:val="19"/>
+                <w:szCs w:val="19"/>
+              </w:rPr>
+              <w:t>Prevención de conflictos / errores</w:t>
+            </w:r>
+          </w:p>
+        </w:tc>
+        <w:tc>
+          <w:tcPr>
+            <w:tcW w:w="6750" w:type="dxa"/>
+            <w:tcBorders>
+              <w:top w:val="single" w:sz="4" w:space="0" w:color="999999"/>
+              <w:left w:val="single" w:sz="4" w:space="0" w:color="999999"/>
+              <w:bottom w:val="single" w:sz="4" w:space="0" w:color="999999"/>
+              <w:right w:val="single" w:sz="4" w:space="0" w:color="999999"/>
+            </w:tcBorders>
+            <w:tcMar>
+              <w:top w:w="80" w:type="dxa"/>
+              <w:left w:w="100" w:type="dxa"/>
+              <w:bottom w:w="80" w:type="dxa"/>
+              <w:right w:w="100" w:type="dxa"/>
+            </w:tcMar>
+            <w:vAlign w:val="center"/>
+          </w:tcPr>
+          <w:p>
+            <w:r>
+              <w:rPr>
+                <w:sz w:val="19"/>
+                <w:szCs w:val="19"/>
+              </w:rPr>
+              <w:t>El sistema puede advertir choques de horario antes de que el personal confirme, reduciendo errores de doble reserva.</w:t>
+            </w:r>
+          </w:p>
+        </w:tc>
+      </w:tr>
+      <w:tr>
+        <w:tc>
+          <w:tcPr>
+            <w:tcW w:w="2600" w:type="dxa"/>
+            <w:tcBorders>
+              <w:top w:val="single" w:sz="4" w:space="0" w:color="999999"/>
+              <w:left w:val="single" w:sz="4" w:space="0" w:color="999999"/>
+              <w:bottom w:val="single" w:sz="4" w:space="0" w:color="999999"/>
+              <w:right w:val="single" w:sz="4" w:space="0" w:color="999999"/>
+            </w:tcBorders>
+            <w:shd w:val="clear" w:color="auto" w:fill="F2F2F2"/>
+            <w:tcMar>
+              <w:top w:w="80" w:type="dxa"/>
+              <w:left w:w="100" w:type="dxa"/>
+              <w:bottom w:w="80" w:type="dxa"/>
+              <w:right w:w="100" w:type="dxa"/>
+            </w:tcMar>
+            <w:vAlign w:val="center"/>
+          </w:tcPr>
+          <w:p>
+            <w:r>
+              <w:rPr>
+                <w:b/>
+                <w:bCs/>
+                <w:sz w:val="19"/>
+                <w:szCs w:val="19"/>
+              </w:rPr>
+              <w:t>Facilidad de uso</w:t>
+            </w:r>
+          </w:p>
+        </w:tc>
+        <w:tc>
+          <w:tcPr>
+            <w:tcW w:w="6750" w:type="dxa"/>
+            <w:tcBorders>
+              <w:top w:val="single" w:sz="4" w:space="0" w:color="999999"/>
+              <w:left w:val="single" w:sz="4" w:space="0" w:color="999999"/>
+              <w:bottom w:val="single" w:sz="4" w:space="0" w:color="999999"/>
+              <w:right w:val="single" w:sz="4" w:space="0" w:color="999999"/>
+            </w:tcBorders>
+            <w:shd w:val="clear" w:color="auto" w:fill="F2F2F2"/>
+            <w:tcMar>
+              <w:top w:w="80" w:type="dxa"/>
+              <w:left w:w="100" w:type="dxa"/>
+              <w:bottom w:w="80" w:type="dxa"/>
+              <w:right w:w="100" w:type="dxa"/>
+            </w:tcMar>
+            <w:vAlign w:val="center"/>
+          </w:tcPr>
+          <w:p>
+            <w:r>
+              <w:rPr>
+                <w:sz w:val="19"/>
+                <w:szCs w:val="19"/>
+              </w:rPr>
+              <w:t>Alta para el paciente (formulario guiado); media para el personal (revisión manual persiste).</w:t>
+            </w:r>
+          </w:p>
+        </w:tc>
+      </w:tr>
+      <w:tr>
+        <w:tc>
+          <w:tcPr>
+            <w:tcW w:w="2600" w:type="dxa"/>
+            <w:tcBorders>
+              <w:top w:val="single" w:sz="4" w:space="0" w:color="999999"/>
+              <w:left w:val="single" w:sz="4" w:space="0" w:color="999999"/>
+              <w:bottom w:val="single" w:sz="4" w:space="0" w:color="999999"/>
+              <w:right w:val="single" w:sz="4" w:space="0" w:color="999999"/>
+            </w:tcBorders>
+            <w:tcMar>
+              <w:top w:w="80" w:type="dxa"/>
+              <w:left w:w="100" w:type="dxa"/>
+              <w:bottom w:w="80" w:type="dxa"/>
+              <w:right w:w="100" w:type="dxa"/>
+            </w:tcMar>
+            <w:vAlign w:val="center"/>
+          </w:tcPr>
+          <w:p>
+            <w:r>
+              <w:rPr>
+                <w:b/>
+                <w:bCs/>
+                <w:sz w:val="19"/>
+                <w:szCs w:val="19"/>
+              </w:rPr>
+              <w:t>Accesibilidad</w:t>
+            </w:r>
+          </w:p>
+        </w:tc>
+        <w:tc>
+          <w:tcPr>
+            <w:tcW w:w="6750" w:type="dxa"/>
+            <w:tcBorders>
+              <w:top w:val="single" w:sz="4" w:space="0" w:color="999999"/>
+              <w:left w:val="single" w:sz="4" w:space="0" w:color="999999"/>
+              <w:bottom w:val="single" w:sz="4" w:space="0" w:color="999999"/>
+              <w:right w:val="single" w:sz="4" w:space="0" w:color="999999"/>
+            </w:tcBorders>
+            <w:tcMar>
+              <w:top w:w="80" w:type="dxa"/>
+              <w:left w:w="100" w:type="dxa"/>
+              <w:bottom w:w="80" w:type="dxa"/>
+              <w:right w:w="100" w:type="dxa"/>
+            </w:tcMar>
+            <w:vAlign w:val="center"/>
+          </w:tcPr>
+          <w:p>
+            <w:r>
+              <w:rPr>
+                <w:sz w:val="19"/>
+                <w:szCs w:val="19"/>
+              </w:rPr>
+              <w:t xml:space="preserve">Requiere que el paciente use una </w:t>
+            </w:r>
+            <w:proofErr w:type="gramStart"/>
+            <w:r>
+              <w:rPr>
+                <w:sz w:val="19"/>
+                <w:szCs w:val="19"/>
+              </w:rPr>
+              <w:t>app</w:t>
+            </w:r>
+            <w:proofErr w:type="gramEnd"/>
+            <w:r>
+              <w:rPr>
+                <w:sz w:val="19"/>
+                <w:szCs w:val="19"/>
+              </w:rPr>
+              <w:t xml:space="preserve"> o formulario web; puede excluir a pacientes de edad avanzada sin apoyo.</w:t>
+            </w:r>
+          </w:p>
+        </w:tc>
+      </w:tr>
+      <w:tr>
+        <w:tc>
+          <w:tcPr>
+            <w:tcW w:w="2600" w:type="dxa"/>
+            <w:tcBorders>
+              <w:top w:val="single" w:sz="4" w:space="0" w:color="999999"/>
+              <w:left w:val="single" w:sz="4" w:space="0" w:color="999999"/>
+              <w:bottom w:val="single" w:sz="4" w:space="0" w:color="999999"/>
+              <w:right w:val="single" w:sz="4" w:space="0" w:color="999999"/>
+            </w:tcBorders>
+            <w:shd w:val="clear" w:color="auto" w:fill="F2F2F2"/>
+            <w:tcMar>
+              <w:top w:w="80" w:type="dxa"/>
+              <w:left w:w="100" w:type="dxa"/>
+              <w:bottom w:w="80" w:type="dxa"/>
+              <w:right w:w="100" w:type="dxa"/>
+            </w:tcMar>
+            <w:vAlign w:val="center"/>
+          </w:tcPr>
+          <w:p>
+            <w:r>
+              <w:rPr>
+                <w:b/>
+                <w:bCs/>
+                <w:sz w:val="19"/>
+                <w:szCs w:val="19"/>
+              </w:rPr>
+              <w:lastRenderedPageBreak/>
+              <w:t>Privacidad</w:t>
+            </w:r>
+          </w:p>
+        </w:tc>
+        <w:tc>
+          <w:tcPr>
+            <w:tcW w:w="6750" w:type="dxa"/>
+            <w:tcBorders>
+              <w:top w:val="single" w:sz="4" w:space="0" w:color="999999"/>
+              <w:left w:val="single" w:sz="4" w:space="0" w:color="999999"/>
+              <w:bottom w:val="single" w:sz="4" w:space="0" w:color="999999"/>
+              <w:right w:val="single" w:sz="4" w:space="0" w:color="999999"/>
+            </w:tcBorders>
+            <w:shd w:val="clear" w:color="auto" w:fill="F2F2F2"/>
+            <w:tcMar>
+              <w:top w:w="80" w:type="dxa"/>
+              <w:left w:w="100" w:type="dxa"/>
+              <w:bottom w:w="80" w:type="dxa"/>
+              <w:right w:w="100" w:type="dxa"/>
+            </w:tcMar>
+            <w:vAlign w:val="center"/>
+          </w:tcPr>
+          <w:p>
+            <w:r>
+              <w:rPr>
+                <w:sz w:val="19"/>
+                <w:szCs w:val="19"/>
+              </w:rPr>
+              <w:t>Buena: los datos quedan en un sistema estructurado en vez de chats dispersos.</w:t>
+            </w:r>
+          </w:p>
+        </w:tc>
+      </w:tr>
+      <w:tr>
+        <w:tc>
+          <w:tcPr>
+            <w:tcW w:w="2600" w:type="dxa"/>
+            <w:tcBorders>
+              <w:top w:val="single" w:sz="4" w:space="0" w:color="999999"/>
+              <w:left w:val="single" w:sz="4" w:space="0" w:color="999999"/>
+              <w:bottom w:val="single" w:sz="4" w:space="0" w:color="999999"/>
+              <w:right w:val="single" w:sz="4" w:space="0" w:color="999999"/>
+            </w:tcBorders>
+            <w:tcMar>
+              <w:top w:w="80" w:type="dxa"/>
+              <w:left w:w="100" w:type="dxa"/>
+              <w:bottom w:w="80" w:type="dxa"/>
+              <w:right w:w="100" w:type="dxa"/>
+            </w:tcMar>
+            <w:vAlign w:val="center"/>
+          </w:tcPr>
+          <w:p>
+            <w:r>
+              <w:rPr>
+                <w:b/>
+                <w:bCs/>
+                <w:sz w:val="19"/>
+                <w:szCs w:val="19"/>
+              </w:rPr>
+              <w:t>Factibilidad técnica</w:t>
+            </w:r>
+          </w:p>
+        </w:tc>
+        <w:tc>
+          <w:tcPr>
+            <w:tcW w:w="6750" w:type="dxa"/>
+            <w:tcBorders>
+              <w:top w:val="single" w:sz="4" w:space="0" w:color="999999"/>
+              <w:left w:val="single" w:sz="4" w:space="0" w:color="999999"/>
+              <w:bottom w:val="single" w:sz="4" w:space="0" w:color="999999"/>
+              <w:right w:val="single" w:sz="4" w:space="0" w:color="999999"/>
+            </w:tcBorders>
+            <w:tcMar>
+              <w:top w:w="80" w:type="dxa"/>
+              <w:left w:w="100" w:type="dxa"/>
+              <w:bottom w:w="80" w:type="dxa"/>
+              <w:right w:w="100" w:type="dxa"/>
+            </w:tcMar>
+            <w:vAlign w:val="center"/>
+          </w:tcPr>
+          <w:p>
+            <w:r>
+              <w:rPr>
+                <w:sz w:val="19"/>
+                <w:szCs w:val="19"/>
+              </w:rPr>
+              <w:t>Media: exige construir o adoptar un formulario/plataforma de solicitud accesible al paciente.</w:t>
+            </w:r>
+          </w:p>
+        </w:tc>
+      </w:tr>
+      <w:tr>
+        <w:tc>
+          <w:tcPr>
+            <w:tcW w:w="2600" w:type="dxa"/>
+            <w:tcBorders>
+              <w:top w:val="single" w:sz="4" w:space="0" w:color="999999"/>
+              <w:left w:val="single" w:sz="4" w:space="0" w:color="999999"/>
+              <w:bottom w:val="single" w:sz="4" w:space="0" w:color="999999"/>
+              <w:right w:val="single" w:sz="4" w:space="0" w:color="999999"/>
+            </w:tcBorders>
+            <w:shd w:val="clear" w:color="auto" w:fill="F2F2F2"/>
+            <w:tcMar>
+              <w:top w:w="80" w:type="dxa"/>
+              <w:left w:w="100" w:type="dxa"/>
+              <w:bottom w:w="80" w:type="dxa"/>
+              <w:right w:w="100" w:type="dxa"/>
+            </w:tcMar>
+            <w:vAlign w:val="center"/>
+          </w:tcPr>
+          <w:p>
+            <w:r>
+              <w:rPr>
+                <w:b/>
+                <w:bCs/>
+                <w:sz w:val="19"/>
+                <w:szCs w:val="19"/>
+              </w:rPr>
+              <w:t>Compatibilidad con los 5 fisioterapeutas</w:t>
+            </w:r>
+          </w:p>
+        </w:tc>
+        <w:tc>
+          <w:tcPr>
+            <w:tcW w:w="6750" w:type="dxa"/>
+            <w:tcBorders>
+              <w:top w:val="single" w:sz="4" w:space="0" w:color="999999"/>
+              <w:left w:val="single" w:sz="4" w:space="0" w:color="999999"/>
+              <w:bottom w:val="single" w:sz="4" w:space="0" w:color="999999"/>
+              <w:right w:val="single" w:sz="4" w:space="0" w:color="999999"/>
+            </w:tcBorders>
+            <w:shd w:val="clear" w:color="auto" w:fill="F2F2F2"/>
+            <w:tcMar>
+              <w:top w:w="80" w:type="dxa"/>
+              <w:left w:w="100" w:type="dxa"/>
+              <w:bottom w:w="80" w:type="dxa"/>
+              <w:right w:w="100" w:type="dxa"/>
+            </w:tcMar>
+            <w:vAlign w:val="center"/>
+          </w:tcPr>
+          <w:p>
+            <w:r>
+              <w:rPr>
+                <w:sz w:val="19"/>
+                <w:szCs w:val="19"/>
+              </w:rPr>
+              <w:t>Buena: el fisioterapeuta o el personal mantiene el control final sobre cada solicitud.</w:t>
+            </w:r>
+          </w:p>
+        </w:tc>
+      </w:tr>
+    </w:tbl>
+    <w:p>
+      <w:pPr>
+        <w:spacing w:before="200" w:after="100"/>
+      </w:pPr>
+      <w:r>
+        <w:rPr>
+          <w:b/>
+          <w:bCs/>
+          <w:color w:val="1F3864"/>
+          <w:sz w:val="21"/>
+          <w:szCs w:val="21"/>
+        </w:rPr>
+        <w:t xml:space="preserve">3. </w:t>
+      </w:r>
+      <w:r>
+        <w:rPr>
+          <w:b/>
+          <w:bCs/>
+          <w:color w:val="1F3864"/>
+          <w:sz w:val="21"/>
+          <w:szCs w:val="21"/>
+        </w:rPr>
+        <w:t>Auto agendamiento</w:t>
+      </w:r>
+    </w:p>
+    <w:tbl>
+      <w:tblPr>
+        <w:tblW w:w="9350" w:type="dxa"/>
+        <w:tblBorders>
+          <w:top w:val="single" w:sz="4" w:space="0" w:color="auto"/>
+          <w:left w:val="single" w:sz="4" w:space="0" w:color="auto"/>
+          <w:bottom w:val="single" w:sz="4" w:space="0" w:color="auto"/>
+          <w:right w:val="single" w:sz="4" w:space="0" w:color="auto"/>
+          <w:insideH w:val="single" w:sz="4" w:space="0" w:color="auto"/>
+          <w:insideV w:val="single" w:sz="4" w:space="0" w:color="auto"/>
+        </w:tblBorders>
+        <w:tblCellMar>
+          <w:left w:w="10" w:type="dxa"/>
+          <w:right w:w="10" w:type="dxa"/>
+        </w:tblCellMar>
+        <w:tblLook w:val="0000" w:firstRow="0" w:lastRow="0" w:firstColumn="0" w:lastColumn="0" w:noHBand="0" w:noVBand="0"/>
+      </w:tblPr>
+      <w:tblGrid>
+        <w:gridCol w:w="2600"/>
+        <w:gridCol w:w="6750"/>
+      </w:tblGrid>
+      <w:tr>
+        <w:trPr>
+          <w:tblHeader/>
+        </w:trPr>
+        <w:tc>
+          <w:tcPr>
+            <w:tcW w:w="2600" w:type="dxa"/>
+            <w:tcBorders>
+              <w:top w:val="single" w:sz="4" w:space="0" w:color="999999"/>
+              <w:left w:val="single" w:sz="4" w:space="0" w:color="999999"/>
+              <w:bottom w:val="single" w:sz="4" w:space="0" w:color="999999"/>
+              <w:right w:val="single" w:sz="4" w:space="0" w:color="999999"/>
+            </w:tcBorders>
+            <w:shd w:val="clear" w:color="auto" w:fill="1F3864"/>
+            <w:tcMar>
+              <w:top w:w="80" w:type="dxa"/>
+              <w:left w:w="100" w:type="dxa"/>
+              <w:bottom w:w="80" w:type="dxa"/>
+              <w:right w:w="100" w:type="dxa"/>
+            </w:tcMar>
+            <w:vAlign w:val="center"/>
+          </w:tcPr>
+          <w:p>
+            <w:pPr>
+              <w:jc w:val="center"/>
+            </w:pPr>
+            <w:r>
+              <w:rPr>
+                <w:b/>
+                <w:bCs/>
+                <w:color w:val="FFFFFF"/>
+                <w:sz w:val="19"/>
+                <w:szCs w:val="19"/>
+              </w:rPr>
+              <w:t>Criterio</w:t>
+            </w:r>
+          </w:p>
+        </w:tc>
+        <w:tc>
+          <w:tcPr>
+            <w:tcW w:w="6750" w:type="dxa"/>
+            <w:tcBorders>
+              <w:top w:val="single" w:sz="4" w:space="0" w:color="999999"/>
+              <w:left w:val="single" w:sz="4" w:space="0" w:color="999999"/>
+              <w:bottom w:val="single" w:sz="4" w:space="0" w:color="999999"/>
+              <w:right w:val="single" w:sz="4" w:space="0" w:color="999999"/>
+            </w:tcBorders>
+            <w:shd w:val="clear" w:color="auto" w:fill="1F3864"/>
+            <w:tcMar>
+              <w:top w:w="80" w:type="dxa"/>
+              <w:left w:w="100" w:type="dxa"/>
+              <w:bottom w:w="80" w:type="dxa"/>
+              <w:right w:w="100" w:type="dxa"/>
+            </w:tcMar>
+            <w:vAlign w:val="center"/>
+          </w:tcPr>
+          <w:p>
+            <w:pPr>
+              <w:jc w:val="center"/>
+            </w:pPr>
+            <w:proofErr w:type="spellStart"/>
+            <w:r>
+              <w:rPr>
+                <w:b/>
+                <w:bCs/>
+                <w:color w:val="FFFFFF"/>
+                <w:sz w:val="19"/>
+                <w:szCs w:val="19"/>
+              </w:rPr>
+              <w:t>Autoagendamiento</w:t>
+            </w:r>
+            <w:proofErr w:type="spellEnd"/>
+          </w:p>
+        </w:tc>
+      </w:tr>
+      <w:tr>
+        <w:tc>
+          <w:tcPr>
+            <w:tcW w:w="2600" w:type="dxa"/>
+            <w:tcBorders>
+              <w:top w:val="single" w:sz="4" w:space="0" w:color="999999"/>
+              <w:left w:val="single" w:sz="4" w:space="0" w:color="999999"/>
+              <w:bottom w:val="single" w:sz="4" w:space="0" w:color="999999"/>
+              <w:right w:val="single" w:sz="4" w:space="0" w:color="999999"/>
+            </w:tcBorders>
+            <w:shd w:val="clear" w:color="auto" w:fill="F2F2F2"/>
+            <w:tcMar>
+              <w:top w:w="80" w:type="dxa"/>
+              <w:left w:w="100" w:type="dxa"/>
+              <w:bottom w:w="80" w:type="dxa"/>
+              <w:right w:w="100" w:type="dxa"/>
+            </w:tcMar>
+            <w:vAlign w:val="center"/>
+          </w:tcPr>
+          <w:p>
+            <w:r>
+              <w:rPr>
+                <w:b/>
+                <w:bCs/>
+                <w:sz w:val="19"/>
+                <w:szCs w:val="19"/>
+              </w:rPr>
+              <w:t>Tiempo administrativo</w:t>
+            </w:r>
+          </w:p>
+        </w:tc>
+        <w:tc>
+          <w:tcPr>
+            <w:tcW w:w="6750" w:type="dxa"/>
+            <w:tcBorders>
+              <w:top w:val="single" w:sz="4" w:space="0" w:color="999999"/>
+              <w:left w:val="single" w:sz="4" w:space="0" w:color="999999"/>
+              <w:bottom w:val="single" w:sz="4" w:space="0" w:color="999999"/>
+              <w:right w:val="single" w:sz="4" w:space="0" w:color="999999"/>
+            </w:tcBorders>
+            <w:shd w:val="clear" w:color="auto" w:fill="F2F2F2"/>
+            <w:tcMar>
+              <w:top w:w="80" w:type="dxa"/>
+              <w:left w:w="100" w:type="dxa"/>
+              <w:bottom w:w="80" w:type="dxa"/>
+              <w:right w:w="100" w:type="dxa"/>
+            </w:tcMar>
+            <w:vAlign w:val="center"/>
+          </w:tcPr>
+          <w:p>
+            <w:r>
+              <w:rPr>
+                <w:sz w:val="19"/>
+                <w:szCs w:val="19"/>
+              </w:rPr>
+              <w:t>Muy baja: el personal solo interviene en excepciones.</w:t>
+            </w:r>
+          </w:p>
+        </w:tc>
+      </w:tr>
+      <w:tr>
+        <w:tc>
+          <w:tcPr>
+            <w:tcW w:w="2600" w:type="dxa"/>
+            <w:tcBorders>
+              <w:top w:val="single" w:sz="4" w:space="0" w:color="999999"/>
+              <w:left w:val="single" w:sz="4" w:space="0" w:color="999999"/>
+              <w:bottom w:val="single" w:sz="4" w:space="0" w:color="999999"/>
+              <w:right w:val="single" w:sz="4" w:space="0" w:color="999999"/>
+            </w:tcBorders>
+            <w:tcMar>
+              <w:top w:w="80" w:type="dxa"/>
+              <w:left w:w="100" w:type="dxa"/>
+              <w:bottom w:w="80" w:type="dxa"/>
+              <w:right w:w="100" w:type="dxa"/>
+            </w:tcMar>
+            <w:vAlign w:val="center"/>
+          </w:tcPr>
+          <w:p>
+            <w:r>
+              <w:rPr>
+                <w:b/>
+                <w:bCs/>
+                <w:sz w:val="19"/>
+                <w:szCs w:val="19"/>
+              </w:rPr>
+              <w:t>Tiempo total de confirmación</w:t>
+            </w:r>
+          </w:p>
+        </w:tc>
+        <w:tc>
+          <w:tcPr>
+            <w:tcW w:w="6750" w:type="dxa"/>
+            <w:tcBorders>
+              <w:top w:val="single" w:sz="4" w:space="0" w:color="999999"/>
+              <w:left w:val="single" w:sz="4" w:space="0" w:color="999999"/>
+              <w:bottom w:val="single" w:sz="4" w:space="0" w:color="999999"/>
+              <w:right w:val="single" w:sz="4" w:space="0" w:color="999999"/>
+            </w:tcBorders>
+            <w:tcMar>
+              <w:top w:w="80" w:type="dxa"/>
+              <w:left w:w="100" w:type="dxa"/>
+              <w:bottom w:w="80" w:type="dxa"/>
+              <w:right w:w="100" w:type="dxa"/>
+            </w:tcMar>
+            <w:vAlign w:val="center"/>
+          </w:tcPr>
+          <w:p>
+            <w:r>
+              <w:rPr>
+                <w:sz w:val="19"/>
+                <w:szCs w:val="19"/>
+              </w:rPr>
+              <w:t>Muy baja: la confirmación es inmediata, en tiempo real.</w:t>
+            </w:r>
+          </w:p>
+        </w:tc>
+      </w:tr>
+      <w:tr>
+        <w:tc>
+          <w:tcPr>
+            <w:tcW w:w="2600" w:type="dxa"/>
+            <w:tcBorders>
+              <w:top w:val="single" w:sz="4" w:space="0" w:color="999999"/>
+              <w:left w:val="single" w:sz="4" w:space="0" w:color="999999"/>
+              <w:bottom w:val="single" w:sz="4" w:space="0" w:color="999999"/>
+              <w:right w:val="single" w:sz="4" w:space="0" w:color="999999"/>
+            </w:tcBorders>
+            <w:shd w:val="clear" w:color="auto" w:fill="F2F2F2"/>
+            <w:tcMar>
+              <w:top w:w="80" w:type="dxa"/>
+              <w:left w:w="100" w:type="dxa"/>
+              <w:bottom w:w="80" w:type="dxa"/>
+              <w:right w:w="100" w:type="dxa"/>
+            </w:tcMar>
+            <w:vAlign w:val="center"/>
+          </w:tcPr>
+          <w:p>
+            <w:r>
+              <w:rPr>
+                <w:b/>
+                <w:bCs/>
+                <w:sz w:val="19"/>
+                <w:szCs w:val="19"/>
+              </w:rPr>
+              <w:t>Acciones del paciente</w:t>
+            </w:r>
+          </w:p>
+        </w:tc>
+        <w:tc>
+          <w:tcPr>
+            <w:tcW w:w="6750" w:type="dxa"/>
+            <w:tcBorders>
+              <w:top w:val="single" w:sz="4" w:space="0" w:color="999999"/>
+              <w:left w:val="single" w:sz="4" w:space="0" w:color="999999"/>
+              <w:bottom w:val="single" w:sz="4" w:space="0" w:color="999999"/>
+              <w:right w:val="single" w:sz="4" w:space="0" w:color="999999"/>
+            </w:tcBorders>
+            <w:shd w:val="clear" w:color="auto" w:fill="F2F2F2"/>
+            <w:tcMar>
+              <w:top w:w="80" w:type="dxa"/>
+              <w:left w:w="100" w:type="dxa"/>
+              <w:bottom w:w="80" w:type="dxa"/>
+              <w:right w:w="100" w:type="dxa"/>
+            </w:tcMar>
+            <w:vAlign w:val="center"/>
+          </w:tcPr>
+          <w:p>
+            <w:r>
+              <w:rPr>
+                <w:sz w:val="19"/>
+                <w:szCs w:val="19"/>
+              </w:rPr>
+              <w:t>Alta: busca, elige y confirma su propio horario sin intermediarios.</w:t>
+            </w:r>
+          </w:p>
+        </w:tc>
+      </w:tr>
+      <w:tr>
+        <w:tc>
+          <w:tcPr>
+            <w:tcW w:w="2600" w:type="dxa"/>
+            <w:tcBorders>
+              <w:top w:val="single" w:sz="4" w:space="0" w:color="999999"/>
+              <w:left w:val="single" w:sz="4" w:space="0" w:color="999999"/>
+              <w:bottom w:val="single" w:sz="4" w:space="0" w:color="999999"/>
+              <w:right w:val="single" w:sz="4" w:space="0" w:color="999999"/>
+            </w:tcBorders>
+            <w:tcMar>
+              <w:top w:w="80" w:type="dxa"/>
+              <w:left w:w="100" w:type="dxa"/>
+              <w:bottom w:w="80" w:type="dxa"/>
+              <w:right w:w="100" w:type="dxa"/>
+            </w:tcMar>
+            <w:vAlign w:val="center"/>
+          </w:tcPr>
+          <w:p>
+            <w:r>
+              <w:rPr>
+                <w:b/>
+                <w:bCs/>
+                <w:sz w:val="19"/>
+                <w:szCs w:val="19"/>
+              </w:rPr>
+              <w:t>Acciones del personal</w:t>
+            </w:r>
+          </w:p>
+        </w:tc>
+        <w:tc>
+          <w:tcPr>
+            <w:tcW w:w="6750" w:type="dxa"/>
+            <w:tcBorders>
+              <w:top w:val="single" w:sz="4" w:space="0" w:color="999999"/>
+              <w:left w:val="single" w:sz="4" w:space="0" w:color="999999"/>
+              <w:bottom w:val="single" w:sz="4" w:space="0" w:color="999999"/>
+              <w:right w:val="single" w:sz="4" w:space="0" w:color="999999"/>
+            </w:tcBorders>
+            <w:tcMar>
+              <w:top w:w="80" w:type="dxa"/>
+              <w:left w:w="100" w:type="dxa"/>
+              <w:bottom w:w="80" w:type="dxa"/>
+              <w:right w:w="100" w:type="dxa"/>
+            </w:tcMar>
+            <w:vAlign w:val="center"/>
+          </w:tcPr>
+          <w:p>
+            <w:r>
+              <w:rPr>
+                <w:sz w:val="19"/>
+                <w:szCs w:val="19"/>
+              </w:rPr>
+              <w:t>Muy baja: no participa en el flujo estándar.</w:t>
+            </w:r>
+          </w:p>
+        </w:tc>
+      </w:tr>
+      <w:tr>
+        <w:tc>
+          <w:tcPr>
+            <w:tcW w:w="2600" w:type="dxa"/>
+            <w:tcBorders>
+              <w:top w:val="single" w:sz="4" w:space="0" w:color="999999"/>
+              <w:left w:val="single" w:sz="4" w:space="0" w:color="999999"/>
+              <w:bottom w:val="single" w:sz="4" w:space="0" w:color="999999"/>
+              <w:right w:val="single" w:sz="4" w:space="0" w:color="999999"/>
+            </w:tcBorders>
+            <w:shd w:val="clear" w:color="auto" w:fill="F2F2F2"/>
+            <w:tcMar>
+              <w:top w:w="80" w:type="dxa"/>
+              <w:left w:w="100" w:type="dxa"/>
+              <w:bottom w:w="80" w:type="dxa"/>
+              <w:right w:w="100" w:type="dxa"/>
+            </w:tcMar>
+            <w:vAlign w:val="center"/>
+          </w:tcPr>
+          <w:p>
+            <w:r>
+              <w:rPr>
+                <w:b/>
+                <w:bCs/>
+                <w:sz w:val="19"/>
+                <w:szCs w:val="19"/>
+              </w:rPr>
+              <w:t>Intervención humana</w:t>
+            </w:r>
+          </w:p>
+        </w:tc>
+        <w:tc>
+          <w:tcPr>
+            <w:tcW w:w="6750" w:type="dxa"/>
+            <w:tcBorders>
+              <w:top w:val="single" w:sz="4" w:space="0" w:color="999999"/>
+              <w:left w:val="single" w:sz="4" w:space="0" w:color="999999"/>
+              <w:bottom w:val="single" w:sz="4" w:space="0" w:color="999999"/>
+              <w:right w:val="single" w:sz="4" w:space="0" w:color="999999"/>
+            </w:tcBorders>
+            <w:shd w:val="clear" w:color="auto" w:fill="F2F2F2"/>
+            <w:tcMar>
+              <w:top w:w="80" w:type="dxa"/>
+              <w:left w:w="100" w:type="dxa"/>
+              <w:bottom w:w="80" w:type="dxa"/>
+              <w:right w:w="100" w:type="dxa"/>
+            </w:tcMar>
+            <w:vAlign w:val="center"/>
+          </w:tcPr>
+          <w:p>
+            <w:r>
+              <w:rPr>
+                <w:sz w:val="19"/>
+                <w:szCs w:val="19"/>
+              </w:rPr>
+              <w:t>Mínima: riesgo de ausencia total de supervisión humana en casos particulares (primera cita, tratamientos especiales).</w:t>
+            </w:r>
+          </w:p>
+        </w:tc>
+      </w:tr>
+      <w:tr>
+        <w:tc>
+          <w:tcPr>
+            <w:tcW w:w="2600" w:type="dxa"/>
+            <w:tcBorders>
+              <w:top w:val="single" w:sz="4" w:space="0" w:color="999999"/>
+              <w:left w:val="single" w:sz="4" w:space="0" w:color="999999"/>
+              <w:bottom w:val="single" w:sz="4" w:space="0" w:color="999999"/>
+              <w:right w:val="single" w:sz="4" w:space="0" w:color="999999"/>
+            </w:tcBorders>
+            <w:tcMar>
+              <w:top w:w="80" w:type="dxa"/>
+              <w:left w:w="100" w:type="dxa"/>
+              <w:bottom w:w="80" w:type="dxa"/>
+              <w:right w:w="100" w:type="dxa"/>
+            </w:tcMar>
+            <w:vAlign w:val="center"/>
+          </w:tcPr>
+          <w:p>
+            <w:r>
+              <w:rPr>
+                <w:b/>
+                <w:bCs/>
+                <w:sz w:val="19"/>
+                <w:szCs w:val="19"/>
+              </w:rPr>
+              <w:t>Prevención de conflictos / errores</w:t>
+            </w:r>
+          </w:p>
+        </w:tc>
+        <w:tc>
+          <w:tcPr>
+            <w:tcW w:w="6750" w:type="dxa"/>
+            <w:tcBorders>
+              <w:top w:val="single" w:sz="4" w:space="0" w:color="999999"/>
+              <w:left w:val="single" w:sz="4" w:space="0" w:color="999999"/>
+              <w:bottom w:val="single" w:sz="4" w:space="0" w:color="999999"/>
+              <w:right w:val="single" w:sz="4" w:space="0" w:color="999999"/>
+            </w:tcBorders>
+            <w:tcMar>
+              <w:top w:w="80" w:type="dxa"/>
+              <w:left w:w="100" w:type="dxa"/>
+              <w:bottom w:w="80" w:type="dxa"/>
+              <w:right w:w="100" w:type="dxa"/>
+            </w:tcMar>
+            <w:vAlign w:val="center"/>
+          </w:tcPr>
+          <w:p>
+            <w:r>
+              <w:rPr>
+                <w:sz w:val="19"/>
+                <w:szCs w:val="19"/>
+              </w:rPr>
+              <w:t>Alta prevención automática de doble reserva, pero mayor riesgo de errores del propio paciente (terapeuta u horario incorrecto) o inasistencias sin control.</w:t>
+            </w:r>
+          </w:p>
+        </w:tc>
+      </w:tr>
+      <w:tr>
+        <w:tc>
+          <w:tcPr>
+            <w:tcW w:w="2600" w:type="dxa"/>
+            <w:tcBorders>
+              <w:top w:val="single" w:sz="4" w:space="0" w:color="999999"/>
+              <w:left w:val="single" w:sz="4" w:space="0" w:color="999999"/>
+              <w:bottom w:val="single" w:sz="4" w:space="0" w:color="999999"/>
+              <w:right w:val="single" w:sz="4" w:space="0" w:color="999999"/>
+            </w:tcBorders>
+            <w:shd w:val="clear" w:color="auto" w:fill="F2F2F2"/>
+            <w:tcMar>
+              <w:top w:w="80" w:type="dxa"/>
+              <w:left w:w="100" w:type="dxa"/>
+              <w:bottom w:w="80" w:type="dxa"/>
+              <w:right w:w="100" w:type="dxa"/>
+            </w:tcMar>
+            <w:vAlign w:val="center"/>
+          </w:tcPr>
+          <w:p>
+            <w:r>
+              <w:rPr>
+                <w:b/>
+                <w:bCs/>
+                <w:sz w:val="19"/>
+                <w:szCs w:val="19"/>
+              </w:rPr>
+              <w:t>Facilidad de uso</w:t>
+            </w:r>
+          </w:p>
+        </w:tc>
+        <w:tc>
+          <w:tcPr>
+            <w:tcW w:w="6750" w:type="dxa"/>
+            <w:tcBorders>
+              <w:top w:val="single" w:sz="4" w:space="0" w:color="999999"/>
+              <w:left w:val="single" w:sz="4" w:space="0" w:color="999999"/>
+              <w:bottom w:val="single" w:sz="4" w:space="0" w:color="999999"/>
+              <w:right w:val="single" w:sz="4" w:space="0" w:color="999999"/>
+            </w:tcBorders>
+            <w:shd w:val="clear" w:color="auto" w:fill="F2F2F2"/>
+            <w:tcMar>
+              <w:top w:w="80" w:type="dxa"/>
+              <w:left w:w="100" w:type="dxa"/>
+              <w:bottom w:w="80" w:type="dxa"/>
+              <w:right w:w="100" w:type="dxa"/>
+            </w:tcMar>
+            <w:vAlign w:val="center"/>
+          </w:tcPr>
+          <w:p>
+            <w:r>
+              <w:rPr>
+                <w:sz w:val="19"/>
+                <w:szCs w:val="19"/>
+              </w:rPr>
+              <w:t>Depende fuertemente de la alfabetización digital del paciente; el centro atiende personas en rehabilitación, algunas de edad avanzada o con movilidad reducida.</w:t>
+            </w:r>
+          </w:p>
+        </w:tc>
+      </w:tr>
+      <w:tr>
+        <w:tc>
+          <w:tcPr>
+            <w:tcW w:w="2600" w:type="dxa"/>
+            <w:tcBorders>
+              <w:top w:val="single" w:sz="4" w:space="0" w:color="999999"/>
+              <w:left w:val="single" w:sz="4" w:space="0" w:color="999999"/>
+              <w:bottom w:val="single" w:sz="4" w:space="0" w:color="999999"/>
+              <w:right w:val="single" w:sz="4" w:space="0" w:color="999999"/>
+            </w:tcBorders>
+            <w:tcMar>
+              <w:top w:w="80" w:type="dxa"/>
+              <w:left w:w="100" w:type="dxa"/>
+              <w:bottom w:w="80" w:type="dxa"/>
+              <w:right w:w="100" w:type="dxa"/>
+            </w:tcMar>
+            <w:vAlign w:val="center"/>
+          </w:tcPr>
+          <w:p>
+            <w:r>
+              <w:rPr>
+                <w:b/>
+                <w:bCs/>
+                <w:sz w:val="19"/>
+                <w:szCs w:val="19"/>
+              </w:rPr>
+              <w:t>Accesibilidad</w:t>
+            </w:r>
+          </w:p>
+        </w:tc>
+        <w:tc>
+          <w:tcPr>
+            <w:tcW w:w="6750" w:type="dxa"/>
+            <w:tcBorders>
+              <w:top w:val="single" w:sz="4" w:space="0" w:color="999999"/>
+              <w:left w:val="single" w:sz="4" w:space="0" w:color="999999"/>
+              <w:bottom w:val="single" w:sz="4" w:space="0" w:color="999999"/>
+              <w:right w:val="single" w:sz="4" w:space="0" w:color="999999"/>
+            </w:tcBorders>
+            <w:tcMar>
+              <w:top w:w="80" w:type="dxa"/>
+              <w:left w:w="100" w:type="dxa"/>
+              <w:bottom w:w="80" w:type="dxa"/>
+              <w:right w:w="100" w:type="dxa"/>
+            </w:tcMar>
+            <w:vAlign w:val="center"/>
+          </w:tcPr>
+          <w:p>
+            <w:r>
+              <w:rPr>
+                <w:sz w:val="19"/>
+                <w:szCs w:val="19"/>
+              </w:rPr>
+              <w:t>Menor para ese segmento de pacientes si no existe un canal alterno.</w:t>
+            </w:r>
+          </w:p>
+        </w:tc>
+      </w:tr>
+      <w:tr>
+        <w:tc>
+          <w:tcPr>
+            <w:tcW w:w="2600" w:type="dxa"/>
+            <w:tcBorders>
+              <w:top w:val="single" w:sz="4" w:space="0" w:color="999999"/>
+              <w:left w:val="single" w:sz="4" w:space="0" w:color="999999"/>
+              <w:bottom w:val="single" w:sz="4" w:space="0" w:color="999999"/>
+              <w:right w:val="single" w:sz="4" w:space="0" w:color="999999"/>
+            </w:tcBorders>
+            <w:shd w:val="clear" w:color="auto" w:fill="F2F2F2"/>
+            <w:tcMar>
+              <w:top w:w="80" w:type="dxa"/>
+              <w:left w:w="100" w:type="dxa"/>
+              <w:bottom w:w="80" w:type="dxa"/>
+              <w:right w:w="100" w:type="dxa"/>
+            </w:tcMar>
+            <w:vAlign w:val="center"/>
+          </w:tcPr>
+          <w:p>
+            <w:r>
+              <w:rPr>
+                <w:b/>
+                <w:bCs/>
+                <w:sz w:val="19"/>
+                <w:szCs w:val="19"/>
+              </w:rPr>
+              <w:t>Privacidad</w:t>
+            </w:r>
+          </w:p>
+        </w:tc>
+        <w:tc>
+          <w:tcPr>
+            <w:tcW w:w="6750" w:type="dxa"/>
+            <w:tcBorders>
+              <w:top w:val="single" w:sz="4" w:space="0" w:color="999999"/>
+              <w:left w:val="single" w:sz="4" w:space="0" w:color="999999"/>
+              <w:bottom w:val="single" w:sz="4" w:space="0" w:color="999999"/>
+              <w:right w:val="single" w:sz="4" w:space="0" w:color="999999"/>
+            </w:tcBorders>
+            <w:shd w:val="clear" w:color="auto" w:fill="F2F2F2"/>
+            <w:tcMar>
+              <w:top w:w="80" w:type="dxa"/>
+              <w:left w:w="100" w:type="dxa"/>
+              <w:bottom w:w="80" w:type="dxa"/>
+              <w:right w:w="100" w:type="dxa"/>
+            </w:tcMar>
+            <w:vAlign w:val="center"/>
+          </w:tcPr>
+          <w:p>
+            <w:r>
+              <w:rPr>
+                <w:sz w:val="19"/>
+                <w:szCs w:val="19"/>
+              </w:rPr>
+              <w:t>Buena, datos estructurados en el sistema.</w:t>
+            </w:r>
+          </w:p>
+        </w:tc>
+      </w:tr>
+      <w:tr>
+        <w:tc>
+          <w:tcPr>
+            <w:tcW w:w="2600" w:type="dxa"/>
+            <w:tcBorders>
+              <w:top w:val="single" w:sz="4" w:space="0" w:color="999999"/>
+              <w:left w:val="single" w:sz="4" w:space="0" w:color="999999"/>
+              <w:bottom w:val="single" w:sz="4" w:space="0" w:color="999999"/>
+              <w:right w:val="single" w:sz="4" w:space="0" w:color="999999"/>
+            </w:tcBorders>
+            <w:tcMar>
+              <w:top w:w="80" w:type="dxa"/>
+              <w:left w:w="100" w:type="dxa"/>
+              <w:bottom w:w="80" w:type="dxa"/>
+              <w:right w:w="100" w:type="dxa"/>
+            </w:tcMar>
+            <w:vAlign w:val="center"/>
+          </w:tcPr>
+          <w:p>
+            <w:r>
+              <w:rPr>
+                <w:b/>
+                <w:bCs/>
+                <w:sz w:val="19"/>
+                <w:szCs w:val="19"/>
+              </w:rPr>
+              <w:t>Factibilidad técnica</w:t>
+            </w:r>
+          </w:p>
+        </w:tc>
+        <w:tc>
+          <w:tcPr>
+            <w:tcW w:w="6750" w:type="dxa"/>
+            <w:tcBorders>
+              <w:top w:val="single" w:sz="4" w:space="0" w:color="999999"/>
+              <w:left w:val="single" w:sz="4" w:space="0" w:color="999999"/>
+              <w:bottom w:val="single" w:sz="4" w:space="0" w:color="999999"/>
+              <w:right w:val="single" w:sz="4" w:space="0" w:color="999999"/>
+            </w:tcBorders>
+            <w:tcMar>
+              <w:top w:w="80" w:type="dxa"/>
+              <w:left w:w="100" w:type="dxa"/>
+              <w:bottom w:w="80" w:type="dxa"/>
+              <w:right w:w="100" w:type="dxa"/>
+            </w:tcMar>
+            <w:vAlign w:val="center"/>
+          </w:tcPr>
+          <w:p>
+            <w:r>
+              <w:rPr>
+                <w:sz w:val="19"/>
+                <w:szCs w:val="19"/>
+              </w:rPr>
+              <w:t>Media-alta: exige invertir en software de reservas y capacitar a los pacientes en su uso.</w:t>
+            </w:r>
+          </w:p>
+        </w:tc>
+      </w:tr>
+      <w:tr>
+        <w:tc>
+          <w:tcPr>
+            <w:tcW w:w="2600" w:type="dxa"/>
+            <w:tcBorders>
+              <w:top w:val="single" w:sz="4" w:space="0" w:color="999999"/>
+              <w:left w:val="single" w:sz="4" w:space="0" w:color="999999"/>
+              <w:bottom w:val="single" w:sz="4" w:space="0" w:color="999999"/>
+              <w:right w:val="single" w:sz="4" w:space="0" w:color="999999"/>
+            </w:tcBorders>
+            <w:shd w:val="clear" w:color="auto" w:fill="F2F2F2"/>
+            <w:tcMar>
+              <w:top w:w="80" w:type="dxa"/>
+              <w:left w:w="100" w:type="dxa"/>
+              <w:bottom w:w="80" w:type="dxa"/>
+              <w:right w:w="100" w:type="dxa"/>
+            </w:tcMar>
+            <w:vAlign w:val="center"/>
+          </w:tcPr>
+          <w:p>
+            <w:r>
+              <w:rPr>
+                <w:b/>
+                <w:bCs/>
+                <w:sz w:val="19"/>
+                <w:szCs w:val="19"/>
+              </w:rPr>
+              <w:t>Compatibilidad con los 5 fisioterapeutas</w:t>
+            </w:r>
+          </w:p>
+        </w:tc>
+        <w:tc>
+          <w:tcPr>
+            <w:tcW w:w="6750" w:type="dxa"/>
+            <w:tcBorders>
+              <w:top w:val="single" w:sz="4" w:space="0" w:color="999999"/>
+              <w:left w:val="single" w:sz="4" w:space="0" w:color="999999"/>
+              <w:bottom w:val="single" w:sz="4" w:space="0" w:color="999999"/>
+              <w:right w:val="single" w:sz="4" w:space="0" w:color="999999"/>
+            </w:tcBorders>
+            <w:shd w:val="clear" w:color="auto" w:fill="F2F2F2"/>
+            <w:tcMar>
+              <w:top w:w="80" w:type="dxa"/>
+              <w:left w:w="100" w:type="dxa"/>
+              <w:bottom w:w="80" w:type="dxa"/>
+              <w:right w:w="100" w:type="dxa"/>
+            </w:tcMar>
+            <w:vAlign w:val="center"/>
+          </w:tcPr>
+          <w:p>
+            <w:r>
+              <w:rPr>
+                <w:sz w:val="19"/>
+                <w:szCs w:val="19"/>
+              </w:rPr>
+              <w:t>Media: requiere configurar reglas estrictas por fisioterapeuta (especialidad, duración de sesión, descansos), lo que resta flexibilidad ante casos especiales.</w:t>
+            </w:r>
+          </w:p>
+        </w:tc>
+      </w:tr>
+    </w:tbl>
+    <w:p>
+      <w:pPr>
+        <w:spacing w:before="200" w:after="100"/>
+      </w:pPr>
+      <w:r>
+        <w:rPr>
+          <w:b/>
+          <w:bCs/>
+          <w:color w:val="1F3864"/>
+          <w:sz w:val="21"/>
+          <w:szCs w:val="21"/>
+        </w:rPr>
+        <w:t>4. Mecanismo híbrido</w:t>
+      </w:r>
+    </w:p>
+    <w:tbl>
+      <w:tblPr>
+        <w:tblW w:w="9350" w:type="dxa"/>
+        <w:tblBorders>
+          <w:top w:val="single" w:sz="4" w:space="0" w:color="auto"/>
+          <w:left w:val="single" w:sz="4" w:space="0" w:color="auto"/>
+          <w:bottom w:val="single" w:sz="4" w:space="0" w:color="auto"/>
+          <w:right w:val="single" w:sz="4" w:space="0" w:color="auto"/>
+          <w:insideH w:val="single" w:sz="4" w:space="0" w:color="auto"/>
+          <w:insideV w:val="single" w:sz="4" w:space="0" w:color="auto"/>
+        </w:tblBorders>
+        <w:tblCellMar>
+          <w:left w:w="10" w:type="dxa"/>
+          <w:right w:w="10" w:type="dxa"/>
+        </w:tblCellMar>
+        <w:tblLook w:val="0000" w:firstRow="0" w:lastRow="0" w:firstColumn="0" w:lastColumn="0" w:noHBand="0" w:noVBand="0"/>
+      </w:tblPr>
+      <w:tblGrid>
+        <w:gridCol w:w="2600"/>
+        <w:gridCol w:w="6750"/>
+      </w:tblGrid>
+      <w:tr>
+        <w:trPr>
+          <w:tblHeader/>
+        </w:trPr>
+        <w:tc>
+          <w:tcPr>
+            <w:tcW w:w="2600" w:type="dxa"/>
+            <w:tcBorders>
+              <w:top w:val="single" w:sz="4" w:space="0" w:color="999999"/>
+              <w:left w:val="single" w:sz="4" w:space="0" w:color="999999"/>
+              <w:bottom w:val="single" w:sz="4" w:space="0" w:color="999999"/>
+              <w:right w:val="single" w:sz="4" w:space="0" w:color="999999"/>
+            </w:tcBorders>
+            <w:shd w:val="clear" w:color="auto" w:fill="1F3864"/>
+            <w:tcMar>
+              <w:top w:w="80" w:type="dxa"/>
+              <w:left w:w="100" w:type="dxa"/>
+              <w:bottom w:w="80" w:type="dxa"/>
+              <w:right w:w="100" w:type="dxa"/>
+            </w:tcMar>
+            <w:vAlign w:val="center"/>
+          </w:tcPr>
+          <w:p>
+            <w:pPr>
+              <w:jc w:val="center"/>
+            </w:pPr>
+            <w:r>
+              <w:rPr>
+                <w:b/>
+                <w:bCs/>
+                <w:color w:val="FFFFFF"/>
+                <w:sz w:val="19"/>
+                <w:szCs w:val="19"/>
+              </w:rPr>
+              <w:t>Criterio</w:t>
+            </w:r>
+          </w:p>
+        </w:tc>
+        <w:tc>
+          <w:tcPr>
+            <w:tcW w:w="6750" w:type="dxa"/>
+            <w:tcBorders>
+              <w:top w:val="single" w:sz="4" w:space="0" w:color="999999"/>
+              <w:left w:val="single" w:sz="4" w:space="0" w:color="999999"/>
+              <w:bottom w:val="single" w:sz="4" w:space="0" w:color="999999"/>
+              <w:right w:val="single" w:sz="4" w:space="0" w:color="999999"/>
+            </w:tcBorders>
+            <w:shd w:val="clear" w:color="auto" w:fill="1F3864"/>
+            <w:tcMar>
+              <w:top w:w="80" w:type="dxa"/>
+              <w:left w:w="100" w:type="dxa"/>
+              <w:bottom w:w="80" w:type="dxa"/>
+              <w:right w:w="100" w:type="dxa"/>
+            </w:tcMar>
+            <w:vAlign w:val="center"/>
+          </w:tcPr>
+          <w:p>
+            <w:pPr>
+              <w:jc w:val="center"/>
+            </w:pPr>
+            <w:r>
+              <w:rPr>
+                <w:b/>
+                <w:bCs/>
+                <w:color w:val="FFFFFF"/>
+                <w:sz w:val="19"/>
+                <w:szCs w:val="19"/>
+              </w:rPr>
+              <w:t>Mecanismo híbrido</w:t>
+            </w:r>
+          </w:p>
+        </w:tc>
+      </w:tr>
+      <w:tr>
+        <w:tc>
+          <w:tcPr>
+            <w:tcW w:w="2600" w:type="dxa"/>
+            <w:tcBorders>
+              <w:top w:val="single" w:sz="4" w:space="0" w:color="999999"/>
+              <w:left w:val="single" w:sz="4" w:space="0" w:color="999999"/>
+              <w:bottom w:val="single" w:sz="4" w:space="0" w:color="999999"/>
+              <w:right w:val="single" w:sz="4" w:space="0" w:color="999999"/>
+            </w:tcBorders>
+            <w:shd w:val="clear" w:color="auto" w:fill="F2F2F2"/>
+            <w:tcMar>
+              <w:top w:w="80" w:type="dxa"/>
+              <w:left w:w="100" w:type="dxa"/>
+              <w:bottom w:w="80" w:type="dxa"/>
+              <w:right w:w="100" w:type="dxa"/>
+            </w:tcMar>
+            <w:vAlign w:val="center"/>
+          </w:tcPr>
+          <w:p>
+            <w:r>
+              <w:rPr>
+                <w:b/>
+                <w:bCs/>
+                <w:sz w:val="19"/>
+                <w:szCs w:val="19"/>
+              </w:rPr>
+              <w:t>Tiempo administrativo</w:t>
+            </w:r>
+          </w:p>
+        </w:tc>
+        <w:tc>
+          <w:tcPr>
+            <w:tcW w:w="6750" w:type="dxa"/>
+            <w:tcBorders>
+              <w:top w:val="single" w:sz="4" w:space="0" w:color="999999"/>
+              <w:left w:val="single" w:sz="4" w:space="0" w:color="999999"/>
+              <w:bottom w:val="single" w:sz="4" w:space="0" w:color="999999"/>
+              <w:right w:val="single" w:sz="4" w:space="0" w:color="999999"/>
+            </w:tcBorders>
+            <w:shd w:val="clear" w:color="auto" w:fill="F2F2F2"/>
+            <w:tcMar>
+              <w:top w:w="80" w:type="dxa"/>
+              <w:left w:w="100" w:type="dxa"/>
+              <w:bottom w:w="80" w:type="dxa"/>
+              <w:right w:w="100" w:type="dxa"/>
+            </w:tcMar>
+            <w:vAlign w:val="center"/>
+          </w:tcPr>
+          <w:p>
+            <w:r>
+              <w:rPr>
+                <w:sz w:val="19"/>
+                <w:szCs w:val="19"/>
+              </w:rPr>
+              <w:t>Baja: el personal concentra su esfuerzo únicamente en las excepciones.</w:t>
+            </w:r>
+          </w:p>
+        </w:tc>
+      </w:tr>
+      <w:tr>
+        <w:tc>
+          <w:tcPr>
+            <w:tcW w:w="2600" w:type="dxa"/>
+            <w:tcBorders>
+              <w:top w:val="single" w:sz="4" w:space="0" w:color="999999"/>
+              <w:left w:val="single" w:sz="4" w:space="0" w:color="999999"/>
+              <w:bottom w:val="single" w:sz="4" w:space="0" w:color="999999"/>
+              <w:right w:val="single" w:sz="4" w:space="0" w:color="999999"/>
+            </w:tcBorders>
+            <w:tcMar>
+              <w:top w:w="80" w:type="dxa"/>
+              <w:left w:w="100" w:type="dxa"/>
+              <w:bottom w:w="80" w:type="dxa"/>
+              <w:right w:w="100" w:type="dxa"/>
+            </w:tcMar>
+            <w:vAlign w:val="center"/>
+          </w:tcPr>
+          <w:p>
+            <w:r>
+              <w:rPr>
+                <w:b/>
+                <w:bCs/>
+                <w:sz w:val="19"/>
+                <w:szCs w:val="19"/>
+              </w:rPr>
+              <w:t>Tiempo total de confirmación</w:t>
+            </w:r>
+          </w:p>
+        </w:tc>
+        <w:tc>
+          <w:tcPr>
+            <w:tcW w:w="6750" w:type="dxa"/>
+            <w:tcBorders>
+              <w:top w:val="single" w:sz="4" w:space="0" w:color="999999"/>
+              <w:left w:val="single" w:sz="4" w:space="0" w:color="999999"/>
+              <w:bottom w:val="single" w:sz="4" w:space="0" w:color="999999"/>
+              <w:right w:val="single" w:sz="4" w:space="0" w:color="999999"/>
+            </w:tcBorders>
+            <w:tcMar>
+              <w:top w:w="80" w:type="dxa"/>
+              <w:left w:w="100" w:type="dxa"/>
+              <w:bottom w:w="80" w:type="dxa"/>
+              <w:right w:w="100" w:type="dxa"/>
+            </w:tcMar>
+            <w:vAlign w:val="center"/>
+          </w:tcPr>
+          <w:p>
+            <w:r>
+              <w:rPr>
+                <w:sz w:val="19"/>
+                <w:szCs w:val="19"/>
+              </w:rPr>
+              <w:t>Baja para casos estándar (inmediata) y media para excepciones (requieren revisión).</w:t>
+            </w:r>
+          </w:p>
+        </w:tc>
+      </w:tr>
+      <w:tr>
+        <w:tc>
+          <w:tcPr>
+            <w:tcW w:w="2600" w:type="dxa"/>
+            <w:tcBorders>
+              <w:top w:val="single" w:sz="4" w:space="0" w:color="999999"/>
+              <w:left w:val="single" w:sz="4" w:space="0" w:color="999999"/>
+              <w:bottom w:val="single" w:sz="4" w:space="0" w:color="999999"/>
+              <w:right w:val="single" w:sz="4" w:space="0" w:color="999999"/>
+            </w:tcBorders>
+            <w:shd w:val="clear" w:color="auto" w:fill="F2F2F2"/>
+            <w:tcMar>
+              <w:top w:w="80" w:type="dxa"/>
+              <w:left w:w="100" w:type="dxa"/>
+              <w:bottom w:w="80" w:type="dxa"/>
+              <w:right w:w="100" w:type="dxa"/>
+            </w:tcMar>
+            <w:vAlign w:val="center"/>
+          </w:tcPr>
+          <w:p>
+            <w:r>
+              <w:rPr>
+                <w:b/>
+                <w:bCs/>
+                <w:sz w:val="19"/>
+                <w:szCs w:val="19"/>
+              </w:rPr>
+              <w:t>Acciones del paciente</w:t>
+            </w:r>
+          </w:p>
+        </w:tc>
+        <w:tc>
+          <w:tcPr>
+            <w:tcW w:w="6750" w:type="dxa"/>
+            <w:tcBorders>
+              <w:top w:val="single" w:sz="4" w:space="0" w:color="999999"/>
+              <w:left w:val="single" w:sz="4" w:space="0" w:color="999999"/>
+              <w:bottom w:val="single" w:sz="4" w:space="0" w:color="999999"/>
+              <w:right w:val="single" w:sz="4" w:space="0" w:color="999999"/>
+            </w:tcBorders>
+            <w:shd w:val="clear" w:color="auto" w:fill="F2F2F2"/>
+            <w:tcMar>
+              <w:top w:w="80" w:type="dxa"/>
+              <w:left w:w="100" w:type="dxa"/>
+              <w:bottom w:w="80" w:type="dxa"/>
+              <w:right w:w="100" w:type="dxa"/>
+            </w:tcMar>
+            <w:vAlign w:val="center"/>
+          </w:tcPr>
+          <w:p>
+            <w:r>
+              <w:rPr>
+                <w:sz w:val="19"/>
+                <w:szCs w:val="19"/>
+              </w:rPr>
+              <w:t xml:space="preserve">Media: se </w:t>
+            </w:r>
+            <w:proofErr w:type="spellStart"/>
+            <w:r>
+              <w:rPr>
+                <w:sz w:val="19"/>
+                <w:szCs w:val="19"/>
+              </w:rPr>
+              <w:t>autoagenda</w:t>
+            </w:r>
+            <w:proofErr w:type="spellEnd"/>
+            <w:r>
+              <w:rPr>
+                <w:sz w:val="19"/>
+                <w:szCs w:val="19"/>
+              </w:rPr>
+              <w:t xml:space="preserve"> en sesiones estándar y contacta al personal solo en casos particulares.</w:t>
+            </w:r>
+          </w:p>
+        </w:tc>
+      </w:tr>
+      <w:tr>
+        <w:tc>
+          <w:tcPr>
+            <w:tcW w:w="2600" w:type="dxa"/>
+            <w:tcBorders>
+              <w:top w:val="single" w:sz="4" w:space="0" w:color="999999"/>
+              <w:left w:val="single" w:sz="4" w:space="0" w:color="999999"/>
+              <w:bottom w:val="single" w:sz="4" w:space="0" w:color="999999"/>
+              <w:right w:val="single" w:sz="4" w:space="0" w:color="999999"/>
+            </w:tcBorders>
+            <w:tcMar>
+              <w:top w:w="80" w:type="dxa"/>
+              <w:left w:w="100" w:type="dxa"/>
+              <w:bottom w:w="80" w:type="dxa"/>
+              <w:right w:w="100" w:type="dxa"/>
+            </w:tcMar>
+            <w:vAlign w:val="center"/>
+          </w:tcPr>
+          <w:p>
+            <w:r>
+              <w:rPr>
+                <w:b/>
+                <w:bCs/>
+                <w:sz w:val="19"/>
+                <w:szCs w:val="19"/>
+              </w:rPr>
+              <w:t>Acciones del personal</w:t>
+            </w:r>
+          </w:p>
+        </w:tc>
+        <w:tc>
+          <w:tcPr>
+            <w:tcW w:w="6750" w:type="dxa"/>
+            <w:tcBorders>
+              <w:top w:val="single" w:sz="4" w:space="0" w:color="999999"/>
+              <w:left w:val="single" w:sz="4" w:space="0" w:color="999999"/>
+              <w:bottom w:val="single" w:sz="4" w:space="0" w:color="999999"/>
+              <w:right w:val="single" w:sz="4" w:space="0" w:color="999999"/>
+            </w:tcBorders>
+            <w:tcMar>
+              <w:top w:w="80" w:type="dxa"/>
+              <w:left w:w="100" w:type="dxa"/>
+              <w:bottom w:w="80" w:type="dxa"/>
+              <w:right w:w="100" w:type="dxa"/>
+            </w:tcMar>
+            <w:vAlign w:val="center"/>
+          </w:tcPr>
+          <w:p>
+            <w:r>
+              <w:rPr>
+                <w:sz w:val="19"/>
+                <w:szCs w:val="19"/>
+              </w:rPr>
+              <w:t>Baja-media: interviene donde realmente agrega valor.</w:t>
+            </w:r>
+          </w:p>
+        </w:tc>
+      </w:tr>
+      <w:tr>
+        <w:tc>
+          <w:tcPr>
+            <w:tcW w:w="2600" w:type="dxa"/>
+            <w:tcBorders>
+              <w:top w:val="single" w:sz="4" w:space="0" w:color="999999"/>
+              <w:left w:val="single" w:sz="4" w:space="0" w:color="999999"/>
+              <w:bottom w:val="single" w:sz="4" w:space="0" w:color="999999"/>
+              <w:right w:val="single" w:sz="4" w:space="0" w:color="999999"/>
+            </w:tcBorders>
+            <w:shd w:val="clear" w:color="auto" w:fill="F2F2F2"/>
+            <w:tcMar>
+              <w:top w:w="80" w:type="dxa"/>
+              <w:left w:w="100" w:type="dxa"/>
+              <w:bottom w:w="80" w:type="dxa"/>
+              <w:right w:w="100" w:type="dxa"/>
+            </w:tcMar>
+            <w:vAlign w:val="center"/>
+          </w:tcPr>
+          <w:p>
+            <w:r>
+              <w:rPr>
+                <w:b/>
+                <w:bCs/>
+                <w:sz w:val="19"/>
+                <w:szCs w:val="19"/>
+              </w:rPr>
+              <w:t>Intervención humana</w:t>
+            </w:r>
+          </w:p>
+        </w:tc>
+        <w:tc>
+          <w:tcPr>
+            <w:tcW w:w="6750" w:type="dxa"/>
+            <w:tcBorders>
+              <w:top w:val="single" w:sz="4" w:space="0" w:color="999999"/>
+              <w:left w:val="single" w:sz="4" w:space="0" w:color="999999"/>
+              <w:bottom w:val="single" w:sz="4" w:space="0" w:color="999999"/>
+              <w:right w:val="single" w:sz="4" w:space="0" w:color="999999"/>
+            </w:tcBorders>
+            <w:shd w:val="clear" w:color="auto" w:fill="F2F2F2"/>
+            <w:tcMar>
+              <w:top w:w="80" w:type="dxa"/>
+              <w:left w:w="100" w:type="dxa"/>
+              <w:bottom w:w="80" w:type="dxa"/>
+              <w:right w:w="100" w:type="dxa"/>
+            </w:tcMar>
+            <w:vAlign w:val="center"/>
+          </w:tcPr>
+          <w:p>
+            <w:r>
+              <w:rPr>
+                <w:sz w:val="19"/>
+                <w:szCs w:val="19"/>
+              </w:rPr>
+              <w:t>Equilibrada: automatiza lo rutinario y reserva el criterio humano para lo excepcional.</w:t>
+            </w:r>
+          </w:p>
+        </w:tc>
+      </w:tr>
+      <w:tr>
+        <w:tc>
+          <w:tcPr>
+            <w:tcW w:w="2600" w:type="dxa"/>
+            <w:tcBorders>
+              <w:top w:val="single" w:sz="4" w:space="0" w:color="999999"/>
+              <w:left w:val="single" w:sz="4" w:space="0" w:color="999999"/>
+              <w:bottom w:val="single" w:sz="4" w:space="0" w:color="999999"/>
+              <w:right w:val="single" w:sz="4" w:space="0" w:color="999999"/>
+            </w:tcBorders>
+            <w:tcMar>
+              <w:top w:w="80" w:type="dxa"/>
+              <w:left w:w="100" w:type="dxa"/>
+              <w:bottom w:w="80" w:type="dxa"/>
+              <w:right w:w="100" w:type="dxa"/>
+            </w:tcMar>
+            <w:vAlign w:val="center"/>
+          </w:tcPr>
+          <w:p>
+            <w:r>
+              <w:rPr>
+                <w:b/>
+                <w:bCs/>
+                <w:sz w:val="19"/>
+                <w:szCs w:val="19"/>
+              </w:rPr>
+              <w:t>Prevención de conflictos / errores</w:t>
+            </w:r>
+          </w:p>
+        </w:tc>
+        <w:tc>
+          <w:tcPr>
+            <w:tcW w:w="6750" w:type="dxa"/>
+            <w:tcBorders>
+              <w:top w:val="single" w:sz="4" w:space="0" w:color="999999"/>
+              <w:left w:val="single" w:sz="4" w:space="0" w:color="999999"/>
+              <w:bottom w:val="single" w:sz="4" w:space="0" w:color="999999"/>
+              <w:right w:val="single" w:sz="4" w:space="0" w:color="999999"/>
+            </w:tcBorders>
+            <w:tcMar>
+              <w:top w:w="80" w:type="dxa"/>
+              <w:left w:w="100" w:type="dxa"/>
+              <w:bottom w:w="80" w:type="dxa"/>
+              <w:right w:w="100" w:type="dxa"/>
+            </w:tcMar>
+            <w:vAlign w:val="center"/>
+          </w:tcPr>
+          <w:p>
+            <w:r>
+              <w:rPr>
+                <w:sz w:val="19"/>
+                <w:szCs w:val="19"/>
+              </w:rPr>
+              <w:t>Alta prevención: validación automática más criterio humano para casos ambiguos, reduciendo la tasa de errores frente a las otras alternativas.</w:t>
+            </w:r>
+          </w:p>
+        </w:tc>
+      </w:tr>
+      <w:tr>
+        <w:tc>
+          <w:tcPr>
+            <w:tcW w:w="2600" w:type="dxa"/>
+            <w:tcBorders>
+              <w:top w:val="single" w:sz="4" w:space="0" w:color="999999"/>
+              <w:left w:val="single" w:sz="4" w:space="0" w:color="999999"/>
+              <w:bottom w:val="single" w:sz="4" w:space="0" w:color="999999"/>
+              <w:right w:val="single" w:sz="4" w:space="0" w:color="999999"/>
+            </w:tcBorders>
+            <w:shd w:val="clear" w:color="auto" w:fill="F2F2F2"/>
+            <w:tcMar>
+              <w:top w:w="80" w:type="dxa"/>
+              <w:left w:w="100" w:type="dxa"/>
+              <w:bottom w:w="80" w:type="dxa"/>
+              <w:right w:w="100" w:type="dxa"/>
+            </w:tcMar>
+            <w:vAlign w:val="center"/>
+          </w:tcPr>
+          <w:p>
+            <w:r>
+              <w:rPr>
+                <w:b/>
+                <w:bCs/>
+                <w:sz w:val="19"/>
+                <w:szCs w:val="19"/>
+              </w:rPr>
+              <w:t>Facilidad de uso</w:t>
+            </w:r>
+          </w:p>
+        </w:tc>
+        <w:tc>
+          <w:tcPr>
+            <w:tcW w:w="6750" w:type="dxa"/>
+            <w:tcBorders>
+              <w:top w:val="single" w:sz="4" w:space="0" w:color="999999"/>
+              <w:left w:val="single" w:sz="4" w:space="0" w:color="999999"/>
+              <w:bottom w:val="single" w:sz="4" w:space="0" w:color="999999"/>
+              <w:right w:val="single" w:sz="4" w:space="0" w:color="999999"/>
+            </w:tcBorders>
+            <w:shd w:val="clear" w:color="auto" w:fill="F2F2F2"/>
+            <w:tcMar>
+              <w:top w:w="80" w:type="dxa"/>
+              <w:left w:w="100" w:type="dxa"/>
+              <w:bottom w:w="80" w:type="dxa"/>
+              <w:right w:w="100" w:type="dxa"/>
+            </w:tcMar>
+            <w:vAlign w:val="center"/>
+          </w:tcPr>
+          <w:p>
+            <w:r>
+              <w:rPr>
+                <w:sz w:val="19"/>
+                <w:szCs w:val="19"/>
+              </w:rPr>
+              <w:t>Alta: el paciente obtiene agendamiento rápido en casos comunes y apoyo humano cuando lo necesita.</w:t>
+            </w:r>
+          </w:p>
+        </w:tc>
+      </w:tr>
+      <w:tr>
+        <w:tc>
+          <w:tcPr>
+            <w:tcW w:w="2600" w:type="dxa"/>
+            <w:tcBorders>
+              <w:top w:val="single" w:sz="4" w:space="0" w:color="999999"/>
+              <w:left w:val="single" w:sz="4" w:space="0" w:color="999999"/>
+              <w:bottom w:val="single" w:sz="4" w:space="0" w:color="999999"/>
+              <w:right w:val="single" w:sz="4" w:space="0" w:color="999999"/>
+            </w:tcBorders>
+            <w:tcMar>
+              <w:top w:w="80" w:type="dxa"/>
+              <w:left w:w="100" w:type="dxa"/>
+              <w:bottom w:w="80" w:type="dxa"/>
+              <w:right w:w="100" w:type="dxa"/>
+            </w:tcMar>
+            <w:vAlign w:val="center"/>
+          </w:tcPr>
+          <w:p>
+            <w:r>
+              <w:rPr>
+                <w:b/>
+                <w:bCs/>
+                <w:sz w:val="19"/>
+                <w:szCs w:val="19"/>
+              </w:rPr>
+              <w:t>Accesibilidad</w:t>
+            </w:r>
+          </w:p>
+        </w:tc>
+        <w:tc>
+          <w:tcPr>
+            <w:tcW w:w="6750" w:type="dxa"/>
+            <w:tcBorders>
+              <w:top w:val="single" w:sz="4" w:space="0" w:color="999999"/>
+              <w:left w:val="single" w:sz="4" w:space="0" w:color="999999"/>
+              <w:bottom w:val="single" w:sz="4" w:space="0" w:color="999999"/>
+              <w:right w:val="single" w:sz="4" w:space="0" w:color="999999"/>
+            </w:tcBorders>
+            <w:tcMar>
+              <w:top w:w="80" w:type="dxa"/>
+              <w:left w:w="100" w:type="dxa"/>
+              <w:bottom w:w="80" w:type="dxa"/>
+              <w:right w:w="100" w:type="dxa"/>
+            </w:tcMar>
+            <w:vAlign w:val="center"/>
+          </w:tcPr>
+          <w:p>
+            <w:r>
+              <w:rPr>
+                <w:sz w:val="19"/>
+                <w:szCs w:val="19"/>
+              </w:rPr>
+              <w:t>Buena: conserva el canal tradicional (teléfono/WhatsApp) para quien no puede o no quiere usar el autoservicio, siguiendo un principio de diseño inclusivo.</w:t>
+            </w:r>
+          </w:p>
+        </w:tc>
+      </w:tr>
+      <w:tr>
+        <w:tc>
+          <w:tcPr>
+            <w:tcW w:w="2600" w:type="dxa"/>
+            <w:tcBorders>
+              <w:top w:val="single" w:sz="4" w:space="0" w:color="999999"/>
+              <w:left w:val="single" w:sz="4" w:space="0" w:color="999999"/>
+              <w:bottom w:val="single" w:sz="4" w:space="0" w:color="999999"/>
+              <w:right w:val="single" w:sz="4" w:space="0" w:color="999999"/>
+            </w:tcBorders>
+            <w:shd w:val="clear" w:color="auto" w:fill="F2F2F2"/>
+            <w:tcMar>
+              <w:top w:w="80" w:type="dxa"/>
+              <w:left w:w="100" w:type="dxa"/>
+              <w:bottom w:w="80" w:type="dxa"/>
+              <w:right w:w="100" w:type="dxa"/>
+            </w:tcMar>
+            <w:vAlign w:val="center"/>
+          </w:tcPr>
+          <w:p>
+            <w:r>
+              <w:rPr>
+                <w:b/>
+                <w:bCs/>
+                <w:sz w:val="19"/>
+                <w:szCs w:val="19"/>
+              </w:rPr>
+              <w:lastRenderedPageBreak/>
+              <w:t>Privacidad</w:t>
+            </w:r>
+          </w:p>
+        </w:tc>
+        <w:tc>
+          <w:tcPr>
+            <w:tcW w:w="6750" w:type="dxa"/>
+            <w:tcBorders>
+              <w:top w:val="single" w:sz="4" w:space="0" w:color="999999"/>
+              <w:left w:val="single" w:sz="4" w:space="0" w:color="999999"/>
+              <w:bottom w:val="single" w:sz="4" w:space="0" w:color="999999"/>
+              <w:right w:val="single" w:sz="4" w:space="0" w:color="999999"/>
+            </w:tcBorders>
+            <w:shd w:val="clear" w:color="auto" w:fill="F2F2F2"/>
+            <w:tcMar>
+              <w:top w:w="80" w:type="dxa"/>
+              <w:left w:w="100" w:type="dxa"/>
+              <w:bottom w:w="80" w:type="dxa"/>
+              <w:right w:w="100" w:type="dxa"/>
+            </w:tcMar>
+            <w:vAlign w:val="center"/>
+          </w:tcPr>
+          <w:p>
+            <w:r>
+              <w:rPr>
+                <w:sz w:val="19"/>
+                <w:szCs w:val="19"/>
+              </w:rPr>
+              <w:t>Buena, datos estructurados y trazables.</w:t>
+            </w:r>
+          </w:p>
+        </w:tc>
+      </w:tr>
+      <w:tr>
+        <w:tc>
+          <w:tcPr>
+            <w:tcW w:w="2600" w:type="dxa"/>
+            <w:tcBorders>
+              <w:top w:val="single" w:sz="4" w:space="0" w:color="999999"/>
+              <w:left w:val="single" w:sz="4" w:space="0" w:color="999999"/>
+              <w:bottom w:val="single" w:sz="4" w:space="0" w:color="999999"/>
+              <w:right w:val="single" w:sz="4" w:space="0" w:color="999999"/>
+            </w:tcBorders>
+            <w:tcMar>
+              <w:top w:w="80" w:type="dxa"/>
+              <w:left w:w="100" w:type="dxa"/>
+              <w:bottom w:w="80" w:type="dxa"/>
+              <w:right w:w="100" w:type="dxa"/>
+            </w:tcMar>
+            <w:vAlign w:val="center"/>
+          </w:tcPr>
+          <w:p>
+            <w:r>
+              <w:rPr>
+                <w:b/>
+                <w:bCs/>
+                <w:sz w:val="19"/>
+                <w:szCs w:val="19"/>
+              </w:rPr>
+              <w:t>Factibilidad técnica</w:t>
+            </w:r>
+          </w:p>
+        </w:tc>
+        <w:tc>
+          <w:tcPr>
+            <w:tcW w:w="6750" w:type="dxa"/>
+            <w:tcBorders>
+              <w:top w:val="single" w:sz="4" w:space="0" w:color="999999"/>
+              <w:left w:val="single" w:sz="4" w:space="0" w:color="999999"/>
+              <w:bottom w:val="single" w:sz="4" w:space="0" w:color="999999"/>
+              <w:right w:val="single" w:sz="4" w:space="0" w:color="999999"/>
+            </w:tcBorders>
+            <w:tcMar>
+              <w:top w:w="80" w:type="dxa"/>
+              <w:left w:w="100" w:type="dxa"/>
+              <w:bottom w:w="80" w:type="dxa"/>
+              <w:right w:w="100" w:type="dxa"/>
+            </w:tcMar>
+            <w:vAlign w:val="center"/>
+          </w:tcPr>
+          <w:p>
+            <w:r>
+              <w:rPr>
+                <w:sz w:val="19"/>
+                <w:szCs w:val="19"/>
+              </w:rPr>
+              <w:t>Media: es la alternativa más compleja de implementar (requiere reglas de negocio y flujo de escalamiento), pero puede crecer de forma modular desde el sistema actual.</w:t>
+            </w:r>
+          </w:p>
+        </w:tc>
+      </w:tr>
+      <w:tr>
+        <w:tc>
+          <w:tcPr>
+            <w:tcW w:w="2600" w:type="dxa"/>
+            <w:tcBorders>
+              <w:top w:val="single" w:sz="4" w:space="0" w:color="999999"/>
+              <w:left w:val="single" w:sz="4" w:space="0" w:color="999999"/>
+              <w:bottom w:val="single" w:sz="4" w:space="0" w:color="999999"/>
+              <w:right w:val="single" w:sz="4" w:space="0" w:color="999999"/>
+            </w:tcBorders>
+            <w:shd w:val="clear" w:color="auto" w:fill="F2F2F2"/>
+            <w:tcMar>
+              <w:top w:w="80" w:type="dxa"/>
+              <w:left w:w="100" w:type="dxa"/>
+              <w:bottom w:w="80" w:type="dxa"/>
+              <w:right w:w="100" w:type="dxa"/>
+            </w:tcMar>
+            <w:vAlign w:val="center"/>
+          </w:tcPr>
+          <w:p>
+            <w:r>
+              <w:rPr>
+                <w:b/>
+                <w:bCs/>
+                <w:sz w:val="19"/>
+                <w:szCs w:val="19"/>
+              </w:rPr>
+              <w:t>Compatibilidad con los 5 fisioterapeutas</w:t>
+            </w:r>
+          </w:p>
+        </w:tc>
+        <w:tc>
+          <w:tcPr>
+            <w:tcW w:w="6750" w:type="dxa"/>
+            <w:tcBorders>
+              <w:top w:val="single" w:sz="4" w:space="0" w:color="999999"/>
+              <w:left w:val="single" w:sz="4" w:space="0" w:color="999999"/>
+              <w:bottom w:val="single" w:sz="4" w:space="0" w:color="999999"/>
+              <w:right w:val="single" w:sz="4" w:space="0" w:color="999999"/>
+            </w:tcBorders>
+            <w:shd w:val="clear" w:color="auto" w:fill="F2F2F2"/>
+            <w:tcMar>
+              <w:top w:w="80" w:type="dxa"/>
+              <w:left w:w="100" w:type="dxa"/>
+              <w:bottom w:w="80" w:type="dxa"/>
+              <w:right w:w="100" w:type="dxa"/>
+            </w:tcMar>
+            <w:vAlign w:val="center"/>
+          </w:tcPr>
+          <w:p>
+            <w:r>
+              <w:rPr>
+                <w:sz w:val="19"/>
+                <w:szCs w:val="19"/>
+              </w:rPr>
+              <w:t>Alta: es configurable por fisioterapeuta y conserva el control humano en situaciones particulares, ajustándose a las cinco formas de trabajo distintas del equipo.</w:t>
+            </w:r>
+          </w:p>
+        </w:tc>
+      </w:tr>
+    </w:tbl>
+    <w:p>
+      <w:pPr>
+        <w:pStyle w:val="Ttulo2"/>
+        <w:spacing w:before="240" w:after="120"/>
+      </w:pPr>
+      <w:r>
+        <w:rPr>
+          <w:b/>
+          <w:bCs/>
+          <w:color w:val="1F3864"/>
+          <w:sz w:val="23"/>
+          <w:szCs w:val="23"/>
+        </w:rPr>
+        <w:t>3.2 Matriz de decisión ponderada</w:t>
+      </w:r>
+    </w:p>
+    <w:p>
+      <w:pPr>
+        <w:spacing w:after="160" w:line="300" w:lineRule="auto"/>
+      </w:pPr>
+      <w:r>
+        <w:rPr>
+          <w:sz w:val="21"/>
+          <w:szCs w:val="21"/>
+        </w:rPr>
+        <w:t>Se evaluó cada alternativa con una puntuación de 1 (desempeño más bajo) a 5 (desempeño más alto) en cada criterio, ponderada según su relevancia para el contexto del centro. Los pesos priorizan la prevención de errores y el tiempo administrativo, por ser los puntos de fricción más críticos identificados en el proceso AS-IS.</w:t>
+      </w:r>
+    </w:p>
+    <w:tbl>
+      <w:tblPr>
+        <w:tblW w:w="9350" w:type="dxa"/>
+        <w:tblBorders>
+          <w:top w:val="single" w:sz="4" w:space="0" w:color="auto"/>
+          <w:left w:val="single" w:sz="4" w:space="0" w:color="auto"/>
+          <w:bottom w:val="single" w:sz="4" w:space="0" w:color="auto"/>
+          <w:right w:val="single" w:sz="4" w:space="0" w:color="auto"/>
+          <w:insideH w:val="single" w:sz="4" w:space="0" w:color="auto"/>
+          <w:insideV w:val="single" w:sz="4" w:space="0" w:color="auto"/>
+        </w:tblBorders>
+        <w:tblCellMar>
+          <w:left w:w="10" w:type="dxa"/>
+          <w:right w:w="10" w:type="dxa"/>
+        </w:tblCellMar>
+        <w:tblLook w:val="0000" w:firstRow="0" w:lastRow="0" w:firstColumn="0" w:lastColumn="0" w:noHBand="0" w:noVBand="0"/>
+      </w:tblPr>
+      <w:tblGrid>
+        <w:gridCol w:w="3202"/>
+        <w:gridCol w:w="900"/>
+        <w:gridCol w:w="1312"/>
+        <w:gridCol w:w="1312"/>
+        <w:gridCol w:w="1312"/>
+        <w:gridCol w:w="1312"/>
+      </w:tblGrid>
+      <w:tr>
+        <w:trPr>
+          <w:tblHeader/>
+        </w:trPr>
+        <w:tc>
+          <w:tcPr>
+            <w:tcW w:w="3200" w:type="dxa"/>
+            <w:tcBorders>
+              <w:top w:val="single" w:sz="4" w:space="0" w:color="999999"/>
+              <w:left w:val="single" w:sz="4" w:space="0" w:color="999999"/>
+              <w:bottom w:val="single" w:sz="4" w:space="0" w:color="999999"/>
+              <w:right w:val="single" w:sz="4" w:space="0" w:color="999999"/>
+            </w:tcBorders>
+            <w:shd w:val="clear" w:color="auto" w:fill="1F3864"/>
+            <w:tcMar>
+              <w:top w:w="80" w:type="dxa"/>
+              <w:left w:w="100" w:type="dxa"/>
+              <w:bottom w:w="80" w:type="dxa"/>
+              <w:right w:w="100" w:type="dxa"/>
+            </w:tcMar>
+            <w:vAlign w:val="center"/>
+          </w:tcPr>
+          <w:p>
+            <w:pPr>
+              <w:jc w:val="center"/>
+            </w:pPr>
+            <w:r>
+              <w:rPr>
+                <w:b/>
+                <w:bCs/>
+                <w:color w:val="FFFFFF"/>
+                <w:sz w:val="19"/>
+                <w:szCs w:val="19"/>
+              </w:rPr>
+              <w:t>Criterio</w:t>
+            </w:r>
+          </w:p>
+        </w:tc>
+        <w:tc>
+          <w:tcPr>
+            <w:tcW w:w="900" w:type="dxa"/>
+            <w:tcBorders>
+              <w:top w:val="single" w:sz="4" w:space="0" w:color="999999"/>
+              <w:left w:val="single" w:sz="4" w:space="0" w:color="999999"/>
+              <w:bottom w:val="single" w:sz="4" w:space="0" w:color="999999"/>
+              <w:right w:val="single" w:sz="4" w:space="0" w:color="999999"/>
+            </w:tcBorders>
+            <w:shd w:val="clear" w:color="auto" w:fill="1F3864"/>
+            <w:tcMar>
+              <w:top w:w="80" w:type="dxa"/>
+              <w:left w:w="100" w:type="dxa"/>
+              <w:bottom w:w="80" w:type="dxa"/>
+              <w:right w:w="100" w:type="dxa"/>
+            </w:tcMar>
+            <w:vAlign w:val="center"/>
+          </w:tcPr>
+          <w:p>
+            <w:pPr>
+              <w:jc w:val="center"/>
+            </w:pPr>
+            <w:r>
+              <w:rPr>
+                <w:b/>
+                <w:bCs/>
+                <w:color w:val="FFFFFF"/>
+                <w:sz w:val="19"/>
+                <w:szCs w:val="19"/>
+              </w:rPr>
+              <w:t>Peso</w:t>
+            </w:r>
+          </w:p>
+        </w:tc>
+        <w:tc>
+          <w:tcPr>
+            <w:tcW w:w="1312" w:type="dxa"/>
+            <w:tcBorders>
+              <w:top w:val="single" w:sz="4" w:space="0" w:color="999999"/>
+              <w:left w:val="single" w:sz="4" w:space="0" w:color="999999"/>
+              <w:bottom w:val="single" w:sz="4" w:space="0" w:color="999999"/>
+              <w:right w:val="single" w:sz="4" w:space="0" w:color="999999"/>
+            </w:tcBorders>
+            <w:shd w:val="clear" w:color="auto" w:fill="1F3864"/>
+            <w:tcMar>
+              <w:top w:w="80" w:type="dxa"/>
+              <w:left w:w="100" w:type="dxa"/>
+              <w:bottom w:w="80" w:type="dxa"/>
+              <w:right w:w="100" w:type="dxa"/>
+            </w:tcMar>
+            <w:vAlign w:val="center"/>
+          </w:tcPr>
+          <w:p>
+            <w:pPr>
+              <w:jc w:val="center"/>
+            </w:pPr>
+            <w:r>
+              <w:rPr>
+                <w:b/>
+                <w:bCs/>
+                <w:color w:val="FFFFFF"/>
+                <w:sz w:val="19"/>
+                <w:szCs w:val="19"/>
+              </w:rPr>
+              <w:t>Agenda digital interna</w:t>
+            </w:r>
+          </w:p>
+        </w:tc>
+        <w:tc>
+          <w:tcPr>
+            <w:tcW w:w="1312" w:type="dxa"/>
+            <w:tcBorders>
+              <w:top w:val="single" w:sz="4" w:space="0" w:color="999999"/>
+              <w:left w:val="single" w:sz="4" w:space="0" w:color="999999"/>
+              <w:bottom w:val="single" w:sz="4" w:space="0" w:color="999999"/>
+              <w:right w:val="single" w:sz="4" w:space="0" w:color="999999"/>
+            </w:tcBorders>
+            <w:shd w:val="clear" w:color="auto" w:fill="1F3864"/>
+            <w:tcMar>
+              <w:top w:w="80" w:type="dxa"/>
+              <w:left w:w="100" w:type="dxa"/>
+              <w:bottom w:w="80" w:type="dxa"/>
+              <w:right w:w="100" w:type="dxa"/>
+            </w:tcMar>
+            <w:vAlign w:val="center"/>
+          </w:tcPr>
+          <w:p>
+            <w:pPr>
+              <w:jc w:val="center"/>
+            </w:pPr>
+            <w:r>
+              <w:rPr>
+                <w:b/>
+                <w:bCs/>
+                <w:color w:val="FFFFFF"/>
+                <w:sz w:val="19"/>
+                <w:szCs w:val="19"/>
+              </w:rPr>
+              <w:t>Solicitud con confirmación</w:t>
+            </w:r>
+          </w:p>
+        </w:tc>
+        <w:tc>
+          <w:tcPr>
+            <w:tcW w:w="1312" w:type="dxa"/>
+            <w:tcBorders>
+              <w:top w:val="single" w:sz="4" w:space="0" w:color="999999"/>
+              <w:left w:val="single" w:sz="4" w:space="0" w:color="999999"/>
+              <w:bottom w:val="single" w:sz="4" w:space="0" w:color="999999"/>
+              <w:right w:val="single" w:sz="4" w:space="0" w:color="999999"/>
+            </w:tcBorders>
+            <w:shd w:val="clear" w:color="auto" w:fill="1F3864"/>
+            <w:tcMar>
+              <w:top w:w="80" w:type="dxa"/>
+              <w:left w:w="100" w:type="dxa"/>
+              <w:bottom w:w="80" w:type="dxa"/>
+              <w:right w:w="100" w:type="dxa"/>
+            </w:tcMar>
+            <w:vAlign w:val="center"/>
+          </w:tcPr>
+          <w:p>
+            <w:pPr>
+              <w:jc w:val="center"/>
+            </w:pPr>
+            <w:proofErr w:type="spellStart"/>
+            <w:r>
+              <w:rPr>
+                <w:b/>
+                <w:bCs/>
+                <w:color w:val="FFFFFF"/>
+                <w:sz w:val="19"/>
+                <w:szCs w:val="19"/>
+              </w:rPr>
+              <w:t>Autoagenda</w:t>
+            </w:r>
+            <w:proofErr w:type="spellEnd"/>
+            <w:r>
+              <w:rPr>
+                <w:b/>
+                <w:bCs/>
+                <w:color w:val="FFFFFF"/>
+                <w:sz w:val="19"/>
+                <w:szCs w:val="19"/>
+              </w:rPr>
+              <w:t>- miento</w:t>
+            </w:r>
+          </w:p>
+        </w:tc>
+        <w:tc>
+          <w:tcPr>
+            <w:tcW w:w="1312" w:type="dxa"/>
+            <w:tcBorders>
+              <w:top w:val="single" w:sz="4" w:space="0" w:color="999999"/>
+              <w:left w:val="single" w:sz="4" w:space="0" w:color="999999"/>
+              <w:bottom w:val="single" w:sz="4" w:space="0" w:color="999999"/>
+              <w:right w:val="single" w:sz="4" w:space="0" w:color="999999"/>
+            </w:tcBorders>
+            <w:shd w:val="clear" w:color="auto" w:fill="1F3864"/>
+            <w:tcMar>
+              <w:top w:w="80" w:type="dxa"/>
+              <w:left w:w="100" w:type="dxa"/>
+              <w:bottom w:w="80" w:type="dxa"/>
+              <w:right w:w="100" w:type="dxa"/>
+            </w:tcMar>
+            <w:vAlign w:val="center"/>
+          </w:tcPr>
+          <w:p>
+            <w:pPr>
+              <w:jc w:val="center"/>
+            </w:pPr>
+            <w:r>
+              <w:rPr>
+                <w:b/>
+                <w:bCs/>
+                <w:color w:val="FFFFFF"/>
+                <w:sz w:val="19"/>
+                <w:szCs w:val="19"/>
+              </w:rPr>
+              <w:t>Mecanismo híbrido</w:t>
+            </w:r>
+          </w:p>
+        </w:tc>
+      </w:tr>
+      <w:tr>
+        <w:tc>
+          <w:tcPr>
+            <w:tcW w:w="3200" w:type="dxa"/>
+            <w:tcBorders>
+              <w:top w:val="single" w:sz="4" w:space="0" w:color="999999"/>
+              <w:left w:val="single" w:sz="4" w:space="0" w:color="999999"/>
+              <w:bottom w:val="single" w:sz="4" w:space="0" w:color="999999"/>
+              <w:right w:val="single" w:sz="4" w:space="0" w:color="999999"/>
+            </w:tcBorders>
+            <w:shd w:val="clear" w:color="auto" w:fill="F2F2F2"/>
+            <w:tcMar>
+              <w:top w:w="80" w:type="dxa"/>
+              <w:left w:w="100" w:type="dxa"/>
+              <w:bottom w:w="80" w:type="dxa"/>
+              <w:right w:w="100" w:type="dxa"/>
+            </w:tcMar>
+            <w:vAlign w:val="center"/>
+          </w:tcPr>
+          <w:p>
+            <w:r>
+              <w:rPr>
+                <w:sz w:val="19"/>
+                <w:szCs w:val="19"/>
+              </w:rPr>
+              <w:t>Tiempo administrativo</w:t>
+            </w:r>
+          </w:p>
+        </w:tc>
+        <w:tc>
+          <w:tcPr>
+            <w:tcW w:w="900" w:type="dxa"/>
+            <w:tcBorders>
+              <w:top w:val="single" w:sz="4" w:space="0" w:color="999999"/>
+              <w:left w:val="single" w:sz="4" w:space="0" w:color="999999"/>
+              <w:bottom w:val="single" w:sz="4" w:space="0" w:color="999999"/>
+              <w:right w:val="single" w:sz="4" w:space="0" w:color="999999"/>
+            </w:tcBorders>
+            <w:shd w:val="clear" w:color="auto" w:fill="F2F2F2"/>
+            <w:tcMar>
+              <w:top w:w="80" w:type="dxa"/>
+              <w:left w:w="100" w:type="dxa"/>
+              <w:bottom w:w="80" w:type="dxa"/>
+              <w:right w:w="100" w:type="dxa"/>
+            </w:tcMar>
+            <w:vAlign w:val="center"/>
+          </w:tcPr>
+          <w:p>
+            <w:pPr>
+              <w:jc w:val="center"/>
+            </w:pPr>
+            <w:r>
+              <w:rPr>
+                <w:sz w:val="19"/>
+                <w:szCs w:val="19"/>
+              </w:rPr>
+              <w:t>15%</w:t>
+            </w:r>
+          </w:p>
+        </w:tc>
+        <w:tc>
+          <w:tcPr>
+            <w:tcW w:w="1312" w:type="dxa"/>
+            <w:tcBorders>
+              <w:top w:val="single" w:sz="4" w:space="0" w:color="999999"/>
+              <w:left w:val="single" w:sz="4" w:space="0" w:color="999999"/>
+              <w:bottom w:val="single" w:sz="4" w:space="0" w:color="999999"/>
+              <w:right w:val="single" w:sz="4" w:space="0" w:color="999999"/>
+            </w:tcBorders>
+            <w:shd w:val="clear" w:color="auto" w:fill="F2F2F2"/>
+            <w:tcMar>
+              <w:top w:w="80" w:type="dxa"/>
+              <w:left w:w="100" w:type="dxa"/>
+              <w:bottom w:w="80" w:type="dxa"/>
+              <w:right w:w="100" w:type="dxa"/>
+            </w:tcMar>
+            <w:vAlign w:val="center"/>
+          </w:tcPr>
+          <w:p>
+            <w:pPr>
+              <w:jc w:val="center"/>
+            </w:pPr>
+            <w:r>
+              <w:rPr>
+                <w:sz w:val="19"/>
+                <w:szCs w:val="19"/>
+              </w:rPr>
+              <w:t>2</w:t>
+            </w:r>
+          </w:p>
+        </w:tc>
+        <w:tc>
+          <w:tcPr>
+            <w:tcW w:w="1312" w:type="dxa"/>
+            <w:tcBorders>
+              <w:top w:val="single" w:sz="4" w:space="0" w:color="999999"/>
+              <w:left w:val="single" w:sz="4" w:space="0" w:color="999999"/>
+              <w:bottom w:val="single" w:sz="4" w:space="0" w:color="999999"/>
+              <w:right w:val="single" w:sz="4" w:space="0" w:color="999999"/>
+            </w:tcBorders>
+            <w:shd w:val="clear" w:color="auto" w:fill="F2F2F2"/>
+            <w:tcMar>
+              <w:top w:w="80" w:type="dxa"/>
+              <w:left w:w="100" w:type="dxa"/>
+              <w:bottom w:w="80" w:type="dxa"/>
+              <w:right w:w="100" w:type="dxa"/>
+            </w:tcMar>
+            <w:vAlign w:val="center"/>
+          </w:tcPr>
+          <w:p>
+            <w:pPr>
+              <w:jc w:val="center"/>
+            </w:pPr>
+            <w:r>
+              <w:rPr>
+                <w:sz w:val="19"/>
+                <w:szCs w:val="19"/>
+              </w:rPr>
+              <w:t>3</w:t>
+            </w:r>
+          </w:p>
+        </w:tc>
+        <w:tc>
+          <w:tcPr>
+            <w:tcW w:w="1312" w:type="dxa"/>
+            <w:tcBorders>
+              <w:top w:val="single" w:sz="4" w:space="0" w:color="999999"/>
+              <w:left w:val="single" w:sz="4" w:space="0" w:color="999999"/>
+              <w:bottom w:val="single" w:sz="4" w:space="0" w:color="999999"/>
+              <w:right w:val="single" w:sz="4" w:space="0" w:color="999999"/>
+            </w:tcBorders>
+            <w:shd w:val="clear" w:color="auto" w:fill="F2F2F2"/>
+            <w:tcMar>
+              <w:top w:w="80" w:type="dxa"/>
+              <w:left w:w="100" w:type="dxa"/>
+              <w:bottom w:w="80" w:type="dxa"/>
+              <w:right w:w="100" w:type="dxa"/>
+            </w:tcMar>
+            <w:vAlign w:val="center"/>
+          </w:tcPr>
+          <w:p>
+            <w:pPr>
+              <w:jc w:val="center"/>
+            </w:pPr>
+            <w:r>
+              <w:rPr>
+                <w:sz w:val="19"/>
+                <w:szCs w:val="19"/>
+              </w:rPr>
+              <w:t>5</w:t>
+            </w:r>
+          </w:p>
+        </w:tc>
+        <w:tc>
+          <w:tcPr>
+            <w:tcW w:w="1312" w:type="dxa"/>
+            <w:tcBorders>
+              <w:top w:val="single" w:sz="4" w:space="0" w:color="999999"/>
+              <w:left w:val="single" w:sz="4" w:space="0" w:color="999999"/>
+              <w:bottom w:val="single" w:sz="4" w:space="0" w:color="999999"/>
+              <w:right w:val="single" w:sz="4" w:space="0" w:color="999999"/>
+            </w:tcBorders>
+            <w:shd w:val="clear" w:color="auto" w:fill="F2F2F2"/>
+            <w:tcMar>
+              <w:top w:w="80" w:type="dxa"/>
+              <w:left w:w="100" w:type="dxa"/>
+              <w:bottom w:w="80" w:type="dxa"/>
+              <w:right w:w="100" w:type="dxa"/>
+            </w:tcMar>
+            <w:vAlign w:val="center"/>
+          </w:tcPr>
+          <w:p>
+            <w:pPr>
+              <w:jc w:val="center"/>
+            </w:pPr>
+            <w:r>
+              <w:rPr>
+                <w:sz w:val="19"/>
+                <w:szCs w:val="19"/>
+              </w:rPr>
+              <w:t>4</w:t>
+            </w:r>
+          </w:p>
+        </w:tc>
+      </w:tr>
+      <w:tr>
+        <w:tc>
+          <w:tcPr>
+            <w:tcW w:w="3200" w:type="dxa"/>
+            <w:tcBorders>
+              <w:top w:val="single" w:sz="4" w:space="0" w:color="999999"/>
+              <w:left w:val="single" w:sz="4" w:space="0" w:color="999999"/>
+              <w:bottom w:val="single" w:sz="4" w:space="0" w:color="999999"/>
+              <w:right w:val="single" w:sz="4" w:space="0" w:color="999999"/>
+            </w:tcBorders>
+            <w:tcMar>
+              <w:top w:w="80" w:type="dxa"/>
+              <w:left w:w="100" w:type="dxa"/>
+              <w:bottom w:w="80" w:type="dxa"/>
+              <w:right w:w="100" w:type="dxa"/>
+            </w:tcMar>
+            <w:vAlign w:val="center"/>
+          </w:tcPr>
+          <w:p>
+            <w:r>
+              <w:rPr>
+                <w:sz w:val="19"/>
+                <w:szCs w:val="19"/>
+              </w:rPr>
+              <w:t>Tiempo total de confirmación</w:t>
+            </w:r>
+          </w:p>
+        </w:tc>
+        <w:tc>
+          <w:tcPr>
+            <w:tcW w:w="900" w:type="dxa"/>
+            <w:tcBorders>
+              <w:top w:val="single" w:sz="4" w:space="0" w:color="999999"/>
+              <w:left w:val="single" w:sz="4" w:space="0" w:color="999999"/>
+              <w:bottom w:val="single" w:sz="4" w:space="0" w:color="999999"/>
+              <w:right w:val="single" w:sz="4" w:space="0" w:color="999999"/>
+            </w:tcBorders>
+            <w:tcMar>
+              <w:top w:w="80" w:type="dxa"/>
+              <w:left w:w="100" w:type="dxa"/>
+              <w:bottom w:w="80" w:type="dxa"/>
+              <w:right w:w="100" w:type="dxa"/>
+            </w:tcMar>
+            <w:vAlign w:val="center"/>
+          </w:tcPr>
+          <w:p>
+            <w:pPr>
+              <w:jc w:val="center"/>
+            </w:pPr>
+            <w:r>
+              <w:rPr>
+                <w:sz w:val="19"/>
+                <w:szCs w:val="19"/>
+              </w:rPr>
+              <w:t>10%</w:t>
+            </w:r>
+          </w:p>
+        </w:tc>
+        <w:tc>
+          <w:tcPr>
+            <w:tcW w:w="1312" w:type="dxa"/>
+            <w:tcBorders>
+              <w:top w:val="single" w:sz="4" w:space="0" w:color="999999"/>
+              <w:left w:val="single" w:sz="4" w:space="0" w:color="999999"/>
+              <w:bottom w:val="single" w:sz="4" w:space="0" w:color="999999"/>
+              <w:right w:val="single" w:sz="4" w:space="0" w:color="999999"/>
+            </w:tcBorders>
+            <w:tcMar>
+              <w:top w:w="80" w:type="dxa"/>
+              <w:left w:w="100" w:type="dxa"/>
+              <w:bottom w:w="80" w:type="dxa"/>
+              <w:right w:w="100" w:type="dxa"/>
+            </w:tcMar>
+            <w:vAlign w:val="center"/>
+          </w:tcPr>
+          <w:p>
+            <w:pPr>
+              <w:jc w:val="center"/>
+            </w:pPr>
+            <w:r>
+              <w:rPr>
+                <w:sz w:val="19"/>
+                <w:szCs w:val="19"/>
+              </w:rPr>
+              <w:t>2</w:t>
+            </w:r>
+          </w:p>
+        </w:tc>
+        <w:tc>
+          <w:tcPr>
+            <w:tcW w:w="1312" w:type="dxa"/>
+            <w:tcBorders>
+              <w:top w:val="single" w:sz="4" w:space="0" w:color="999999"/>
+              <w:left w:val="single" w:sz="4" w:space="0" w:color="999999"/>
+              <w:bottom w:val="single" w:sz="4" w:space="0" w:color="999999"/>
+              <w:right w:val="single" w:sz="4" w:space="0" w:color="999999"/>
+            </w:tcBorders>
+            <w:tcMar>
+              <w:top w:w="80" w:type="dxa"/>
+              <w:left w:w="100" w:type="dxa"/>
+              <w:bottom w:w="80" w:type="dxa"/>
+              <w:right w:w="100" w:type="dxa"/>
+            </w:tcMar>
+            <w:vAlign w:val="center"/>
+          </w:tcPr>
+          <w:p>
+            <w:pPr>
+              <w:jc w:val="center"/>
+            </w:pPr>
+            <w:r>
+              <w:rPr>
+                <w:sz w:val="19"/>
+                <w:szCs w:val="19"/>
+              </w:rPr>
+              <w:t>3</w:t>
+            </w:r>
+          </w:p>
+        </w:tc>
+        <w:tc>
+          <w:tcPr>
+            <w:tcW w:w="1312" w:type="dxa"/>
+            <w:tcBorders>
+              <w:top w:val="single" w:sz="4" w:space="0" w:color="999999"/>
+              <w:left w:val="single" w:sz="4" w:space="0" w:color="999999"/>
+              <w:bottom w:val="single" w:sz="4" w:space="0" w:color="999999"/>
+              <w:right w:val="single" w:sz="4" w:space="0" w:color="999999"/>
+            </w:tcBorders>
+            <w:tcMar>
+              <w:top w:w="80" w:type="dxa"/>
+              <w:left w:w="100" w:type="dxa"/>
+              <w:bottom w:w="80" w:type="dxa"/>
+              <w:right w:w="100" w:type="dxa"/>
+            </w:tcMar>
+            <w:vAlign w:val="center"/>
+          </w:tcPr>
+          <w:p>
+            <w:pPr>
+              <w:jc w:val="center"/>
+            </w:pPr>
+            <w:r>
+              <w:rPr>
+                <w:sz w:val="19"/>
+                <w:szCs w:val="19"/>
+              </w:rPr>
+              <w:t>5</w:t>
+            </w:r>
+          </w:p>
+        </w:tc>
+        <w:tc>
+          <w:tcPr>
+            <w:tcW w:w="1312" w:type="dxa"/>
+            <w:tcBorders>
+              <w:top w:val="single" w:sz="4" w:space="0" w:color="999999"/>
+              <w:left w:val="single" w:sz="4" w:space="0" w:color="999999"/>
+              <w:bottom w:val="single" w:sz="4" w:space="0" w:color="999999"/>
+              <w:right w:val="single" w:sz="4" w:space="0" w:color="999999"/>
+            </w:tcBorders>
+            <w:tcMar>
+              <w:top w:w="80" w:type="dxa"/>
+              <w:left w:w="100" w:type="dxa"/>
+              <w:bottom w:w="80" w:type="dxa"/>
+              <w:right w:w="100" w:type="dxa"/>
+            </w:tcMar>
+            <w:vAlign w:val="center"/>
+          </w:tcPr>
+          <w:p>
+            <w:pPr>
+              <w:jc w:val="center"/>
+            </w:pPr>
+            <w:r>
+              <w:rPr>
+                <w:sz w:val="19"/>
+                <w:szCs w:val="19"/>
+              </w:rPr>
+              <w:t>4</w:t>
+            </w:r>
+          </w:p>
+        </w:tc>
+      </w:tr>
+      <w:tr>
+        <w:tc>
+          <w:tcPr>
+            <w:tcW w:w="3200" w:type="dxa"/>
+            <w:tcBorders>
+              <w:top w:val="single" w:sz="4" w:space="0" w:color="999999"/>
+              <w:left w:val="single" w:sz="4" w:space="0" w:color="999999"/>
+              <w:bottom w:val="single" w:sz="4" w:space="0" w:color="999999"/>
+              <w:right w:val="single" w:sz="4" w:space="0" w:color="999999"/>
+            </w:tcBorders>
+            <w:shd w:val="clear" w:color="auto" w:fill="F2F2F2"/>
+            <w:tcMar>
+              <w:top w:w="80" w:type="dxa"/>
+              <w:left w:w="100" w:type="dxa"/>
+              <w:bottom w:w="80" w:type="dxa"/>
+              <w:right w:w="100" w:type="dxa"/>
+            </w:tcMar>
+            <w:vAlign w:val="center"/>
+          </w:tcPr>
+          <w:p>
+            <w:r>
+              <w:rPr>
+                <w:sz w:val="19"/>
+                <w:szCs w:val="19"/>
+              </w:rPr>
+              <w:t>Esfuerzo del paciente (acciones requeridas)</w:t>
+            </w:r>
+          </w:p>
+        </w:tc>
+        <w:tc>
+          <w:tcPr>
+            <w:tcW w:w="900" w:type="dxa"/>
+            <w:tcBorders>
+              <w:top w:val="single" w:sz="4" w:space="0" w:color="999999"/>
+              <w:left w:val="single" w:sz="4" w:space="0" w:color="999999"/>
+              <w:bottom w:val="single" w:sz="4" w:space="0" w:color="999999"/>
+              <w:right w:val="single" w:sz="4" w:space="0" w:color="999999"/>
+            </w:tcBorders>
+            <w:shd w:val="clear" w:color="auto" w:fill="F2F2F2"/>
+            <w:tcMar>
+              <w:top w:w="80" w:type="dxa"/>
+              <w:left w:w="100" w:type="dxa"/>
+              <w:bottom w:w="80" w:type="dxa"/>
+              <w:right w:w="100" w:type="dxa"/>
+            </w:tcMar>
+            <w:vAlign w:val="center"/>
+          </w:tcPr>
+          <w:p>
+            <w:pPr>
+              <w:jc w:val="center"/>
+            </w:pPr>
+            <w:r>
+              <w:rPr>
+                <w:sz w:val="19"/>
+                <w:szCs w:val="19"/>
+              </w:rPr>
+              <w:t>8%</w:t>
+            </w:r>
+          </w:p>
+        </w:tc>
+        <w:tc>
+          <w:tcPr>
+            <w:tcW w:w="1312" w:type="dxa"/>
+            <w:tcBorders>
+              <w:top w:val="single" w:sz="4" w:space="0" w:color="999999"/>
+              <w:left w:val="single" w:sz="4" w:space="0" w:color="999999"/>
+              <w:bottom w:val="single" w:sz="4" w:space="0" w:color="999999"/>
+              <w:right w:val="single" w:sz="4" w:space="0" w:color="999999"/>
+            </w:tcBorders>
+            <w:shd w:val="clear" w:color="auto" w:fill="F2F2F2"/>
+            <w:tcMar>
+              <w:top w:w="80" w:type="dxa"/>
+              <w:left w:w="100" w:type="dxa"/>
+              <w:bottom w:w="80" w:type="dxa"/>
+              <w:right w:w="100" w:type="dxa"/>
+            </w:tcMar>
+            <w:vAlign w:val="center"/>
+          </w:tcPr>
+          <w:p>
+            <w:pPr>
+              <w:jc w:val="center"/>
+            </w:pPr>
+            <w:r>
+              <w:rPr>
+                <w:sz w:val="19"/>
+                <w:szCs w:val="19"/>
+              </w:rPr>
+              <w:t>3</w:t>
+            </w:r>
+          </w:p>
+        </w:tc>
+        <w:tc>
+          <w:tcPr>
+            <w:tcW w:w="1312" w:type="dxa"/>
+            <w:tcBorders>
+              <w:top w:val="single" w:sz="4" w:space="0" w:color="999999"/>
+              <w:left w:val="single" w:sz="4" w:space="0" w:color="999999"/>
+              <w:bottom w:val="single" w:sz="4" w:space="0" w:color="999999"/>
+              <w:right w:val="single" w:sz="4" w:space="0" w:color="999999"/>
+            </w:tcBorders>
+            <w:shd w:val="clear" w:color="auto" w:fill="F2F2F2"/>
+            <w:tcMar>
+              <w:top w:w="80" w:type="dxa"/>
+              <w:left w:w="100" w:type="dxa"/>
+              <w:bottom w:w="80" w:type="dxa"/>
+              <w:right w:w="100" w:type="dxa"/>
+            </w:tcMar>
+            <w:vAlign w:val="center"/>
+          </w:tcPr>
+          <w:p>
+            <w:pPr>
+              <w:jc w:val="center"/>
+            </w:pPr>
+            <w:r>
+              <w:rPr>
+                <w:sz w:val="19"/>
+                <w:szCs w:val="19"/>
+              </w:rPr>
+              <w:t>3</w:t>
+            </w:r>
+          </w:p>
+        </w:tc>
+        <w:tc>
+          <w:tcPr>
+            <w:tcW w:w="1312" w:type="dxa"/>
+            <w:tcBorders>
+              <w:top w:val="single" w:sz="4" w:space="0" w:color="999999"/>
+              <w:left w:val="single" w:sz="4" w:space="0" w:color="999999"/>
+              <w:bottom w:val="single" w:sz="4" w:space="0" w:color="999999"/>
+              <w:right w:val="single" w:sz="4" w:space="0" w:color="999999"/>
+            </w:tcBorders>
+            <w:shd w:val="clear" w:color="auto" w:fill="F2F2F2"/>
+            <w:tcMar>
+              <w:top w:w="80" w:type="dxa"/>
+              <w:left w:w="100" w:type="dxa"/>
+              <w:bottom w:w="80" w:type="dxa"/>
+              <w:right w:w="100" w:type="dxa"/>
+            </w:tcMar>
+            <w:vAlign w:val="center"/>
+          </w:tcPr>
+          <w:p>
+            <w:pPr>
+              <w:jc w:val="center"/>
+            </w:pPr>
+            <w:r>
+              <w:rPr>
+                <w:sz w:val="19"/>
+                <w:szCs w:val="19"/>
+              </w:rPr>
+              <w:t>3</w:t>
+            </w:r>
+          </w:p>
+        </w:tc>
+        <w:tc>
+          <w:tcPr>
+            <w:tcW w:w="1312" w:type="dxa"/>
+            <w:tcBorders>
+              <w:top w:val="single" w:sz="4" w:space="0" w:color="999999"/>
+              <w:left w:val="single" w:sz="4" w:space="0" w:color="999999"/>
+              <w:bottom w:val="single" w:sz="4" w:space="0" w:color="999999"/>
+              <w:right w:val="single" w:sz="4" w:space="0" w:color="999999"/>
+            </w:tcBorders>
+            <w:shd w:val="clear" w:color="auto" w:fill="F2F2F2"/>
+            <w:tcMar>
+              <w:top w:w="80" w:type="dxa"/>
+              <w:left w:w="100" w:type="dxa"/>
+              <w:bottom w:w="80" w:type="dxa"/>
+              <w:right w:w="100" w:type="dxa"/>
+            </w:tcMar>
+            <w:vAlign w:val="center"/>
+          </w:tcPr>
+          <w:p>
+            <w:pPr>
+              <w:jc w:val="center"/>
+            </w:pPr>
+            <w:r>
+              <w:rPr>
+                <w:sz w:val="19"/>
+                <w:szCs w:val="19"/>
+              </w:rPr>
+              <w:t>4</w:t>
+            </w:r>
+          </w:p>
+        </w:tc>
+      </w:tr>
+      <w:tr>
+        <w:tc>
+          <w:tcPr>
+            <w:tcW w:w="3200" w:type="dxa"/>
+            <w:tcBorders>
+              <w:top w:val="single" w:sz="4" w:space="0" w:color="999999"/>
+              <w:left w:val="single" w:sz="4" w:space="0" w:color="999999"/>
+              <w:bottom w:val="single" w:sz="4" w:space="0" w:color="999999"/>
+              <w:right w:val="single" w:sz="4" w:space="0" w:color="999999"/>
+            </w:tcBorders>
+            <w:tcMar>
+              <w:top w:w="80" w:type="dxa"/>
+              <w:left w:w="100" w:type="dxa"/>
+              <w:bottom w:w="80" w:type="dxa"/>
+              <w:right w:w="100" w:type="dxa"/>
+            </w:tcMar>
+            <w:vAlign w:val="center"/>
+          </w:tcPr>
+          <w:p>
+            <w:r>
+              <w:rPr>
+                <w:sz w:val="19"/>
+                <w:szCs w:val="19"/>
+              </w:rPr>
+              <w:t>Esfuerzo del personal (acciones requeridas)</w:t>
+            </w:r>
+          </w:p>
+        </w:tc>
+        <w:tc>
+          <w:tcPr>
+            <w:tcW w:w="900" w:type="dxa"/>
+            <w:tcBorders>
+              <w:top w:val="single" w:sz="4" w:space="0" w:color="999999"/>
+              <w:left w:val="single" w:sz="4" w:space="0" w:color="999999"/>
+              <w:bottom w:val="single" w:sz="4" w:space="0" w:color="999999"/>
+              <w:right w:val="single" w:sz="4" w:space="0" w:color="999999"/>
+            </w:tcBorders>
+            <w:tcMar>
+              <w:top w:w="80" w:type="dxa"/>
+              <w:left w:w="100" w:type="dxa"/>
+              <w:bottom w:w="80" w:type="dxa"/>
+              <w:right w:w="100" w:type="dxa"/>
+            </w:tcMar>
+            <w:vAlign w:val="center"/>
+          </w:tcPr>
+          <w:p>
+            <w:pPr>
+              <w:jc w:val="center"/>
+            </w:pPr>
+            <w:r>
+              <w:rPr>
+                <w:sz w:val="19"/>
+                <w:szCs w:val="19"/>
+              </w:rPr>
+              <w:t>8%</w:t>
+            </w:r>
+          </w:p>
+        </w:tc>
+        <w:tc>
+          <w:tcPr>
+            <w:tcW w:w="1312" w:type="dxa"/>
+            <w:tcBorders>
+              <w:top w:val="single" w:sz="4" w:space="0" w:color="999999"/>
+              <w:left w:val="single" w:sz="4" w:space="0" w:color="999999"/>
+              <w:bottom w:val="single" w:sz="4" w:space="0" w:color="999999"/>
+              <w:right w:val="single" w:sz="4" w:space="0" w:color="999999"/>
+            </w:tcBorders>
+            <w:tcMar>
+              <w:top w:w="80" w:type="dxa"/>
+              <w:left w:w="100" w:type="dxa"/>
+              <w:bottom w:w="80" w:type="dxa"/>
+              <w:right w:w="100" w:type="dxa"/>
+            </w:tcMar>
+            <w:vAlign w:val="center"/>
+          </w:tcPr>
+          <w:p>
+            <w:pPr>
+              <w:jc w:val="center"/>
+            </w:pPr>
+            <w:r>
+              <w:rPr>
+                <w:sz w:val="19"/>
+                <w:szCs w:val="19"/>
+              </w:rPr>
+              <w:t>2</w:t>
+            </w:r>
+          </w:p>
+        </w:tc>
+        <w:tc>
+          <w:tcPr>
+            <w:tcW w:w="1312" w:type="dxa"/>
+            <w:tcBorders>
+              <w:top w:val="single" w:sz="4" w:space="0" w:color="999999"/>
+              <w:left w:val="single" w:sz="4" w:space="0" w:color="999999"/>
+              <w:bottom w:val="single" w:sz="4" w:space="0" w:color="999999"/>
+              <w:right w:val="single" w:sz="4" w:space="0" w:color="999999"/>
+            </w:tcBorders>
+            <w:tcMar>
+              <w:top w:w="80" w:type="dxa"/>
+              <w:left w:w="100" w:type="dxa"/>
+              <w:bottom w:w="80" w:type="dxa"/>
+              <w:right w:w="100" w:type="dxa"/>
+            </w:tcMar>
+            <w:vAlign w:val="center"/>
+          </w:tcPr>
+          <w:p>
+            <w:pPr>
+              <w:jc w:val="center"/>
+            </w:pPr>
+            <w:r>
+              <w:rPr>
+                <w:sz w:val="19"/>
+                <w:szCs w:val="19"/>
+              </w:rPr>
+              <w:t>3</w:t>
+            </w:r>
+          </w:p>
+        </w:tc>
+        <w:tc>
+          <w:tcPr>
+            <w:tcW w:w="1312" w:type="dxa"/>
+            <w:tcBorders>
+              <w:top w:val="single" w:sz="4" w:space="0" w:color="999999"/>
+              <w:left w:val="single" w:sz="4" w:space="0" w:color="999999"/>
+              <w:bottom w:val="single" w:sz="4" w:space="0" w:color="999999"/>
+              <w:right w:val="single" w:sz="4" w:space="0" w:color="999999"/>
+            </w:tcBorders>
+            <w:tcMar>
+              <w:top w:w="80" w:type="dxa"/>
+              <w:left w:w="100" w:type="dxa"/>
+              <w:bottom w:w="80" w:type="dxa"/>
+              <w:right w:w="100" w:type="dxa"/>
+            </w:tcMar>
+            <w:vAlign w:val="center"/>
+          </w:tcPr>
+          <w:p>
+            <w:pPr>
+              <w:jc w:val="center"/>
+            </w:pPr>
+            <w:r>
+              <w:rPr>
+                <w:sz w:val="19"/>
+                <w:szCs w:val="19"/>
+              </w:rPr>
+              <w:t>5</w:t>
+            </w:r>
+          </w:p>
+        </w:tc>
+        <w:tc>
+          <w:tcPr>
+            <w:tcW w:w="1312" w:type="dxa"/>
+            <w:tcBorders>
+              <w:top w:val="single" w:sz="4" w:space="0" w:color="999999"/>
+              <w:left w:val="single" w:sz="4" w:space="0" w:color="999999"/>
+              <w:bottom w:val="single" w:sz="4" w:space="0" w:color="999999"/>
+              <w:right w:val="single" w:sz="4" w:space="0" w:color="999999"/>
+            </w:tcBorders>
+            <w:tcMar>
+              <w:top w:w="80" w:type="dxa"/>
+              <w:left w:w="100" w:type="dxa"/>
+              <w:bottom w:w="80" w:type="dxa"/>
+              <w:right w:w="100" w:type="dxa"/>
+            </w:tcMar>
+            <w:vAlign w:val="center"/>
+          </w:tcPr>
+          <w:p>
+            <w:pPr>
+              <w:jc w:val="center"/>
+            </w:pPr>
+            <w:r>
+              <w:rPr>
+                <w:sz w:val="19"/>
+                <w:szCs w:val="19"/>
+              </w:rPr>
+              <w:t>4</w:t>
+            </w:r>
+          </w:p>
+        </w:tc>
+      </w:tr>
+      <w:tr>
+        <w:tc>
+          <w:tcPr>
+            <w:tcW w:w="3200" w:type="dxa"/>
+            <w:tcBorders>
+              <w:top w:val="single" w:sz="4" w:space="0" w:color="999999"/>
+              <w:left w:val="single" w:sz="4" w:space="0" w:color="999999"/>
+              <w:bottom w:val="single" w:sz="4" w:space="0" w:color="999999"/>
+              <w:right w:val="single" w:sz="4" w:space="0" w:color="999999"/>
+            </w:tcBorders>
+            <w:shd w:val="clear" w:color="auto" w:fill="F2F2F2"/>
+            <w:tcMar>
+              <w:top w:w="80" w:type="dxa"/>
+              <w:left w:w="100" w:type="dxa"/>
+              <w:bottom w:w="80" w:type="dxa"/>
+              <w:right w:w="100" w:type="dxa"/>
+            </w:tcMar>
+            <w:vAlign w:val="center"/>
+          </w:tcPr>
+          <w:p>
+            <w:r>
+              <w:rPr>
+                <w:sz w:val="19"/>
+                <w:szCs w:val="19"/>
+              </w:rPr>
+              <w:t>Equilibrio de intervención humana</w:t>
+            </w:r>
+          </w:p>
+        </w:tc>
+        <w:tc>
+          <w:tcPr>
+            <w:tcW w:w="900" w:type="dxa"/>
+            <w:tcBorders>
+              <w:top w:val="single" w:sz="4" w:space="0" w:color="999999"/>
+              <w:left w:val="single" w:sz="4" w:space="0" w:color="999999"/>
+              <w:bottom w:val="single" w:sz="4" w:space="0" w:color="999999"/>
+              <w:right w:val="single" w:sz="4" w:space="0" w:color="999999"/>
+            </w:tcBorders>
+            <w:shd w:val="clear" w:color="auto" w:fill="F2F2F2"/>
+            <w:tcMar>
+              <w:top w:w="80" w:type="dxa"/>
+              <w:left w:w="100" w:type="dxa"/>
+              <w:bottom w:w="80" w:type="dxa"/>
+              <w:right w:w="100" w:type="dxa"/>
+            </w:tcMar>
+            <w:vAlign w:val="center"/>
+          </w:tcPr>
+          <w:p>
+            <w:pPr>
+              <w:jc w:val="center"/>
+            </w:pPr>
+            <w:r>
+              <w:rPr>
+                <w:sz w:val="19"/>
+                <w:szCs w:val="19"/>
+              </w:rPr>
+              <w:t>7%</w:t>
+            </w:r>
+          </w:p>
+        </w:tc>
+        <w:tc>
+          <w:tcPr>
+            <w:tcW w:w="1312" w:type="dxa"/>
+            <w:tcBorders>
+              <w:top w:val="single" w:sz="4" w:space="0" w:color="999999"/>
+              <w:left w:val="single" w:sz="4" w:space="0" w:color="999999"/>
+              <w:bottom w:val="single" w:sz="4" w:space="0" w:color="999999"/>
+              <w:right w:val="single" w:sz="4" w:space="0" w:color="999999"/>
+            </w:tcBorders>
+            <w:shd w:val="clear" w:color="auto" w:fill="F2F2F2"/>
+            <w:tcMar>
+              <w:top w:w="80" w:type="dxa"/>
+              <w:left w:w="100" w:type="dxa"/>
+              <w:bottom w:w="80" w:type="dxa"/>
+              <w:right w:w="100" w:type="dxa"/>
+            </w:tcMar>
+            <w:vAlign w:val="center"/>
+          </w:tcPr>
+          <w:p>
+            <w:pPr>
+              <w:jc w:val="center"/>
+            </w:pPr>
+            <w:r>
+              <w:rPr>
+                <w:sz w:val="19"/>
+                <w:szCs w:val="19"/>
+              </w:rPr>
+              <w:t>2</w:t>
+            </w:r>
+          </w:p>
+        </w:tc>
+        <w:tc>
+          <w:tcPr>
+            <w:tcW w:w="1312" w:type="dxa"/>
+            <w:tcBorders>
+              <w:top w:val="single" w:sz="4" w:space="0" w:color="999999"/>
+              <w:left w:val="single" w:sz="4" w:space="0" w:color="999999"/>
+              <w:bottom w:val="single" w:sz="4" w:space="0" w:color="999999"/>
+              <w:right w:val="single" w:sz="4" w:space="0" w:color="999999"/>
+            </w:tcBorders>
+            <w:shd w:val="clear" w:color="auto" w:fill="F2F2F2"/>
+            <w:tcMar>
+              <w:top w:w="80" w:type="dxa"/>
+              <w:left w:w="100" w:type="dxa"/>
+              <w:bottom w:w="80" w:type="dxa"/>
+              <w:right w:w="100" w:type="dxa"/>
+            </w:tcMar>
+            <w:vAlign w:val="center"/>
+          </w:tcPr>
+          <w:p>
+            <w:pPr>
+              <w:jc w:val="center"/>
+            </w:pPr>
+            <w:r>
+              <w:rPr>
+                <w:sz w:val="19"/>
+                <w:szCs w:val="19"/>
+              </w:rPr>
+              <w:t>3</w:t>
+            </w:r>
+          </w:p>
+        </w:tc>
+        <w:tc>
+          <w:tcPr>
+            <w:tcW w:w="1312" w:type="dxa"/>
+            <w:tcBorders>
+              <w:top w:val="single" w:sz="4" w:space="0" w:color="999999"/>
+              <w:left w:val="single" w:sz="4" w:space="0" w:color="999999"/>
+              <w:bottom w:val="single" w:sz="4" w:space="0" w:color="999999"/>
+              <w:right w:val="single" w:sz="4" w:space="0" w:color="999999"/>
+            </w:tcBorders>
+            <w:shd w:val="clear" w:color="auto" w:fill="F2F2F2"/>
+            <w:tcMar>
+              <w:top w:w="80" w:type="dxa"/>
+              <w:left w:w="100" w:type="dxa"/>
+              <w:bottom w:w="80" w:type="dxa"/>
+              <w:right w:w="100" w:type="dxa"/>
+            </w:tcMar>
+            <w:vAlign w:val="center"/>
+          </w:tcPr>
+          <w:p>
+            <w:pPr>
+              <w:jc w:val="center"/>
+            </w:pPr>
+            <w:r>
+              <w:rPr>
+                <w:sz w:val="19"/>
+                <w:szCs w:val="19"/>
+              </w:rPr>
+              <w:t>2</w:t>
+            </w:r>
+          </w:p>
+        </w:tc>
+        <w:tc>
+          <w:tcPr>
+            <w:tcW w:w="1312" w:type="dxa"/>
+            <w:tcBorders>
+              <w:top w:val="single" w:sz="4" w:space="0" w:color="999999"/>
+              <w:left w:val="single" w:sz="4" w:space="0" w:color="999999"/>
+              <w:bottom w:val="single" w:sz="4" w:space="0" w:color="999999"/>
+              <w:right w:val="single" w:sz="4" w:space="0" w:color="999999"/>
+            </w:tcBorders>
+            <w:shd w:val="clear" w:color="auto" w:fill="F2F2F2"/>
+            <w:tcMar>
+              <w:top w:w="80" w:type="dxa"/>
+              <w:left w:w="100" w:type="dxa"/>
+              <w:bottom w:w="80" w:type="dxa"/>
+              <w:right w:w="100" w:type="dxa"/>
+            </w:tcMar>
+            <w:vAlign w:val="center"/>
+          </w:tcPr>
+          <w:p>
+            <w:pPr>
+              <w:jc w:val="center"/>
+            </w:pPr>
+            <w:r>
+              <w:rPr>
+                <w:sz w:val="19"/>
+                <w:szCs w:val="19"/>
+              </w:rPr>
+              <w:t>5</w:t>
+            </w:r>
+          </w:p>
+        </w:tc>
+      </w:tr>
+      <w:tr>
+        <w:tc>
+          <w:tcPr>
+            <w:tcW w:w="3200" w:type="dxa"/>
+            <w:tcBorders>
+              <w:top w:val="single" w:sz="4" w:space="0" w:color="999999"/>
+              <w:left w:val="single" w:sz="4" w:space="0" w:color="999999"/>
+              <w:bottom w:val="single" w:sz="4" w:space="0" w:color="999999"/>
+              <w:right w:val="single" w:sz="4" w:space="0" w:color="999999"/>
+            </w:tcBorders>
+            <w:tcMar>
+              <w:top w:w="80" w:type="dxa"/>
+              <w:left w:w="100" w:type="dxa"/>
+              <w:bottom w:w="80" w:type="dxa"/>
+              <w:right w:w="100" w:type="dxa"/>
+            </w:tcMar>
+            <w:vAlign w:val="center"/>
+          </w:tcPr>
+          <w:p>
+            <w:r>
+              <w:rPr>
+                <w:sz w:val="19"/>
+                <w:szCs w:val="19"/>
+              </w:rPr>
+              <w:t>Prevención de conflictos y tasa de errores</w:t>
+            </w:r>
+          </w:p>
+        </w:tc>
+        <w:tc>
+          <w:tcPr>
+            <w:tcW w:w="900" w:type="dxa"/>
+            <w:tcBorders>
+              <w:top w:val="single" w:sz="4" w:space="0" w:color="999999"/>
+              <w:left w:val="single" w:sz="4" w:space="0" w:color="999999"/>
+              <w:bottom w:val="single" w:sz="4" w:space="0" w:color="999999"/>
+              <w:right w:val="single" w:sz="4" w:space="0" w:color="999999"/>
+            </w:tcBorders>
+            <w:tcMar>
+              <w:top w:w="80" w:type="dxa"/>
+              <w:left w:w="100" w:type="dxa"/>
+              <w:bottom w:w="80" w:type="dxa"/>
+              <w:right w:w="100" w:type="dxa"/>
+            </w:tcMar>
+            <w:vAlign w:val="center"/>
+          </w:tcPr>
+          <w:p>
+            <w:pPr>
+              <w:jc w:val="center"/>
+            </w:pPr>
+            <w:r>
+              <w:rPr>
+                <w:sz w:val="19"/>
+                <w:szCs w:val="19"/>
+              </w:rPr>
+              <w:t>15%</w:t>
+            </w:r>
+          </w:p>
+        </w:tc>
+        <w:tc>
+          <w:tcPr>
+            <w:tcW w:w="1312" w:type="dxa"/>
+            <w:tcBorders>
+              <w:top w:val="single" w:sz="4" w:space="0" w:color="999999"/>
+              <w:left w:val="single" w:sz="4" w:space="0" w:color="999999"/>
+              <w:bottom w:val="single" w:sz="4" w:space="0" w:color="999999"/>
+              <w:right w:val="single" w:sz="4" w:space="0" w:color="999999"/>
+            </w:tcBorders>
+            <w:tcMar>
+              <w:top w:w="80" w:type="dxa"/>
+              <w:left w:w="100" w:type="dxa"/>
+              <w:bottom w:w="80" w:type="dxa"/>
+              <w:right w:w="100" w:type="dxa"/>
+            </w:tcMar>
+            <w:vAlign w:val="center"/>
+          </w:tcPr>
+          <w:p>
+            <w:pPr>
+              <w:jc w:val="center"/>
+            </w:pPr>
+            <w:r>
+              <w:rPr>
+                <w:sz w:val="19"/>
+                <w:szCs w:val="19"/>
+              </w:rPr>
+              <w:t>3</w:t>
+            </w:r>
+          </w:p>
+        </w:tc>
+        <w:tc>
+          <w:tcPr>
+            <w:tcW w:w="1312" w:type="dxa"/>
+            <w:tcBorders>
+              <w:top w:val="single" w:sz="4" w:space="0" w:color="999999"/>
+              <w:left w:val="single" w:sz="4" w:space="0" w:color="999999"/>
+              <w:bottom w:val="single" w:sz="4" w:space="0" w:color="999999"/>
+              <w:right w:val="single" w:sz="4" w:space="0" w:color="999999"/>
+            </w:tcBorders>
+            <w:tcMar>
+              <w:top w:w="80" w:type="dxa"/>
+              <w:left w:w="100" w:type="dxa"/>
+              <w:bottom w:w="80" w:type="dxa"/>
+              <w:right w:w="100" w:type="dxa"/>
+            </w:tcMar>
+            <w:vAlign w:val="center"/>
+          </w:tcPr>
+          <w:p>
+            <w:pPr>
+              <w:jc w:val="center"/>
+            </w:pPr>
+            <w:r>
+              <w:rPr>
+                <w:sz w:val="19"/>
+                <w:szCs w:val="19"/>
+              </w:rPr>
+              <w:t>4</w:t>
+            </w:r>
+          </w:p>
+        </w:tc>
+        <w:tc>
+          <w:tcPr>
+            <w:tcW w:w="1312" w:type="dxa"/>
+            <w:tcBorders>
+              <w:top w:val="single" w:sz="4" w:space="0" w:color="999999"/>
+              <w:left w:val="single" w:sz="4" w:space="0" w:color="999999"/>
+              <w:bottom w:val="single" w:sz="4" w:space="0" w:color="999999"/>
+              <w:right w:val="single" w:sz="4" w:space="0" w:color="999999"/>
+            </w:tcBorders>
+            <w:tcMar>
+              <w:top w:w="80" w:type="dxa"/>
+              <w:left w:w="100" w:type="dxa"/>
+              <w:bottom w:w="80" w:type="dxa"/>
+              <w:right w:w="100" w:type="dxa"/>
+            </w:tcMar>
+            <w:vAlign w:val="center"/>
+          </w:tcPr>
+          <w:p>
+            <w:pPr>
+              <w:jc w:val="center"/>
+            </w:pPr>
+            <w:r>
+              <w:rPr>
+                <w:sz w:val="19"/>
+                <w:szCs w:val="19"/>
+              </w:rPr>
+              <w:t>4</w:t>
+            </w:r>
+          </w:p>
+        </w:tc>
+        <w:tc>
+          <w:tcPr>
+            <w:tcW w:w="1312" w:type="dxa"/>
+            <w:tcBorders>
+              <w:top w:val="single" w:sz="4" w:space="0" w:color="999999"/>
+              <w:left w:val="single" w:sz="4" w:space="0" w:color="999999"/>
+              <w:bottom w:val="single" w:sz="4" w:space="0" w:color="999999"/>
+              <w:right w:val="single" w:sz="4" w:space="0" w:color="999999"/>
+            </w:tcBorders>
+            <w:tcMar>
+              <w:top w:w="80" w:type="dxa"/>
+              <w:left w:w="100" w:type="dxa"/>
+              <w:bottom w:w="80" w:type="dxa"/>
+              <w:right w:w="100" w:type="dxa"/>
+            </w:tcMar>
+            <w:vAlign w:val="center"/>
+          </w:tcPr>
+          <w:p>
+            <w:pPr>
+              <w:jc w:val="center"/>
+            </w:pPr>
+            <w:r>
+              <w:rPr>
+                <w:sz w:val="19"/>
+                <w:szCs w:val="19"/>
+              </w:rPr>
+              <w:t>5</w:t>
+            </w:r>
+          </w:p>
+        </w:tc>
+      </w:tr>
+      <w:tr>
+        <w:tc>
+          <w:tcPr>
+            <w:tcW w:w="3200" w:type="dxa"/>
+            <w:tcBorders>
+              <w:top w:val="single" w:sz="4" w:space="0" w:color="999999"/>
+              <w:left w:val="single" w:sz="4" w:space="0" w:color="999999"/>
+              <w:bottom w:val="single" w:sz="4" w:space="0" w:color="999999"/>
+              <w:right w:val="single" w:sz="4" w:space="0" w:color="999999"/>
+            </w:tcBorders>
+            <w:shd w:val="clear" w:color="auto" w:fill="F2F2F2"/>
+            <w:tcMar>
+              <w:top w:w="80" w:type="dxa"/>
+              <w:left w:w="100" w:type="dxa"/>
+              <w:bottom w:w="80" w:type="dxa"/>
+              <w:right w:w="100" w:type="dxa"/>
+            </w:tcMar>
+            <w:vAlign w:val="center"/>
+          </w:tcPr>
+          <w:p>
+            <w:r>
+              <w:rPr>
+                <w:sz w:val="19"/>
+                <w:szCs w:val="19"/>
+              </w:rPr>
+              <w:t>Facilidad de uso</w:t>
+            </w:r>
+          </w:p>
+        </w:tc>
+        <w:tc>
+          <w:tcPr>
+            <w:tcW w:w="900" w:type="dxa"/>
+            <w:tcBorders>
+              <w:top w:val="single" w:sz="4" w:space="0" w:color="999999"/>
+              <w:left w:val="single" w:sz="4" w:space="0" w:color="999999"/>
+              <w:bottom w:val="single" w:sz="4" w:space="0" w:color="999999"/>
+              <w:right w:val="single" w:sz="4" w:space="0" w:color="999999"/>
+            </w:tcBorders>
+            <w:shd w:val="clear" w:color="auto" w:fill="F2F2F2"/>
+            <w:tcMar>
+              <w:top w:w="80" w:type="dxa"/>
+              <w:left w:w="100" w:type="dxa"/>
+              <w:bottom w:w="80" w:type="dxa"/>
+              <w:right w:w="100" w:type="dxa"/>
+            </w:tcMar>
+            <w:vAlign w:val="center"/>
+          </w:tcPr>
+          <w:p>
+            <w:pPr>
+              <w:jc w:val="center"/>
+            </w:pPr>
+            <w:r>
+              <w:rPr>
+                <w:sz w:val="19"/>
+                <w:szCs w:val="19"/>
+              </w:rPr>
+              <w:t>10%</w:t>
+            </w:r>
+          </w:p>
+        </w:tc>
+        <w:tc>
+          <w:tcPr>
+            <w:tcW w:w="1312" w:type="dxa"/>
+            <w:tcBorders>
+              <w:top w:val="single" w:sz="4" w:space="0" w:color="999999"/>
+              <w:left w:val="single" w:sz="4" w:space="0" w:color="999999"/>
+              <w:bottom w:val="single" w:sz="4" w:space="0" w:color="999999"/>
+              <w:right w:val="single" w:sz="4" w:space="0" w:color="999999"/>
+            </w:tcBorders>
+            <w:shd w:val="clear" w:color="auto" w:fill="F2F2F2"/>
+            <w:tcMar>
+              <w:top w:w="80" w:type="dxa"/>
+              <w:left w:w="100" w:type="dxa"/>
+              <w:bottom w:w="80" w:type="dxa"/>
+              <w:right w:w="100" w:type="dxa"/>
+            </w:tcMar>
+            <w:vAlign w:val="center"/>
+          </w:tcPr>
+          <w:p>
+            <w:pPr>
+              <w:jc w:val="center"/>
+            </w:pPr>
+            <w:r>
+              <w:rPr>
+                <w:sz w:val="19"/>
+                <w:szCs w:val="19"/>
+              </w:rPr>
+              <w:t>4</w:t>
+            </w:r>
+          </w:p>
+        </w:tc>
+        <w:tc>
+          <w:tcPr>
+            <w:tcW w:w="1312" w:type="dxa"/>
+            <w:tcBorders>
+              <w:top w:val="single" w:sz="4" w:space="0" w:color="999999"/>
+              <w:left w:val="single" w:sz="4" w:space="0" w:color="999999"/>
+              <w:bottom w:val="single" w:sz="4" w:space="0" w:color="999999"/>
+              <w:right w:val="single" w:sz="4" w:space="0" w:color="999999"/>
+            </w:tcBorders>
+            <w:shd w:val="clear" w:color="auto" w:fill="F2F2F2"/>
+            <w:tcMar>
+              <w:top w:w="80" w:type="dxa"/>
+              <w:left w:w="100" w:type="dxa"/>
+              <w:bottom w:w="80" w:type="dxa"/>
+              <w:right w:w="100" w:type="dxa"/>
+            </w:tcMar>
+            <w:vAlign w:val="center"/>
+          </w:tcPr>
+          <w:p>
+            <w:pPr>
+              <w:jc w:val="center"/>
+            </w:pPr>
+            <w:r>
+              <w:rPr>
+                <w:sz w:val="19"/>
+                <w:szCs w:val="19"/>
+              </w:rPr>
+              <w:t>4</w:t>
+            </w:r>
+          </w:p>
+        </w:tc>
+        <w:tc>
+          <w:tcPr>
+            <w:tcW w:w="1312" w:type="dxa"/>
+            <w:tcBorders>
+              <w:top w:val="single" w:sz="4" w:space="0" w:color="999999"/>
+              <w:left w:val="single" w:sz="4" w:space="0" w:color="999999"/>
+              <w:bottom w:val="single" w:sz="4" w:space="0" w:color="999999"/>
+              <w:right w:val="single" w:sz="4" w:space="0" w:color="999999"/>
+            </w:tcBorders>
+            <w:shd w:val="clear" w:color="auto" w:fill="F2F2F2"/>
+            <w:tcMar>
+              <w:top w:w="80" w:type="dxa"/>
+              <w:left w:w="100" w:type="dxa"/>
+              <w:bottom w:w="80" w:type="dxa"/>
+              <w:right w:w="100" w:type="dxa"/>
+            </w:tcMar>
+            <w:vAlign w:val="center"/>
+          </w:tcPr>
+          <w:p>
+            <w:pPr>
+              <w:jc w:val="center"/>
+            </w:pPr>
+            <w:r>
+              <w:rPr>
+                <w:sz w:val="19"/>
+                <w:szCs w:val="19"/>
+              </w:rPr>
+              <w:t>3</w:t>
+            </w:r>
+          </w:p>
+        </w:tc>
+        <w:tc>
+          <w:tcPr>
+            <w:tcW w:w="1312" w:type="dxa"/>
+            <w:tcBorders>
+              <w:top w:val="single" w:sz="4" w:space="0" w:color="999999"/>
+              <w:left w:val="single" w:sz="4" w:space="0" w:color="999999"/>
+              <w:bottom w:val="single" w:sz="4" w:space="0" w:color="999999"/>
+              <w:right w:val="single" w:sz="4" w:space="0" w:color="999999"/>
+            </w:tcBorders>
+            <w:shd w:val="clear" w:color="auto" w:fill="F2F2F2"/>
+            <w:tcMar>
+              <w:top w:w="80" w:type="dxa"/>
+              <w:left w:w="100" w:type="dxa"/>
+              <w:bottom w:w="80" w:type="dxa"/>
+              <w:right w:w="100" w:type="dxa"/>
+            </w:tcMar>
+            <w:vAlign w:val="center"/>
+          </w:tcPr>
+          <w:p>
+            <w:pPr>
+              <w:jc w:val="center"/>
+            </w:pPr>
+            <w:r>
+              <w:rPr>
+                <w:sz w:val="19"/>
+                <w:szCs w:val="19"/>
+              </w:rPr>
+              <w:t>5</w:t>
+            </w:r>
+          </w:p>
+        </w:tc>
+      </w:tr>
+      <w:tr>
+        <w:tc>
+          <w:tcPr>
+            <w:tcW w:w="3200" w:type="dxa"/>
+            <w:tcBorders>
+              <w:top w:val="single" w:sz="4" w:space="0" w:color="999999"/>
+              <w:left w:val="single" w:sz="4" w:space="0" w:color="999999"/>
+              <w:bottom w:val="single" w:sz="4" w:space="0" w:color="999999"/>
+              <w:right w:val="single" w:sz="4" w:space="0" w:color="999999"/>
+            </w:tcBorders>
+            <w:tcMar>
+              <w:top w:w="80" w:type="dxa"/>
+              <w:left w:w="100" w:type="dxa"/>
+              <w:bottom w:w="80" w:type="dxa"/>
+              <w:right w:w="100" w:type="dxa"/>
+            </w:tcMar>
+            <w:vAlign w:val="center"/>
+          </w:tcPr>
+          <w:p>
+            <w:r>
+              <w:rPr>
+                <w:sz w:val="19"/>
+                <w:szCs w:val="19"/>
+              </w:rPr>
+              <w:t>Accesibilidad</w:t>
+            </w:r>
+          </w:p>
+        </w:tc>
+        <w:tc>
+          <w:tcPr>
+            <w:tcW w:w="900" w:type="dxa"/>
+            <w:tcBorders>
+              <w:top w:val="single" w:sz="4" w:space="0" w:color="999999"/>
+              <w:left w:val="single" w:sz="4" w:space="0" w:color="999999"/>
+              <w:bottom w:val="single" w:sz="4" w:space="0" w:color="999999"/>
+              <w:right w:val="single" w:sz="4" w:space="0" w:color="999999"/>
+            </w:tcBorders>
+            <w:tcMar>
+              <w:top w:w="80" w:type="dxa"/>
+              <w:left w:w="100" w:type="dxa"/>
+              <w:bottom w:w="80" w:type="dxa"/>
+              <w:right w:w="100" w:type="dxa"/>
+            </w:tcMar>
+            <w:vAlign w:val="center"/>
+          </w:tcPr>
+          <w:p>
+            <w:pPr>
+              <w:jc w:val="center"/>
+            </w:pPr>
+            <w:r>
+              <w:rPr>
+                <w:sz w:val="19"/>
+                <w:szCs w:val="19"/>
+              </w:rPr>
+              <w:t>10%</w:t>
+            </w:r>
+          </w:p>
+        </w:tc>
+        <w:tc>
+          <w:tcPr>
+            <w:tcW w:w="1312" w:type="dxa"/>
+            <w:tcBorders>
+              <w:top w:val="single" w:sz="4" w:space="0" w:color="999999"/>
+              <w:left w:val="single" w:sz="4" w:space="0" w:color="999999"/>
+              <w:bottom w:val="single" w:sz="4" w:space="0" w:color="999999"/>
+              <w:right w:val="single" w:sz="4" w:space="0" w:color="999999"/>
+            </w:tcBorders>
+            <w:tcMar>
+              <w:top w:w="80" w:type="dxa"/>
+              <w:left w:w="100" w:type="dxa"/>
+              <w:bottom w:w="80" w:type="dxa"/>
+              <w:right w:w="100" w:type="dxa"/>
+            </w:tcMar>
+            <w:vAlign w:val="center"/>
+          </w:tcPr>
+          <w:p>
+            <w:pPr>
+              <w:jc w:val="center"/>
+            </w:pPr>
+            <w:r>
+              <w:rPr>
+                <w:sz w:val="19"/>
+                <w:szCs w:val="19"/>
+              </w:rPr>
+              <w:t>4</w:t>
+            </w:r>
+          </w:p>
+        </w:tc>
+        <w:tc>
+          <w:tcPr>
+            <w:tcW w:w="1312" w:type="dxa"/>
+            <w:tcBorders>
+              <w:top w:val="single" w:sz="4" w:space="0" w:color="999999"/>
+              <w:left w:val="single" w:sz="4" w:space="0" w:color="999999"/>
+              <w:bottom w:val="single" w:sz="4" w:space="0" w:color="999999"/>
+              <w:right w:val="single" w:sz="4" w:space="0" w:color="999999"/>
+            </w:tcBorders>
+            <w:tcMar>
+              <w:top w:w="80" w:type="dxa"/>
+              <w:left w:w="100" w:type="dxa"/>
+              <w:bottom w:w="80" w:type="dxa"/>
+              <w:right w:w="100" w:type="dxa"/>
+            </w:tcMar>
+            <w:vAlign w:val="center"/>
+          </w:tcPr>
+          <w:p>
+            <w:pPr>
+              <w:jc w:val="center"/>
+            </w:pPr>
+            <w:r>
+              <w:rPr>
+                <w:sz w:val="19"/>
+                <w:szCs w:val="19"/>
+              </w:rPr>
+              <w:t>3</w:t>
+            </w:r>
+          </w:p>
+        </w:tc>
+        <w:tc>
+          <w:tcPr>
+            <w:tcW w:w="1312" w:type="dxa"/>
+            <w:tcBorders>
+              <w:top w:val="single" w:sz="4" w:space="0" w:color="999999"/>
+              <w:left w:val="single" w:sz="4" w:space="0" w:color="999999"/>
+              <w:bottom w:val="single" w:sz="4" w:space="0" w:color="999999"/>
+              <w:right w:val="single" w:sz="4" w:space="0" w:color="999999"/>
+            </w:tcBorders>
+            <w:tcMar>
+              <w:top w:w="80" w:type="dxa"/>
+              <w:left w:w="100" w:type="dxa"/>
+              <w:bottom w:w="80" w:type="dxa"/>
+              <w:right w:w="100" w:type="dxa"/>
+            </w:tcMar>
+            <w:vAlign w:val="center"/>
+          </w:tcPr>
+          <w:p>
+            <w:pPr>
+              <w:jc w:val="center"/>
+            </w:pPr>
+            <w:r>
+              <w:rPr>
+                <w:sz w:val="19"/>
+                <w:szCs w:val="19"/>
+              </w:rPr>
+              <w:t>2</w:t>
+            </w:r>
+          </w:p>
+        </w:tc>
+        <w:tc>
+          <w:tcPr>
+            <w:tcW w:w="1312" w:type="dxa"/>
+            <w:tcBorders>
+              <w:top w:val="single" w:sz="4" w:space="0" w:color="999999"/>
+              <w:left w:val="single" w:sz="4" w:space="0" w:color="999999"/>
+              <w:bottom w:val="single" w:sz="4" w:space="0" w:color="999999"/>
+              <w:right w:val="single" w:sz="4" w:space="0" w:color="999999"/>
+            </w:tcBorders>
+            <w:tcMar>
+              <w:top w:w="80" w:type="dxa"/>
+              <w:left w:w="100" w:type="dxa"/>
+              <w:bottom w:w="80" w:type="dxa"/>
+              <w:right w:w="100" w:type="dxa"/>
+            </w:tcMar>
+            <w:vAlign w:val="center"/>
+          </w:tcPr>
+          <w:p>
+            <w:pPr>
+              <w:jc w:val="center"/>
+            </w:pPr>
+            <w:r>
+              <w:rPr>
+                <w:sz w:val="19"/>
+                <w:szCs w:val="19"/>
+              </w:rPr>
+              <w:t>5</w:t>
+            </w:r>
+          </w:p>
+        </w:tc>
+      </w:tr>
+      <w:tr>
+        <w:tc>
+          <w:tcPr>
+            <w:tcW w:w="3200" w:type="dxa"/>
+            <w:tcBorders>
+              <w:top w:val="single" w:sz="4" w:space="0" w:color="999999"/>
+              <w:left w:val="single" w:sz="4" w:space="0" w:color="999999"/>
+              <w:bottom w:val="single" w:sz="4" w:space="0" w:color="999999"/>
+              <w:right w:val="single" w:sz="4" w:space="0" w:color="999999"/>
+            </w:tcBorders>
+            <w:shd w:val="clear" w:color="auto" w:fill="F2F2F2"/>
+            <w:tcMar>
+              <w:top w:w="80" w:type="dxa"/>
+              <w:left w:w="100" w:type="dxa"/>
+              <w:bottom w:w="80" w:type="dxa"/>
+              <w:right w:w="100" w:type="dxa"/>
+            </w:tcMar>
+            <w:vAlign w:val="center"/>
+          </w:tcPr>
+          <w:p>
+            <w:r>
+              <w:rPr>
+                <w:sz w:val="19"/>
+                <w:szCs w:val="19"/>
+              </w:rPr>
+              <w:t>Privacidad</w:t>
+            </w:r>
+          </w:p>
+        </w:tc>
+        <w:tc>
+          <w:tcPr>
+            <w:tcW w:w="900" w:type="dxa"/>
+            <w:tcBorders>
+              <w:top w:val="single" w:sz="4" w:space="0" w:color="999999"/>
+              <w:left w:val="single" w:sz="4" w:space="0" w:color="999999"/>
+              <w:bottom w:val="single" w:sz="4" w:space="0" w:color="999999"/>
+              <w:right w:val="single" w:sz="4" w:space="0" w:color="999999"/>
+            </w:tcBorders>
+            <w:shd w:val="clear" w:color="auto" w:fill="F2F2F2"/>
+            <w:tcMar>
+              <w:top w:w="80" w:type="dxa"/>
+              <w:left w:w="100" w:type="dxa"/>
+              <w:bottom w:w="80" w:type="dxa"/>
+              <w:right w:w="100" w:type="dxa"/>
+            </w:tcMar>
+            <w:vAlign w:val="center"/>
+          </w:tcPr>
+          <w:p>
+            <w:pPr>
+              <w:jc w:val="center"/>
+            </w:pPr>
+            <w:r>
+              <w:rPr>
+                <w:sz w:val="19"/>
+                <w:szCs w:val="19"/>
+              </w:rPr>
+              <w:t>5%</w:t>
+            </w:r>
+          </w:p>
+        </w:tc>
+        <w:tc>
+          <w:tcPr>
+            <w:tcW w:w="1312" w:type="dxa"/>
+            <w:tcBorders>
+              <w:top w:val="single" w:sz="4" w:space="0" w:color="999999"/>
+              <w:left w:val="single" w:sz="4" w:space="0" w:color="999999"/>
+              <w:bottom w:val="single" w:sz="4" w:space="0" w:color="999999"/>
+              <w:right w:val="single" w:sz="4" w:space="0" w:color="999999"/>
+            </w:tcBorders>
+            <w:shd w:val="clear" w:color="auto" w:fill="F2F2F2"/>
+            <w:tcMar>
+              <w:top w:w="80" w:type="dxa"/>
+              <w:left w:w="100" w:type="dxa"/>
+              <w:bottom w:w="80" w:type="dxa"/>
+              <w:right w:w="100" w:type="dxa"/>
+            </w:tcMar>
+            <w:vAlign w:val="center"/>
+          </w:tcPr>
+          <w:p>
+            <w:pPr>
+              <w:jc w:val="center"/>
+            </w:pPr>
+            <w:r>
+              <w:rPr>
+                <w:sz w:val="19"/>
+                <w:szCs w:val="19"/>
+              </w:rPr>
+              <w:t>4</w:t>
+            </w:r>
+          </w:p>
+        </w:tc>
+        <w:tc>
+          <w:tcPr>
+            <w:tcW w:w="1312" w:type="dxa"/>
+            <w:tcBorders>
+              <w:top w:val="single" w:sz="4" w:space="0" w:color="999999"/>
+              <w:left w:val="single" w:sz="4" w:space="0" w:color="999999"/>
+              <w:bottom w:val="single" w:sz="4" w:space="0" w:color="999999"/>
+              <w:right w:val="single" w:sz="4" w:space="0" w:color="999999"/>
+            </w:tcBorders>
+            <w:shd w:val="clear" w:color="auto" w:fill="F2F2F2"/>
+            <w:tcMar>
+              <w:top w:w="80" w:type="dxa"/>
+              <w:left w:w="100" w:type="dxa"/>
+              <w:bottom w:w="80" w:type="dxa"/>
+              <w:right w:w="100" w:type="dxa"/>
+            </w:tcMar>
+            <w:vAlign w:val="center"/>
+          </w:tcPr>
+          <w:p>
+            <w:pPr>
+              <w:jc w:val="center"/>
+            </w:pPr>
+            <w:r>
+              <w:rPr>
+                <w:sz w:val="19"/>
+                <w:szCs w:val="19"/>
+              </w:rPr>
+              <w:t>4</w:t>
+            </w:r>
+          </w:p>
+        </w:tc>
+        <w:tc>
+          <w:tcPr>
+            <w:tcW w:w="1312" w:type="dxa"/>
+            <w:tcBorders>
+              <w:top w:val="single" w:sz="4" w:space="0" w:color="999999"/>
+              <w:left w:val="single" w:sz="4" w:space="0" w:color="999999"/>
+              <w:bottom w:val="single" w:sz="4" w:space="0" w:color="999999"/>
+              <w:right w:val="single" w:sz="4" w:space="0" w:color="999999"/>
+            </w:tcBorders>
+            <w:shd w:val="clear" w:color="auto" w:fill="F2F2F2"/>
+            <w:tcMar>
+              <w:top w:w="80" w:type="dxa"/>
+              <w:left w:w="100" w:type="dxa"/>
+              <w:bottom w:w="80" w:type="dxa"/>
+              <w:right w:w="100" w:type="dxa"/>
+            </w:tcMar>
+            <w:vAlign w:val="center"/>
+          </w:tcPr>
+          <w:p>
+            <w:pPr>
+              <w:jc w:val="center"/>
+            </w:pPr>
+            <w:r>
+              <w:rPr>
+                <w:sz w:val="19"/>
+                <w:szCs w:val="19"/>
+              </w:rPr>
+              <w:t>4</w:t>
+            </w:r>
+          </w:p>
+        </w:tc>
+        <w:tc>
+          <w:tcPr>
+            <w:tcW w:w="1312" w:type="dxa"/>
+            <w:tcBorders>
+              <w:top w:val="single" w:sz="4" w:space="0" w:color="999999"/>
+              <w:left w:val="single" w:sz="4" w:space="0" w:color="999999"/>
+              <w:bottom w:val="single" w:sz="4" w:space="0" w:color="999999"/>
+              <w:right w:val="single" w:sz="4" w:space="0" w:color="999999"/>
+            </w:tcBorders>
+            <w:shd w:val="clear" w:color="auto" w:fill="F2F2F2"/>
+            <w:tcMar>
+              <w:top w:w="80" w:type="dxa"/>
+              <w:left w:w="100" w:type="dxa"/>
+              <w:bottom w:w="80" w:type="dxa"/>
+              <w:right w:w="100" w:type="dxa"/>
+            </w:tcMar>
+            <w:vAlign w:val="center"/>
+          </w:tcPr>
+          <w:p>
+            <w:pPr>
+              <w:jc w:val="center"/>
+            </w:pPr>
+            <w:r>
+              <w:rPr>
+                <w:sz w:val="19"/>
+                <w:szCs w:val="19"/>
+              </w:rPr>
+              <w:t>4</w:t>
+            </w:r>
+          </w:p>
+        </w:tc>
+      </w:tr>
+      <w:tr>
+        <w:tc>
+          <w:tcPr>
+            <w:tcW w:w="3200" w:type="dxa"/>
+            <w:tcBorders>
+              <w:top w:val="single" w:sz="4" w:space="0" w:color="999999"/>
+              <w:left w:val="single" w:sz="4" w:space="0" w:color="999999"/>
+              <w:bottom w:val="single" w:sz="4" w:space="0" w:color="999999"/>
+              <w:right w:val="single" w:sz="4" w:space="0" w:color="999999"/>
+            </w:tcBorders>
+            <w:tcMar>
+              <w:top w:w="80" w:type="dxa"/>
+              <w:left w:w="100" w:type="dxa"/>
+              <w:bottom w:w="80" w:type="dxa"/>
+              <w:right w:w="100" w:type="dxa"/>
+            </w:tcMar>
+            <w:vAlign w:val="center"/>
+          </w:tcPr>
+          <w:p>
+            <w:r>
+              <w:rPr>
+                <w:sz w:val="19"/>
+                <w:szCs w:val="19"/>
+              </w:rPr>
+              <w:t>Factibilidad técnica</w:t>
+            </w:r>
+          </w:p>
+        </w:tc>
+        <w:tc>
+          <w:tcPr>
+            <w:tcW w:w="900" w:type="dxa"/>
+            <w:tcBorders>
+              <w:top w:val="single" w:sz="4" w:space="0" w:color="999999"/>
+              <w:left w:val="single" w:sz="4" w:space="0" w:color="999999"/>
+              <w:bottom w:val="single" w:sz="4" w:space="0" w:color="999999"/>
+              <w:right w:val="single" w:sz="4" w:space="0" w:color="999999"/>
+            </w:tcBorders>
+            <w:tcMar>
+              <w:top w:w="80" w:type="dxa"/>
+              <w:left w:w="100" w:type="dxa"/>
+              <w:bottom w:w="80" w:type="dxa"/>
+              <w:right w:w="100" w:type="dxa"/>
+            </w:tcMar>
+            <w:vAlign w:val="center"/>
+          </w:tcPr>
+          <w:p>
+            <w:pPr>
+              <w:jc w:val="center"/>
+            </w:pPr>
+            <w:r>
+              <w:rPr>
+                <w:sz w:val="19"/>
+                <w:szCs w:val="19"/>
+              </w:rPr>
+              <w:t>7%</w:t>
+            </w:r>
+          </w:p>
+        </w:tc>
+        <w:tc>
+          <w:tcPr>
+            <w:tcW w:w="1312" w:type="dxa"/>
+            <w:tcBorders>
+              <w:top w:val="single" w:sz="4" w:space="0" w:color="999999"/>
+              <w:left w:val="single" w:sz="4" w:space="0" w:color="999999"/>
+              <w:bottom w:val="single" w:sz="4" w:space="0" w:color="999999"/>
+              <w:right w:val="single" w:sz="4" w:space="0" w:color="999999"/>
+            </w:tcBorders>
+            <w:tcMar>
+              <w:top w:w="80" w:type="dxa"/>
+              <w:left w:w="100" w:type="dxa"/>
+              <w:bottom w:w="80" w:type="dxa"/>
+              <w:right w:w="100" w:type="dxa"/>
+            </w:tcMar>
+            <w:vAlign w:val="center"/>
+          </w:tcPr>
+          <w:p>
+            <w:pPr>
+              <w:jc w:val="center"/>
+            </w:pPr>
+            <w:r>
+              <w:rPr>
+                <w:sz w:val="19"/>
+                <w:szCs w:val="19"/>
+              </w:rPr>
+              <w:t>5</w:t>
+            </w:r>
+          </w:p>
+        </w:tc>
+        <w:tc>
+          <w:tcPr>
+            <w:tcW w:w="1312" w:type="dxa"/>
+            <w:tcBorders>
+              <w:top w:val="single" w:sz="4" w:space="0" w:color="999999"/>
+              <w:left w:val="single" w:sz="4" w:space="0" w:color="999999"/>
+              <w:bottom w:val="single" w:sz="4" w:space="0" w:color="999999"/>
+              <w:right w:val="single" w:sz="4" w:space="0" w:color="999999"/>
+            </w:tcBorders>
+            <w:tcMar>
+              <w:top w:w="80" w:type="dxa"/>
+              <w:left w:w="100" w:type="dxa"/>
+              <w:bottom w:w="80" w:type="dxa"/>
+              <w:right w:w="100" w:type="dxa"/>
+            </w:tcMar>
+            <w:vAlign w:val="center"/>
+          </w:tcPr>
+          <w:p>
+            <w:pPr>
+              <w:jc w:val="center"/>
+            </w:pPr>
+            <w:r>
+              <w:rPr>
+                <w:sz w:val="19"/>
+                <w:szCs w:val="19"/>
+              </w:rPr>
+              <w:t>3</w:t>
+            </w:r>
+          </w:p>
+        </w:tc>
+        <w:tc>
+          <w:tcPr>
+            <w:tcW w:w="1312" w:type="dxa"/>
+            <w:tcBorders>
+              <w:top w:val="single" w:sz="4" w:space="0" w:color="999999"/>
+              <w:left w:val="single" w:sz="4" w:space="0" w:color="999999"/>
+              <w:bottom w:val="single" w:sz="4" w:space="0" w:color="999999"/>
+              <w:right w:val="single" w:sz="4" w:space="0" w:color="999999"/>
+            </w:tcBorders>
+            <w:tcMar>
+              <w:top w:w="80" w:type="dxa"/>
+              <w:left w:w="100" w:type="dxa"/>
+              <w:bottom w:w="80" w:type="dxa"/>
+              <w:right w:w="100" w:type="dxa"/>
+            </w:tcMar>
+            <w:vAlign w:val="center"/>
+          </w:tcPr>
+          <w:p>
+            <w:pPr>
+              <w:jc w:val="center"/>
+            </w:pPr>
+            <w:r>
+              <w:rPr>
+                <w:sz w:val="19"/>
+                <w:szCs w:val="19"/>
+              </w:rPr>
+              <w:t>3</w:t>
+            </w:r>
+          </w:p>
+        </w:tc>
+        <w:tc>
+          <w:tcPr>
+            <w:tcW w:w="1312" w:type="dxa"/>
+            <w:tcBorders>
+              <w:top w:val="single" w:sz="4" w:space="0" w:color="999999"/>
+              <w:left w:val="single" w:sz="4" w:space="0" w:color="999999"/>
+              <w:bottom w:val="single" w:sz="4" w:space="0" w:color="999999"/>
+              <w:right w:val="single" w:sz="4" w:space="0" w:color="999999"/>
+            </w:tcBorders>
+            <w:tcMar>
+              <w:top w:w="80" w:type="dxa"/>
+              <w:left w:w="100" w:type="dxa"/>
+              <w:bottom w:w="80" w:type="dxa"/>
+              <w:right w:w="100" w:type="dxa"/>
+            </w:tcMar>
+            <w:vAlign w:val="center"/>
+          </w:tcPr>
+          <w:p>
+            <w:pPr>
+              <w:jc w:val="center"/>
+            </w:pPr>
+            <w:r>
+              <w:rPr>
+                <w:sz w:val="19"/>
+                <w:szCs w:val="19"/>
+              </w:rPr>
+              <w:t>3</w:t>
+            </w:r>
+          </w:p>
+        </w:tc>
+      </w:tr>
+      <w:tr>
+        <w:tc>
+          <w:tcPr>
+            <w:tcW w:w="3200" w:type="dxa"/>
+            <w:tcBorders>
+              <w:top w:val="single" w:sz="4" w:space="0" w:color="999999"/>
+              <w:left w:val="single" w:sz="4" w:space="0" w:color="999999"/>
+              <w:bottom w:val="single" w:sz="4" w:space="0" w:color="999999"/>
+              <w:right w:val="single" w:sz="4" w:space="0" w:color="999999"/>
+            </w:tcBorders>
+            <w:shd w:val="clear" w:color="auto" w:fill="F2F2F2"/>
+            <w:tcMar>
+              <w:top w:w="80" w:type="dxa"/>
+              <w:left w:w="100" w:type="dxa"/>
+              <w:bottom w:w="80" w:type="dxa"/>
+              <w:right w:w="100" w:type="dxa"/>
+            </w:tcMar>
+            <w:vAlign w:val="center"/>
+          </w:tcPr>
+          <w:p>
+            <w:r>
+              <w:rPr>
+                <w:sz w:val="19"/>
+                <w:szCs w:val="19"/>
+              </w:rPr>
+              <w:t>Compatibilidad con los 5 fisioterapeutas</w:t>
+            </w:r>
+          </w:p>
+        </w:tc>
+        <w:tc>
+          <w:tcPr>
+            <w:tcW w:w="900" w:type="dxa"/>
+            <w:tcBorders>
+              <w:top w:val="single" w:sz="4" w:space="0" w:color="999999"/>
+              <w:left w:val="single" w:sz="4" w:space="0" w:color="999999"/>
+              <w:bottom w:val="single" w:sz="4" w:space="0" w:color="999999"/>
+              <w:right w:val="single" w:sz="4" w:space="0" w:color="999999"/>
+            </w:tcBorders>
+            <w:shd w:val="clear" w:color="auto" w:fill="F2F2F2"/>
+            <w:tcMar>
+              <w:top w:w="80" w:type="dxa"/>
+              <w:left w:w="100" w:type="dxa"/>
+              <w:bottom w:w="80" w:type="dxa"/>
+              <w:right w:w="100" w:type="dxa"/>
+            </w:tcMar>
+            <w:vAlign w:val="center"/>
+          </w:tcPr>
+          <w:p>
+            <w:pPr>
+              <w:jc w:val="center"/>
+            </w:pPr>
+            <w:r>
+              <w:rPr>
+                <w:sz w:val="19"/>
+                <w:szCs w:val="19"/>
+              </w:rPr>
+              <w:t>5%</w:t>
+            </w:r>
+          </w:p>
+        </w:tc>
+        <w:tc>
+          <w:tcPr>
+            <w:tcW w:w="1312" w:type="dxa"/>
+            <w:tcBorders>
+              <w:top w:val="single" w:sz="4" w:space="0" w:color="999999"/>
+              <w:left w:val="single" w:sz="4" w:space="0" w:color="999999"/>
+              <w:bottom w:val="single" w:sz="4" w:space="0" w:color="999999"/>
+              <w:right w:val="single" w:sz="4" w:space="0" w:color="999999"/>
+            </w:tcBorders>
+            <w:shd w:val="clear" w:color="auto" w:fill="F2F2F2"/>
+            <w:tcMar>
+              <w:top w:w="80" w:type="dxa"/>
+              <w:left w:w="100" w:type="dxa"/>
+              <w:bottom w:w="80" w:type="dxa"/>
+              <w:right w:w="100" w:type="dxa"/>
+            </w:tcMar>
+            <w:vAlign w:val="center"/>
+          </w:tcPr>
+          <w:p>
+            <w:pPr>
+              <w:jc w:val="center"/>
+            </w:pPr>
+            <w:r>
+              <w:rPr>
+                <w:sz w:val="19"/>
+                <w:szCs w:val="19"/>
+              </w:rPr>
+              <w:t>4</w:t>
+            </w:r>
+          </w:p>
+        </w:tc>
+        <w:tc>
+          <w:tcPr>
+            <w:tcW w:w="1312" w:type="dxa"/>
+            <w:tcBorders>
+              <w:top w:val="single" w:sz="4" w:space="0" w:color="999999"/>
+              <w:left w:val="single" w:sz="4" w:space="0" w:color="999999"/>
+              <w:bottom w:val="single" w:sz="4" w:space="0" w:color="999999"/>
+              <w:right w:val="single" w:sz="4" w:space="0" w:color="999999"/>
+            </w:tcBorders>
+            <w:shd w:val="clear" w:color="auto" w:fill="F2F2F2"/>
+            <w:tcMar>
+              <w:top w:w="80" w:type="dxa"/>
+              <w:left w:w="100" w:type="dxa"/>
+              <w:bottom w:w="80" w:type="dxa"/>
+              <w:right w:w="100" w:type="dxa"/>
+            </w:tcMar>
+            <w:vAlign w:val="center"/>
+          </w:tcPr>
+          <w:p>
+            <w:pPr>
+              <w:jc w:val="center"/>
+            </w:pPr>
+            <w:r>
+              <w:rPr>
+                <w:sz w:val="19"/>
+                <w:szCs w:val="19"/>
+              </w:rPr>
+              <w:t>4</w:t>
+            </w:r>
+          </w:p>
+        </w:tc>
+        <w:tc>
+          <w:tcPr>
+            <w:tcW w:w="1312" w:type="dxa"/>
+            <w:tcBorders>
+              <w:top w:val="single" w:sz="4" w:space="0" w:color="999999"/>
+              <w:left w:val="single" w:sz="4" w:space="0" w:color="999999"/>
+              <w:bottom w:val="single" w:sz="4" w:space="0" w:color="999999"/>
+              <w:right w:val="single" w:sz="4" w:space="0" w:color="999999"/>
+            </w:tcBorders>
+            <w:shd w:val="clear" w:color="auto" w:fill="F2F2F2"/>
+            <w:tcMar>
+              <w:top w:w="80" w:type="dxa"/>
+              <w:left w:w="100" w:type="dxa"/>
+              <w:bottom w:w="80" w:type="dxa"/>
+              <w:right w:w="100" w:type="dxa"/>
+            </w:tcMar>
+            <w:vAlign w:val="center"/>
+          </w:tcPr>
+          <w:p>
+            <w:pPr>
+              <w:jc w:val="center"/>
+            </w:pPr>
+            <w:r>
+              <w:rPr>
+                <w:sz w:val="19"/>
+                <w:szCs w:val="19"/>
+              </w:rPr>
+              <w:t>3</w:t>
+            </w:r>
+          </w:p>
+        </w:tc>
+        <w:tc>
+          <w:tcPr>
+            <w:tcW w:w="1312" w:type="dxa"/>
+            <w:tcBorders>
+              <w:top w:val="single" w:sz="4" w:space="0" w:color="999999"/>
+              <w:left w:val="single" w:sz="4" w:space="0" w:color="999999"/>
+              <w:bottom w:val="single" w:sz="4" w:space="0" w:color="999999"/>
+              <w:right w:val="single" w:sz="4" w:space="0" w:color="999999"/>
+            </w:tcBorders>
+            <w:shd w:val="clear" w:color="auto" w:fill="F2F2F2"/>
+            <w:tcMar>
+              <w:top w:w="80" w:type="dxa"/>
+              <w:left w:w="100" w:type="dxa"/>
+              <w:bottom w:w="80" w:type="dxa"/>
+              <w:right w:w="100" w:type="dxa"/>
+            </w:tcMar>
+            <w:vAlign w:val="center"/>
+          </w:tcPr>
+          <w:p>
+            <w:pPr>
+              <w:jc w:val="center"/>
+            </w:pPr>
+            <w:r>
+              <w:rPr>
+                <w:sz w:val="19"/>
+                <w:szCs w:val="19"/>
+              </w:rPr>
+              <w:t>5</w:t>
+            </w:r>
+          </w:p>
+        </w:tc>
+      </w:tr>
+      <w:tr>
+        <w:tc>
+          <w:tcPr>
+            <w:tcW w:w="4100" w:type="dxa"/>
+            <w:gridSpan w:val="2"/>
+            <w:tcBorders>
+              <w:top w:val="single" w:sz="4" w:space="0" w:color="999999"/>
+              <w:left w:val="single" w:sz="4" w:space="0" w:color="999999"/>
+              <w:bottom w:val="single" w:sz="4" w:space="0" w:color="999999"/>
+              <w:right w:val="single" w:sz="4" w:space="0" w:color="999999"/>
+            </w:tcBorders>
+            <w:shd w:val="clear" w:color="auto" w:fill="D9E2F3"/>
+            <w:tcMar>
+              <w:top w:w="80" w:type="dxa"/>
+              <w:left w:w="100" w:type="dxa"/>
+              <w:bottom w:w="80" w:type="dxa"/>
+              <w:right w:w="100" w:type="dxa"/>
+            </w:tcMar>
+          </w:tcPr>
+          <w:p>
+            <w:r>
+              <w:rPr>
+                <w:b/>
+                <w:bCs/>
+                <w:sz w:val="19"/>
+                <w:szCs w:val="19"/>
+              </w:rPr>
+              <w:t>Puntaje ponderado total (sobre 5)</w:t>
+            </w:r>
+          </w:p>
+        </w:tc>
+        <w:tc>
+          <w:tcPr>
+            <w:tcW w:w="1312" w:type="dxa"/>
+            <w:tcBorders>
+              <w:top w:val="single" w:sz="4" w:space="0" w:color="999999"/>
+              <w:left w:val="single" w:sz="4" w:space="0" w:color="999999"/>
+              <w:bottom w:val="single" w:sz="4" w:space="0" w:color="999999"/>
+              <w:right w:val="single" w:sz="4" w:space="0" w:color="999999"/>
+            </w:tcBorders>
+            <w:shd w:val="clear" w:color="auto" w:fill="D9E2F3"/>
+            <w:tcMar>
+              <w:top w:w="80" w:type="dxa"/>
+              <w:left w:w="100" w:type="dxa"/>
+              <w:bottom w:w="80" w:type="dxa"/>
+              <w:right w:w="100" w:type="dxa"/>
+            </w:tcMar>
+          </w:tcPr>
+          <w:p>
+            <w:pPr>
+              <w:jc w:val="center"/>
+            </w:pPr>
+            <w:r>
+              <w:rPr>
+                <w:b/>
+                <w:bCs/>
+                <w:sz w:val="19"/>
+                <w:szCs w:val="19"/>
+              </w:rPr>
+              <w:t>3.04</w:t>
+            </w:r>
+          </w:p>
+        </w:tc>
+        <w:tc>
+          <w:tcPr>
+            <w:tcW w:w="1312" w:type="dxa"/>
+            <w:tcBorders>
+              <w:top w:val="single" w:sz="4" w:space="0" w:color="999999"/>
+              <w:left w:val="single" w:sz="4" w:space="0" w:color="999999"/>
+              <w:bottom w:val="single" w:sz="4" w:space="0" w:color="999999"/>
+              <w:right w:val="single" w:sz="4" w:space="0" w:color="999999"/>
+            </w:tcBorders>
+            <w:shd w:val="clear" w:color="auto" w:fill="D9E2F3"/>
+            <w:tcMar>
+              <w:top w:w="80" w:type="dxa"/>
+              <w:left w:w="100" w:type="dxa"/>
+              <w:bottom w:w="80" w:type="dxa"/>
+              <w:right w:w="100" w:type="dxa"/>
+            </w:tcMar>
+          </w:tcPr>
+          <w:p>
+            <w:pPr>
+              <w:jc w:val="center"/>
+            </w:pPr>
+            <w:r>
+              <w:rPr>
+                <w:b/>
+                <w:bCs/>
+                <w:sz w:val="19"/>
+                <w:szCs w:val="19"/>
+              </w:rPr>
+              <w:t>3.35</w:t>
+            </w:r>
+          </w:p>
+        </w:tc>
+        <w:tc>
+          <w:tcPr>
+            <w:tcW w:w="1312" w:type="dxa"/>
+            <w:tcBorders>
+              <w:top w:val="single" w:sz="4" w:space="0" w:color="999999"/>
+              <w:left w:val="single" w:sz="4" w:space="0" w:color="999999"/>
+              <w:bottom w:val="single" w:sz="4" w:space="0" w:color="999999"/>
+              <w:right w:val="single" w:sz="4" w:space="0" w:color="999999"/>
+            </w:tcBorders>
+            <w:shd w:val="clear" w:color="auto" w:fill="D9E2F3"/>
+            <w:tcMar>
+              <w:top w:w="80" w:type="dxa"/>
+              <w:left w:w="100" w:type="dxa"/>
+              <w:bottom w:w="80" w:type="dxa"/>
+              <w:right w:w="100" w:type="dxa"/>
+            </w:tcMar>
+          </w:tcPr>
+          <w:p>
+            <w:pPr>
+              <w:jc w:val="center"/>
+            </w:pPr>
+            <w:r>
+              <w:rPr>
+                <w:b/>
+                <w:bCs/>
+                <w:sz w:val="19"/>
+                <w:szCs w:val="19"/>
+              </w:rPr>
+              <w:t>3.69</w:t>
+            </w:r>
+          </w:p>
+        </w:tc>
+        <w:tc>
+          <w:tcPr>
+            <w:tcW w:w="1312" w:type="dxa"/>
+            <w:tcBorders>
+              <w:top w:val="single" w:sz="4" w:space="0" w:color="999999"/>
+              <w:left w:val="single" w:sz="4" w:space="0" w:color="999999"/>
+              <w:bottom w:val="single" w:sz="4" w:space="0" w:color="999999"/>
+              <w:right w:val="single" w:sz="4" w:space="0" w:color="999999"/>
+            </w:tcBorders>
+            <w:shd w:val="clear" w:color="auto" w:fill="D9E2F3"/>
+            <w:tcMar>
+              <w:top w:w="80" w:type="dxa"/>
+              <w:left w:w="100" w:type="dxa"/>
+              <w:bottom w:w="80" w:type="dxa"/>
+              <w:right w:w="100" w:type="dxa"/>
+            </w:tcMar>
+          </w:tcPr>
+          <w:p>
+            <w:pPr>
+              <w:jc w:val="center"/>
+            </w:pPr>
+            <w:r>
+              <w:rPr>
+                <w:b/>
+                <w:bCs/>
+                <w:sz w:val="19"/>
+                <w:szCs w:val="19"/>
+              </w:rPr>
+              <w:t>4.40</w:t>
+            </w:r>
+          </w:p>
+        </w:tc>
+      </w:tr>
+    </w:tbl>
+    <w:p>
+      <w:pPr>
+        <w:pStyle w:val="Ttulo2"/>
+        <w:spacing w:before="240" w:after="120"/>
+      </w:pPr>
+      <w:r>
+        <w:rPr>
+          <w:b/>
+          <w:bCs/>
+          <w:color w:val="1F3864"/>
+          <w:sz w:val="23"/>
+          <w:szCs w:val="23"/>
+        </w:rPr>
+        <w:t>3.3 Alternativa seleccionada</w:t>
+      </w:r>
+    </w:p>
+    <w:p>
+      <w:pPr>
+        <w:spacing w:after="160" w:line="300" w:lineRule="auto"/>
+      </w:pPr>
+      <w:r>
+        <w:rPr>
+          <w:sz w:val="21"/>
+          <w:szCs w:val="21"/>
+        </w:rPr>
+        <w:t xml:space="preserve">El mecanismo híbrido obtiene el puntaje ponderado más alto (4.40 sobre 5), por encima del </w:t>
+      </w:r>
+      <w:proofErr w:type="spellStart"/>
+      <w:r>
+        <w:rPr>
+          <w:sz w:val="21"/>
+          <w:szCs w:val="21"/>
+        </w:rPr>
+        <w:t>autoagendamiento</w:t>
+      </w:r>
+      <w:proofErr w:type="spellEnd"/>
+      <w:r>
+        <w:rPr>
+          <w:sz w:val="21"/>
+          <w:szCs w:val="21"/>
+        </w:rPr>
+        <w:t xml:space="preserve"> puro (3.69), la solicitud con confirmación (3.35) y la agenda digital interna (3.04).</w:t>
+      </w:r>
+    </w:p>
+    <w:p>
+      <w:pPr>
+        <w:spacing w:after="160" w:line="300" w:lineRule="auto"/>
+      </w:pPr>
+      <w:r>
+        <w:rPr>
+          <w:sz w:val="21"/>
+          <w:szCs w:val="21"/>
+        </w:rPr>
+        <w:t xml:space="preserve">Se selecciona el mecanismo híbrido de agendamiento porque automatiza las citas de control o seguimiento rutinario mediante </w:t>
+      </w:r>
+      <w:proofErr w:type="spellStart"/>
+      <w:r>
+        <w:rPr>
+          <w:sz w:val="21"/>
+          <w:szCs w:val="21"/>
+        </w:rPr>
+        <w:t>autoagendamiento</w:t>
+      </w:r>
+      <w:proofErr w:type="spellEnd"/>
+      <w:r>
+        <w:rPr>
+          <w:sz w:val="21"/>
+          <w:szCs w:val="21"/>
+        </w:rPr>
+        <w:t xml:space="preserve"> dentro de reglas ya validadas por cada fisioterapeuta, y reserva la revisión humana para los casos que realmente lo requieren: primeras consultas, cambios de plan de tratamiento o solicitudes fuera de las franjas estándar. Esta combinación reduce el tiempo administrativo del personal sin eliminar el criterio profesional en los casos delicados, mantiene el canal telefónico o por WhatsApp como alternativa para pacientes con menor manejo digital (varios de ellos adultos mayores o en proceso de rehabilitación motriz), y se </w:t>
+      </w:r>
+      <w:r>
+        <w:rPr>
+          <w:sz w:val="21"/>
+          <w:szCs w:val="21"/>
+        </w:rPr>
+        <w:lastRenderedPageBreak/>
+        <w:t>adapta a que cada uno de los cinco fisioterapeutas mantenga su propia forma de organizar su agenda, sus tiempos de sesión y sus excepciones.</w:t>
+      </w:r>
+    </w:p>
+    <w:p>
+      <w:pPr>
+        <w:pStyle w:val="Ttulo1"/>
+        <w:spacing w:before="320" w:after="160"/>
+      </w:pPr>
+      <w:r>
+        <w:rPr>
+          <w:b/>
+          <w:bCs/>
+          <w:color w:val="1F3864"/>
+          <w:sz w:val="27"/>
+          <w:szCs w:val="27"/>
+        </w:rPr>
+        <w:t>4. Actividad 4: operacionalizar la eficiencia</w:t>
+      </w:r>
+    </w:p>
+    <w:p>
+      <w:pPr>
+        <w:spacing w:after="160" w:line="300" w:lineRule="auto"/>
+      </w:pPr>
+      <w:r>
+        <w:rPr>
+          <w:sz w:val="21"/>
+          <w:szCs w:val="21"/>
+        </w:rPr>
+        <w:t>Para cada operación del proceso de agendamiento se define su inicio, su final, el criterio que determina si se completó con éxito, las acciones observables que permiten medirla, los errores posibles y un conjunto de indicadores que evita depender únicamente del tiempo como medida de eficiencia.</w:t>
+      </w:r>
+    </w:p>
+    <w:tbl>
+      <w:tblPr>
+        <w:tblW w:w="9350" w:type="dxa"/>
+        <w:tblBorders>
+          <w:top w:val="single" w:sz="4" w:space="0" w:color="auto"/>
+          <w:left w:val="single" w:sz="4" w:space="0" w:color="auto"/>
+          <w:bottom w:val="single" w:sz="4" w:space="0" w:color="auto"/>
+          <w:right w:val="single" w:sz="4" w:space="0" w:color="auto"/>
+          <w:insideH w:val="single" w:sz="4" w:space="0" w:color="auto"/>
+          <w:insideV w:val="single" w:sz="4" w:space="0" w:color="auto"/>
+        </w:tblBorders>
+        <w:tblCellMar>
+          <w:left w:w="10" w:type="dxa"/>
+          <w:right w:w="10" w:type="dxa"/>
+        </w:tblCellMar>
+        <w:tblLook w:val="0000" w:firstRow="0" w:lastRow="0" w:firstColumn="0" w:lastColumn="0" w:noHBand="0" w:noVBand="0"/>
+      </w:tblPr>
+      <w:tblGrid>
+        <w:gridCol w:w="2400"/>
+        <w:gridCol w:w="6950"/>
+      </w:tblGrid>
+      <w:tr>
+        <w:trPr>
+          <w:tblHeader/>
+        </w:trPr>
+        <w:tc>
+          <w:tcPr>
+            <w:tcW w:w="2400" w:type="dxa"/>
+            <w:tcBorders>
+              <w:top w:val="single" w:sz="4" w:space="0" w:color="999999"/>
+              <w:left w:val="single" w:sz="4" w:space="0" w:color="999999"/>
+              <w:bottom w:val="single" w:sz="4" w:space="0" w:color="999999"/>
+              <w:right w:val="single" w:sz="4" w:space="0" w:color="999999"/>
+            </w:tcBorders>
+            <w:shd w:val="clear" w:color="auto" w:fill="1F3864"/>
+            <w:tcMar>
+              <w:top w:w="80" w:type="dxa"/>
+              <w:left w:w="100" w:type="dxa"/>
+              <w:bottom w:w="80" w:type="dxa"/>
+              <w:right w:w="100" w:type="dxa"/>
+            </w:tcMar>
+            <w:vAlign w:val="center"/>
+          </w:tcPr>
+          <w:p>
+            <w:pPr>
+              <w:jc w:val="center"/>
+            </w:pPr>
+            <w:r>
+              <w:rPr>
+                <w:b/>
+                <w:bCs/>
+                <w:color w:val="FFFFFF"/>
+                <w:sz w:val="19"/>
+                <w:szCs w:val="19"/>
+              </w:rPr>
+              <w:t>Componente</w:t>
+            </w:r>
+          </w:p>
+        </w:tc>
+        <w:tc>
+          <w:tcPr>
+            <w:tcW w:w="6950" w:type="dxa"/>
+            <w:tcBorders>
+              <w:top w:val="single" w:sz="4" w:space="0" w:color="999999"/>
+              <w:left w:val="single" w:sz="4" w:space="0" w:color="999999"/>
+              <w:bottom w:val="single" w:sz="4" w:space="0" w:color="999999"/>
+              <w:right w:val="single" w:sz="4" w:space="0" w:color="999999"/>
+            </w:tcBorders>
+            <w:shd w:val="clear" w:color="auto" w:fill="1F3864"/>
+            <w:tcMar>
+              <w:top w:w="80" w:type="dxa"/>
+              <w:left w:w="100" w:type="dxa"/>
+              <w:bottom w:w="80" w:type="dxa"/>
+              <w:right w:w="100" w:type="dxa"/>
+            </w:tcMar>
+            <w:vAlign w:val="center"/>
+          </w:tcPr>
+          <w:p>
+            <w:pPr>
+              <w:jc w:val="center"/>
+            </w:pPr>
+            <w:r>
+              <w:rPr>
+                <w:b/>
+                <w:bCs/>
+                <w:color w:val="FFFFFF"/>
+                <w:sz w:val="19"/>
+                <w:szCs w:val="19"/>
+              </w:rPr>
+              <w:t>Consultar disponibilidad</w:t>
+            </w:r>
+          </w:p>
+        </w:tc>
+      </w:tr>
+      <w:tr>
+        <w:tc>
+          <w:tcPr>
+            <w:tcW w:w="2400" w:type="dxa"/>
+            <w:tcBorders>
+              <w:top w:val="single" w:sz="4" w:space="0" w:color="999999"/>
+              <w:left w:val="single" w:sz="4" w:space="0" w:color="999999"/>
+              <w:bottom w:val="single" w:sz="4" w:space="0" w:color="999999"/>
+              <w:right w:val="single" w:sz="4" w:space="0" w:color="999999"/>
+            </w:tcBorders>
+            <w:shd w:val="clear" w:color="auto" w:fill="F2F2F2"/>
+            <w:tcMar>
+              <w:top w:w="80" w:type="dxa"/>
+              <w:left w:w="100" w:type="dxa"/>
+              <w:bottom w:w="80" w:type="dxa"/>
+              <w:right w:w="100" w:type="dxa"/>
+            </w:tcMar>
+            <w:vAlign w:val="center"/>
+          </w:tcPr>
+          <w:p>
+            <w:r>
+              <w:rPr>
+                <w:b/>
+                <w:bCs/>
+                <w:sz w:val="19"/>
+                <w:szCs w:val="19"/>
+              </w:rPr>
+              <w:t>Inicio</w:t>
+            </w:r>
+          </w:p>
+        </w:tc>
+        <w:tc>
+          <w:tcPr>
+            <w:tcW w:w="6950" w:type="dxa"/>
+            <w:tcBorders>
+              <w:top w:val="single" w:sz="4" w:space="0" w:color="999999"/>
+              <w:left w:val="single" w:sz="4" w:space="0" w:color="999999"/>
+              <w:bottom w:val="single" w:sz="4" w:space="0" w:color="999999"/>
+              <w:right w:val="single" w:sz="4" w:space="0" w:color="999999"/>
+            </w:tcBorders>
+            <w:shd w:val="clear" w:color="auto" w:fill="F2F2F2"/>
+            <w:tcMar>
+              <w:top w:w="80" w:type="dxa"/>
+              <w:left w:w="100" w:type="dxa"/>
+              <w:bottom w:w="80" w:type="dxa"/>
+              <w:right w:w="100" w:type="dxa"/>
+            </w:tcMar>
+            <w:vAlign w:val="center"/>
+          </w:tcPr>
+          <w:p>
+            <w:r>
+              <w:rPr>
+                <w:sz w:val="19"/>
+                <w:szCs w:val="19"/>
+              </w:rPr>
+              <w:t>El paciente o el personal accede al sistema para ver los horarios libres de un fisioterapeuta específico o de cualquiera disponible.</w:t>
+            </w:r>
+          </w:p>
+        </w:tc>
+      </w:tr>
+      <w:tr>
+        <w:tc>
+          <w:tcPr>
+            <w:tcW w:w="2400" w:type="dxa"/>
+            <w:tcBorders>
+              <w:top w:val="single" w:sz="4" w:space="0" w:color="999999"/>
+              <w:left w:val="single" w:sz="4" w:space="0" w:color="999999"/>
+              <w:bottom w:val="single" w:sz="4" w:space="0" w:color="999999"/>
+              <w:right w:val="single" w:sz="4" w:space="0" w:color="999999"/>
+            </w:tcBorders>
+            <w:tcMar>
+              <w:top w:w="80" w:type="dxa"/>
+              <w:left w:w="100" w:type="dxa"/>
+              <w:bottom w:w="80" w:type="dxa"/>
+              <w:right w:w="100" w:type="dxa"/>
+            </w:tcMar>
+            <w:vAlign w:val="center"/>
+          </w:tcPr>
+          <w:p>
+            <w:r>
+              <w:rPr>
+                <w:b/>
+                <w:bCs/>
+                <w:sz w:val="19"/>
+                <w:szCs w:val="19"/>
+              </w:rPr>
+              <w:t>Final</w:t>
+            </w:r>
+          </w:p>
+        </w:tc>
+        <w:tc>
+          <w:tcPr>
+            <w:tcW w:w="6950" w:type="dxa"/>
+            <w:tcBorders>
+              <w:top w:val="single" w:sz="4" w:space="0" w:color="999999"/>
+              <w:left w:val="single" w:sz="4" w:space="0" w:color="999999"/>
+              <w:bottom w:val="single" w:sz="4" w:space="0" w:color="999999"/>
+              <w:right w:val="single" w:sz="4" w:space="0" w:color="999999"/>
+            </w:tcBorders>
+            <w:tcMar>
+              <w:top w:w="80" w:type="dxa"/>
+              <w:left w:w="100" w:type="dxa"/>
+              <w:bottom w:w="80" w:type="dxa"/>
+              <w:right w:w="100" w:type="dxa"/>
+            </w:tcMar>
+            <w:vAlign w:val="center"/>
+          </w:tcPr>
+          <w:p>
+            <w:r>
+              <w:rPr>
+                <w:sz w:val="19"/>
+                <w:szCs w:val="19"/>
+              </w:rPr>
+              <w:t>Se visualiza una lista de horarios disponibles, coherente con la fecha y el fisioterapeuta solicitados.</w:t>
+            </w:r>
+          </w:p>
+        </w:tc>
+      </w:tr>
+      <w:tr>
+        <w:tc>
+          <w:tcPr>
+            <w:tcW w:w="2400" w:type="dxa"/>
+            <w:tcBorders>
+              <w:top w:val="single" w:sz="4" w:space="0" w:color="999999"/>
+              <w:left w:val="single" w:sz="4" w:space="0" w:color="999999"/>
+              <w:bottom w:val="single" w:sz="4" w:space="0" w:color="999999"/>
+              <w:right w:val="single" w:sz="4" w:space="0" w:color="999999"/>
+            </w:tcBorders>
+            <w:shd w:val="clear" w:color="auto" w:fill="F2F2F2"/>
+            <w:tcMar>
+              <w:top w:w="80" w:type="dxa"/>
+              <w:left w:w="100" w:type="dxa"/>
+              <w:bottom w:w="80" w:type="dxa"/>
+              <w:right w:w="100" w:type="dxa"/>
+            </w:tcMar>
+            <w:vAlign w:val="center"/>
+          </w:tcPr>
+          <w:p>
+            <w:r>
+              <w:rPr>
+                <w:b/>
+                <w:bCs/>
+                <w:sz w:val="19"/>
+                <w:szCs w:val="19"/>
+              </w:rPr>
+              <w:t>Criterio de éxito</w:t>
+            </w:r>
+          </w:p>
+        </w:tc>
+        <w:tc>
+          <w:tcPr>
+            <w:tcW w:w="6950" w:type="dxa"/>
+            <w:tcBorders>
+              <w:top w:val="single" w:sz="4" w:space="0" w:color="999999"/>
+              <w:left w:val="single" w:sz="4" w:space="0" w:color="999999"/>
+              <w:bottom w:val="single" w:sz="4" w:space="0" w:color="999999"/>
+              <w:right w:val="single" w:sz="4" w:space="0" w:color="999999"/>
+            </w:tcBorders>
+            <w:shd w:val="clear" w:color="auto" w:fill="F2F2F2"/>
+            <w:tcMar>
+              <w:top w:w="80" w:type="dxa"/>
+              <w:left w:w="100" w:type="dxa"/>
+              <w:bottom w:w="80" w:type="dxa"/>
+              <w:right w:w="100" w:type="dxa"/>
+            </w:tcMar>
+            <w:vAlign w:val="center"/>
+          </w:tcPr>
+          <w:p>
+            <w:r>
+              <w:rPr>
+                <w:sz w:val="19"/>
+                <w:szCs w:val="19"/>
+              </w:rPr>
+              <w:t>Se obtiene al menos una franja horaria válida, sin mostrar horarios ya ocupados ni fechas pasadas.</w:t>
+            </w:r>
+          </w:p>
+        </w:tc>
+      </w:tr>
+      <w:tr>
+        <w:tc>
+          <w:tcPr>
+            <w:tcW w:w="2400" w:type="dxa"/>
+            <w:tcBorders>
+              <w:top w:val="single" w:sz="4" w:space="0" w:color="999999"/>
+              <w:left w:val="single" w:sz="4" w:space="0" w:color="999999"/>
+              <w:bottom w:val="single" w:sz="4" w:space="0" w:color="999999"/>
+              <w:right w:val="single" w:sz="4" w:space="0" w:color="999999"/>
+            </w:tcBorders>
+            <w:tcMar>
+              <w:top w:w="80" w:type="dxa"/>
+              <w:left w:w="100" w:type="dxa"/>
+              <w:bottom w:w="80" w:type="dxa"/>
+              <w:right w:w="100" w:type="dxa"/>
+            </w:tcMar>
+            <w:vAlign w:val="center"/>
+          </w:tcPr>
+          <w:p>
+            <w:r>
+              <w:rPr>
+                <w:b/>
+                <w:bCs/>
+                <w:sz w:val="19"/>
+                <w:szCs w:val="19"/>
+              </w:rPr>
+              <w:t>Acciones observables</w:t>
+            </w:r>
+          </w:p>
+        </w:tc>
+        <w:tc>
+          <w:tcPr>
+            <w:tcW w:w="6950" w:type="dxa"/>
+            <w:tcBorders>
+              <w:top w:val="single" w:sz="4" w:space="0" w:color="999999"/>
+              <w:left w:val="single" w:sz="4" w:space="0" w:color="999999"/>
+              <w:bottom w:val="single" w:sz="4" w:space="0" w:color="999999"/>
+              <w:right w:val="single" w:sz="4" w:space="0" w:color="999999"/>
+            </w:tcBorders>
+            <w:tcMar>
+              <w:top w:w="80" w:type="dxa"/>
+              <w:left w:w="100" w:type="dxa"/>
+              <w:bottom w:w="80" w:type="dxa"/>
+              <w:right w:w="100" w:type="dxa"/>
+            </w:tcMar>
+            <w:vAlign w:val="center"/>
+          </w:tcPr>
+          <w:p>
+            <w:r>
+              <w:rPr>
+                <w:sz w:val="19"/>
+                <w:szCs w:val="19"/>
+              </w:rPr>
+              <w:t>Número de búsquedas realizadas; filtros aplicados (fecha, terapeuta, tipo de sesión); horarios visualizados por consulta.</w:t>
+            </w:r>
+          </w:p>
+        </w:tc>
+      </w:tr>
+      <w:tr>
+        <w:tc>
+          <w:tcPr>
+            <w:tcW w:w="2400" w:type="dxa"/>
+            <w:tcBorders>
+              <w:top w:val="single" w:sz="4" w:space="0" w:color="999999"/>
+              <w:left w:val="single" w:sz="4" w:space="0" w:color="999999"/>
+              <w:bottom w:val="single" w:sz="4" w:space="0" w:color="999999"/>
+              <w:right w:val="single" w:sz="4" w:space="0" w:color="999999"/>
+            </w:tcBorders>
+            <w:shd w:val="clear" w:color="auto" w:fill="F2F2F2"/>
+            <w:tcMar>
+              <w:top w:w="80" w:type="dxa"/>
+              <w:left w:w="100" w:type="dxa"/>
+              <w:bottom w:w="80" w:type="dxa"/>
+              <w:right w:w="100" w:type="dxa"/>
+            </w:tcMar>
+            <w:vAlign w:val="center"/>
+          </w:tcPr>
+          <w:p>
+            <w:r>
+              <w:rPr>
+                <w:b/>
+                <w:bCs/>
+                <w:sz w:val="19"/>
+                <w:szCs w:val="19"/>
+              </w:rPr>
+              <w:t>Errores posibles</w:t>
+            </w:r>
+          </w:p>
+        </w:tc>
+        <w:tc>
+          <w:tcPr>
+            <w:tcW w:w="6950" w:type="dxa"/>
+            <w:tcBorders>
+              <w:top w:val="single" w:sz="4" w:space="0" w:color="999999"/>
+              <w:left w:val="single" w:sz="4" w:space="0" w:color="999999"/>
+              <w:bottom w:val="single" w:sz="4" w:space="0" w:color="999999"/>
+              <w:right w:val="single" w:sz="4" w:space="0" w:color="999999"/>
+            </w:tcBorders>
+            <w:shd w:val="clear" w:color="auto" w:fill="F2F2F2"/>
+            <w:tcMar>
+              <w:top w:w="80" w:type="dxa"/>
+              <w:left w:w="100" w:type="dxa"/>
+              <w:bottom w:w="80" w:type="dxa"/>
+              <w:right w:w="100" w:type="dxa"/>
+            </w:tcMar>
+            <w:vAlign w:val="center"/>
+          </w:tcPr>
+          <w:p>
+            <w:r>
+              <w:rPr>
+                <w:sz w:val="19"/>
+                <w:szCs w:val="19"/>
+              </w:rPr>
+              <w:t>Horarios mostrados que ya fueron tomados (condición de carrera); fechas pasadas visibles; terapeuta incorrecto listado.</w:t>
+            </w:r>
+          </w:p>
+        </w:tc>
+      </w:tr>
+      <w:tr>
+        <w:tc>
+          <w:tcPr>
+            <w:tcW w:w="2400" w:type="dxa"/>
+            <w:tcBorders>
+              <w:top w:val="single" w:sz="4" w:space="0" w:color="999999"/>
+              <w:left w:val="single" w:sz="4" w:space="0" w:color="999999"/>
+              <w:bottom w:val="single" w:sz="4" w:space="0" w:color="999999"/>
+              <w:right w:val="single" w:sz="4" w:space="0" w:color="999999"/>
+            </w:tcBorders>
+            <w:tcMar>
+              <w:top w:w="80" w:type="dxa"/>
+              <w:left w:w="100" w:type="dxa"/>
+              <w:bottom w:w="80" w:type="dxa"/>
+              <w:right w:w="100" w:type="dxa"/>
+            </w:tcMar>
+            <w:vAlign w:val="center"/>
+          </w:tcPr>
+          <w:p>
+            <w:r>
+              <w:rPr>
+                <w:b/>
+                <w:bCs/>
+                <w:sz w:val="19"/>
+                <w:szCs w:val="19"/>
+              </w:rPr>
+              <w:t>Indicadores seleccionados</w:t>
+            </w:r>
+          </w:p>
+        </w:tc>
+        <w:tc>
+          <w:tcPr>
+            <w:tcW w:w="6950" w:type="dxa"/>
+            <w:tcBorders>
+              <w:top w:val="single" w:sz="4" w:space="0" w:color="999999"/>
+              <w:left w:val="single" w:sz="4" w:space="0" w:color="999999"/>
+              <w:bottom w:val="single" w:sz="4" w:space="0" w:color="999999"/>
+              <w:right w:val="single" w:sz="4" w:space="0" w:color="999999"/>
+            </w:tcBorders>
+            <w:tcMar>
+              <w:top w:w="80" w:type="dxa"/>
+              <w:left w:w="100" w:type="dxa"/>
+              <w:bottom w:w="80" w:type="dxa"/>
+              <w:right w:w="100" w:type="dxa"/>
+            </w:tcMar>
+            <w:vAlign w:val="center"/>
+          </w:tcPr>
+          <w:p>
+            <w:pPr>
+              <w:spacing w:after="60"/>
+            </w:pPr>
+            <w:r>
+              <w:rPr>
+                <w:sz w:val="19"/>
+                <w:szCs w:val="19"/>
+              </w:rPr>
+              <w:t>• Tasa de coincidencia entre horarios mostrados y horarios realmente libres (meta ≥ 98%).</w:t>
+            </w:r>
+          </w:p>
+          <w:p>
+            <w:pPr>
+              <w:spacing w:after="60"/>
+            </w:pPr>
+            <w:r>
+              <w:rPr>
+                <w:sz w:val="19"/>
+                <w:szCs w:val="19"/>
+              </w:rPr>
+              <w:t>• Número de reintentos de búsqueda por consulta (ideal: 1).</w:t>
+            </w:r>
+          </w:p>
+          <w:p>
+            <w:r>
+              <w:rPr>
+                <w:sz w:val="19"/>
+                <w:szCs w:val="19"/>
+              </w:rPr>
+              <w:t>• Porcentaje de consultas que terminan en un agendamiento efectivo (tasa de conversión).</w:t>
+            </w:r>
+          </w:p>
+        </w:tc>
+      </w:tr>
+    </w:tbl>
+    <w:p>
+      <w:pPr>
+        <w:spacing w:after="200"/>
+      </w:pPr>
+    </w:p>
+    <w:tbl>
+      <w:tblPr>
+        <w:tblW w:w="9350" w:type="dxa"/>
+        <w:tblBorders>
+          <w:top w:val="single" w:sz="4" w:space="0" w:color="auto"/>
+          <w:left w:val="single" w:sz="4" w:space="0" w:color="auto"/>
+          <w:bottom w:val="single" w:sz="4" w:space="0" w:color="auto"/>
+          <w:right w:val="single" w:sz="4" w:space="0" w:color="auto"/>
+          <w:insideH w:val="single" w:sz="4" w:space="0" w:color="auto"/>
+          <w:insideV w:val="single" w:sz="4" w:space="0" w:color="auto"/>
+        </w:tblBorders>
+        <w:tblCellMar>
+          <w:left w:w="10" w:type="dxa"/>
+          <w:right w:w="10" w:type="dxa"/>
+        </w:tblCellMar>
+        <w:tblLook w:val="0000" w:firstRow="0" w:lastRow="0" w:firstColumn="0" w:lastColumn="0" w:noHBand="0" w:noVBand="0"/>
+      </w:tblPr>
+      <w:tblGrid>
+        <w:gridCol w:w="2400"/>
+        <w:gridCol w:w="6950"/>
+      </w:tblGrid>
+      <w:tr>
+        <w:trPr>
+          <w:tblHeader/>
+        </w:trPr>
+        <w:tc>
+          <w:tcPr>
+            <w:tcW w:w="2400" w:type="dxa"/>
+            <w:tcBorders>
+              <w:top w:val="single" w:sz="4" w:space="0" w:color="999999"/>
+              <w:left w:val="single" w:sz="4" w:space="0" w:color="999999"/>
+              <w:bottom w:val="single" w:sz="4" w:space="0" w:color="999999"/>
+              <w:right w:val="single" w:sz="4" w:space="0" w:color="999999"/>
+            </w:tcBorders>
+            <w:shd w:val="clear" w:color="auto" w:fill="1F3864"/>
+            <w:tcMar>
+              <w:top w:w="80" w:type="dxa"/>
+              <w:left w:w="100" w:type="dxa"/>
+              <w:bottom w:w="80" w:type="dxa"/>
+              <w:right w:w="100" w:type="dxa"/>
+            </w:tcMar>
+            <w:vAlign w:val="center"/>
+          </w:tcPr>
+          <w:p>
+            <w:pPr>
+              <w:jc w:val="center"/>
+            </w:pPr>
+            <w:r>
+              <w:rPr>
+                <w:b/>
+                <w:bCs/>
+                <w:color w:val="FFFFFF"/>
+                <w:sz w:val="19"/>
+                <w:szCs w:val="19"/>
+              </w:rPr>
+              <w:t>Componente</w:t>
+            </w:r>
+          </w:p>
+        </w:tc>
+        <w:tc>
+          <w:tcPr>
+            <w:tcW w:w="6950" w:type="dxa"/>
+            <w:tcBorders>
+              <w:top w:val="single" w:sz="4" w:space="0" w:color="999999"/>
+              <w:left w:val="single" w:sz="4" w:space="0" w:color="999999"/>
+              <w:bottom w:val="single" w:sz="4" w:space="0" w:color="999999"/>
+              <w:right w:val="single" w:sz="4" w:space="0" w:color="999999"/>
+            </w:tcBorders>
+            <w:shd w:val="clear" w:color="auto" w:fill="1F3864"/>
+            <w:tcMar>
+              <w:top w:w="80" w:type="dxa"/>
+              <w:left w:w="100" w:type="dxa"/>
+              <w:bottom w:w="80" w:type="dxa"/>
+              <w:right w:w="100" w:type="dxa"/>
+            </w:tcMar>
+            <w:vAlign w:val="center"/>
+          </w:tcPr>
+          <w:p>
+            <w:pPr>
+              <w:jc w:val="center"/>
+            </w:pPr>
+            <w:r>
+              <w:rPr>
+                <w:b/>
+                <w:bCs/>
+                <w:color w:val="FFFFFF"/>
+                <w:sz w:val="19"/>
+                <w:szCs w:val="19"/>
+              </w:rPr>
+              <w:t>Registrar una cita</w:t>
+            </w:r>
+          </w:p>
+        </w:tc>
+      </w:tr>
+      <w:tr>
+        <w:tc>
+          <w:tcPr>
+            <w:tcW w:w="2400" w:type="dxa"/>
+            <w:tcBorders>
+              <w:top w:val="single" w:sz="4" w:space="0" w:color="999999"/>
+              <w:left w:val="single" w:sz="4" w:space="0" w:color="999999"/>
+              <w:bottom w:val="single" w:sz="4" w:space="0" w:color="999999"/>
+              <w:right w:val="single" w:sz="4" w:space="0" w:color="999999"/>
+            </w:tcBorders>
+            <w:shd w:val="clear" w:color="auto" w:fill="F2F2F2"/>
+            <w:tcMar>
+              <w:top w:w="80" w:type="dxa"/>
+              <w:left w:w="100" w:type="dxa"/>
+              <w:bottom w:w="80" w:type="dxa"/>
+              <w:right w:w="100" w:type="dxa"/>
+            </w:tcMar>
+            <w:vAlign w:val="center"/>
+          </w:tcPr>
+          <w:p>
+            <w:r>
+              <w:rPr>
+                <w:b/>
+                <w:bCs/>
+                <w:sz w:val="19"/>
+                <w:szCs w:val="19"/>
+              </w:rPr>
+              <w:t>Inicio</w:t>
+            </w:r>
+          </w:p>
+        </w:tc>
+        <w:tc>
+          <w:tcPr>
+            <w:tcW w:w="6950" w:type="dxa"/>
+            <w:tcBorders>
+              <w:top w:val="single" w:sz="4" w:space="0" w:color="999999"/>
+              <w:left w:val="single" w:sz="4" w:space="0" w:color="999999"/>
+              <w:bottom w:val="single" w:sz="4" w:space="0" w:color="999999"/>
+              <w:right w:val="single" w:sz="4" w:space="0" w:color="999999"/>
+            </w:tcBorders>
+            <w:shd w:val="clear" w:color="auto" w:fill="F2F2F2"/>
+            <w:tcMar>
+              <w:top w:w="80" w:type="dxa"/>
+              <w:left w:w="100" w:type="dxa"/>
+              <w:bottom w:w="80" w:type="dxa"/>
+              <w:right w:w="100" w:type="dxa"/>
+            </w:tcMar>
+            <w:vAlign w:val="center"/>
+          </w:tcPr>
+          <w:p>
+            <w:r>
+              <w:rPr>
+                <w:sz w:val="19"/>
+                <w:szCs w:val="19"/>
+              </w:rPr>
+              <w:t>El usuario selecciona un horario disponible y empieza a ingresar los datos del paciente y el motivo de la consulta.</w:t>
+            </w:r>
+          </w:p>
+        </w:tc>
+      </w:tr>
+      <w:tr>
+        <w:tc>
+          <w:tcPr>
+            <w:tcW w:w="2400" w:type="dxa"/>
+            <w:tcBorders>
+              <w:top w:val="single" w:sz="4" w:space="0" w:color="999999"/>
+              <w:left w:val="single" w:sz="4" w:space="0" w:color="999999"/>
+              <w:bottom w:val="single" w:sz="4" w:space="0" w:color="999999"/>
+              <w:right w:val="single" w:sz="4" w:space="0" w:color="999999"/>
+            </w:tcBorders>
+            <w:tcMar>
+              <w:top w:w="80" w:type="dxa"/>
+              <w:left w:w="100" w:type="dxa"/>
+              <w:bottom w:w="80" w:type="dxa"/>
+              <w:right w:w="100" w:type="dxa"/>
+            </w:tcMar>
+            <w:vAlign w:val="center"/>
+          </w:tcPr>
+          <w:p>
+            <w:r>
+              <w:rPr>
+                <w:b/>
+                <w:bCs/>
+                <w:sz w:val="19"/>
+                <w:szCs w:val="19"/>
+              </w:rPr>
+              <w:t>Final</w:t>
+            </w:r>
+          </w:p>
+        </w:tc>
+        <w:tc>
+          <w:tcPr>
+            <w:tcW w:w="6950" w:type="dxa"/>
+            <w:tcBorders>
+              <w:top w:val="single" w:sz="4" w:space="0" w:color="999999"/>
+              <w:left w:val="single" w:sz="4" w:space="0" w:color="999999"/>
+              <w:bottom w:val="single" w:sz="4" w:space="0" w:color="999999"/>
+              <w:right w:val="single" w:sz="4" w:space="0" w:color="999999"/>
+            </w:tcBorders>
+            <w:tcMar>
+              <w:top w:w="80" w:type="dxa"/>
+              <w:left w:w="100" w:type="dxa"/>
+              <w:bottom w:w="80" w:type="dxa"/>
+              <w:right w:w="100" w:type="dxa"/>
+            </w:tcMar>
+            <w:vAlign w:val="center"/>
+          </w:tcPr>
+          <w:p>
+            <w:r>
+              <w:rPr>
+                <w:sz w:val="19"/>
+                <w:szCs w:val="19"/>
+              </w:rPr>
+              <w:t>La cita queda guardada con estado "confirmada" y aparece en la agenda del fisioterapeuta correspondiente.</w:t>
+            </w:r>
+          </w:p>
+        </w:tc>
+      </w:tr>
+      <w:tr>
+        <w:tc>
+          <w:tcPr>
+            <w:tcW w:w="2400" w:type="dxa"/>
+            <w:tcBorders>
+              <w:top w:val="single" w:sz="4" w:space="0" w:color="999999"/>
+              <w:left w:val="single" w:sz="4" w:space="0" w:color="999999"/>
+              <w:bottom w:val="single" w:sz="4" w:space="0" w:color="999999"/>
+              <w:right w:val="single" w:sz="4" w:space="0" w:color="999999"/>
+            </w:tcBorders>
+            <w:shd w:val="clear" w:color="auto" w:fill="F2F2F2"/>
+            <w:tcMar>
+              <w:top w:w="80" w:type="dxa"/>
+              <w:left w:w="100" w:type="dxa"/>
+              <w:bottom w:w="80" w:type="dxa"/>
+              <w:right w:w="100" w:type="dxa"/>
+            </w:tcMar>
+            <w:vAlign w:val="center"/>
+          </w:tcPr>
+          <w:p>
+            <w:r>
+              <w:rPr>
+                <w:b/>
+                <w:bCs/>
+                <w:sz w:val="19"/>
+                <w:szCs w:val="19"/>
+              </w:rPr>
+              <w:t>Criterio de éxito</w:t>
+            </w:r>
+          </w:p>
+        </w:tc>
+        <w:tc>
+          <w:tcPr>
+            <w:tcW w:w="6950" w:type="dxa"/>
+            <w:tcBorders>
+              <w:top w:val="single" w:sz="4" w:space="0" w:color="999999"/>
+              <w:left w:val="single" w:sz="4" w:space="0" w:color="999999"/>
+              <w:bottom w:val="single" w:sz="4" w:space="0" w:color="999999"/>
+              <w:right w:val="single" w:sz="4" w:space="0" w:color="999999"/>
+            </w:tcBorders>
+            <w:shd w:val="clear" w:color="auto" w:fill="F2F2F2"/>
+            <w:tcMar>
+              <w:top w:w="80" w:type="dxa"/>
+              <w:left w:w="100" w:type="dxa"/>
+              <w:bottom w:w="80" w:type="dxa"/>
+              <w:right w:w="100" w:type="dxa"/>
+            </w:tcMar>
+            <w:vAlign w:val="center"/>
+          </w:tcPr>
+          <w:p>
+            <w:r>
+              <w:rPr>
+                <w:sz w:val="19"/>
+                <w:szCs w:val="19"/>
+              </w:rPr>
+              <w:t>Registro sin duplicados, con datos completos (nombre, contacto, motivo, fisioterapeuta, franja horaria) y notificación entregada al paciente.</w:t>
+            </w:r>
+          </w:p>
+        </w:tc>
+      </w:tr>
+      <w:tr>
+        <w:tc>
+          <w:tcPr>
+            <w:tcW w:w="2400" w:type="dxa"/>
+            <w:tcBorders>
+              <w:top w:val="single" w:sz="4" w:space="0" w:color="999999"/>
+              <w:left w:val="single" w:sz="4" w:space="0" w:color="999999"/>
+              <w:bottom w:val="single" w:sz="4" w:space="0" w:color="999999"/>
+              <w:right w:val="single" w:sz="4" w:space="0" w:color="999999"/>
+            </w:tcBorders>
+            <w:tcMar>
+              <w:top w:w="80" w:type="dxa"/>
+              <w:left w:w="100" w:type="dxa"/>
+              <w:bottom w:w="80" w:type="dxa"/>
+              <w:right w:w="100" w:type="dxa"/>
+            </w:tcMar>
+            <w:vAlign w:val="center"/>
+          </w:tcPr>
+          <w:p>
+            <w:r>
+              <w:rPr>
+                <w:b/>
+                <w:bCs/>
+                <w:sz w:val="19"/>
+                <w:szCs w:val="19"/>
+              </w:rPr>
+              <w:t>Acciones observables</w:t>
+            </w:r>
+          </w:p>
+        </w:tc>
+        <w:tc>
+          <w:tcPr>
+            <w:tcW w:w="6950" w:type="dxa"/>
+            <w:tcBorders>
+              <w:top w:val="single" w:sz="4" w:space="0" w:color="999999"/>
+              <w:left w:val="single" w:sz="4" w:space="0" w:color="999999"/>
+              <w:bottom w:val="single" w:sz="4" w:space="0" w:color="999999"/>
+              <w:right w:val="single" w:sz="4" w:space="0" w:color="999999"/>
+            </w:tcBorders>
+            <w:tcMar>
+              <w:top w:w="80" w:type="dxa"/>
+              <w:left w:w="100" w:type="dxa"/>
+              <w:bottom w:w="80" w:type="dxa"/>
+              <w:right w:w="100" w:type="dxa"/>
+            </w:tcMar>
+            <w:vAlign w:val="center"/>
+          </w:tcPr>
+          <w:p>
+            <w:r>
+              <w:rPr>
+                <w:sz w:val="19"/>
+                <w:szCs w:val="19"/>
+              </w:rPr>
+              <w:t>Campos completados frente a campos obligatorios; reingresos por errores de validación; confirmaciones enviadas y recibidas.</w:t>
+            </w:r>
+          </w:p>
+        </w:tc>
+      </w:tr>
+      <w:tr>
+        <w:tc>
+          <w:tcPr>
+            <w:tcW w:w="2400" w:type="dxa"/>
+            <w:tcBorders>
+              <w:top w:val="single" w:sz="4" w:space="0" w:color="999999"/>
+              <w:left w:val="single" w:sz="4" w:space="0" w:color="999999"/>
+              <w:bottom w:val="single" w:sz="4" w:space="0" w:color="999999"/>
+              <w:right w:val="single" w:sz="4" w:space="0" w:color="999999"/>
+            </w:tcBorders>
+            <w:shd w:val="clear" w:color="auto" w:fill="F2F2F2"/>
+            <w:tcMar>
+              <w:top w:w="80" w:type="dxa"/>
+              <w:left w:w="100" w:type="dxa"/>
+              <w:bottom w:w="80" w:type="dxa"/>
+              <w:right w:w="100" w:type="dxa"/>
+            </w:tcMar>
+            <w:vAlign w:val="center"/>
+          </w:tcPr>
+          <w:p>
+            <w:r>
+              <w:rPr>
+                <w:b/>
+                <w:bCs/>
+                <w:sz w:val="19"/>
+                <w:szCs w:val="19"/>
+              </w:rPr>
+              <w:t>Errores posibles</w:t>
+            </w:r>
+          </w:p>
+        </w:tc>
+        <w:tc>
+          <w:tcPr>
+            <w:tcW w:w="6950" w:type="dxa"/>
+            <w:tcBorders>
+              <w:top w:val="single" w:sz="4" w:space="0" w:color="999999"/>
+              <w:left w:val="single" w:sz="4" w:space="0" w:color="999999"/>
+              <w:bottom w:val="single" w:sz="4" w:space="0" w:color="999999"/>
+              <w:right w:val="single" w:sz="4" w:space="0" w:color="999999"/>
+            </w:tcBorders>
+            <w:shd w:val="clear" w:color="auto" w:fill="F2F2F2"/>
+            <w:tcMar>
+              <w:top w:w="80" w:type="dxa"/>
+              <w:left w:w="100" w:type="dxa"/>
+              <w:bottom w:w="80" w:type="dxa"/>
+              <w:right w:w="100" w:type="dxa"/>
+            </w:tcMar>
+            <w:vAlign w:val="center"/>
+          </w:tcPr>
+          <w:p>
+            <w:r>
+              <w:rPr>
+                <w:sz w:val="19"/>
+                <w:szCs w:val="19"/>
+              </w:rPr>
+              <w:t>Doble reserva del mismo horario; datos incompletos o inválidos (teléfono erróneo); falla en el envío de la confirmación.</w:t>
+            </w:r>
+          </w:p>
+        </w:tc>
+      </w:tr>
+      <w:tr>
+        <w:tc>
+          <w:tcPr>
+            <w:tcW w:w="2400" w:type="dxa"/>
+            <w:tcBorders>
+              <w:top w:val="single" w:sz="4" w:space="0" w:color="999999"/>
+              <w:left w:val="single" w:sz="4" w:space="0" w:color="999999"/>
+              <w:bottom w:val="single" w:sz="4" w:space="0" w:color="999999"/>
+              <w:right w:val="single" w:sz="4" w:space="0" w:color="999999"/>
+            </w:tcBorders>
+            <w:tcMar>
+              <w:top w:w="80" w:type="dxa"/>
+              <w:left w:w="100" w:type="dxa"/>
+              <w:bottom w:w="80" w:type="dxa"/>
+              <w:right w:w="100" w:type="dxa"/>
+            </w:tcMar>
+            <w:vAlign w:val="center"/>
+          </w:tcPr>
+          <w:p>
+            <w:r>
+              <w:rPr>
+                <w:b/>
+                <w:bCs/>
+                <w:sz w:val="19"/>
+                <w:szCs w:val="19"/>
+              </w:rPr>
+              <w:t>Indicadores seleccionados</w:t>
+            </w:r>
+          </w:p>
+        </w:tc>
+        <w:tc>
+          <w:tcPr>
+            <w:tcW w:w="6950" w:type="dxa"/>
+            <w:tcBorders>
+              <w:top w:val="single" w:sz="4" w:space="0" w:color="999999"/>
+              <w:left w:val="single" w:sz="4" w:space="0" w:color="999999"/>
+              <w:bottom w:val="single" w:sz="4" w:space="0" w:color="999999"/>
+              <w:right w:val="single" w:sz="4" w:space="0" w:color="999999"/>
+            </w:tcBorders>
+            <w:tcMar>
+              <w:top w:w="80" w:type="dxa"/>
+              <w:left w:w="100" w:type="dxa"/>
+              <w:bottom w:w="80" w:type="dxa"/>
+              <w:right w:w="100" w:type="dxa"/>
+            </w:tcMar>
+            <w:vAlign w:val="center"/>
+          </w:tcPr>
+          <w:p>
+            <w:pPr>
+              <w:spacing w:after="60"/>
+            </w:pPr>
+            <w:r>
+              <w:rPr>
+                <w:sz w:val="19"/>
+                <w:szCs w:val="19"/>
+              </w:rPr>
+              <w:t>• Porcentaje de citas registradas sin errores de validación en el primer intento.</w:t>
+            </w:r>
+          </w:p>
+          <w:p>
+            <w:pPr>
+              <w:spacing w:after="60"/>
+            </w:pPr>
+            <w:r>
+              <w:rPr>
+                <w:sz w:val="19"/>
+                <w:szCs w:val="19"/>
+              </w:rPr>
+              <w:t>• Porcentaje de citas duplicadas detectadas y bloqueadas por el sistema (meta 100%).</w:t>
+            </w:r>
+          </w:p>
+          <w:p>
+            <w:r>
+              <w:rPr>
+                <w:sz w:val="19"/>
+                <w:szCs w:val="19"/>
+              </w:rPr>
+              <w:t>• Porcentaje de confirmaciones entregadas exitosamente al paciente.</w:t>
+            </w:r>
+          </w:p>
+        </w:tc>
+      </w:tr>
+    </w:tbl>
+    <w:p>
+      <w:pPr>
+        <w:spacing w:after="200"/>
+      </w:pPr>
+    </w:p>
+    <w:tbl>
+      <w:tblPr>
+        <w:tblW w:w="9350" w:type="dxa"/>
+        <w:tblBorders>
+          <w:top w:val="single" w:sz="4" w:space="0" w:color="auto"/>
+          <w:left w:val="single" w:sz="4" w:space="0" w:color="auto"/>
+          <w:bottom w:val="single" w:sz="4" w:space="0" w:color="auto"/>
+          <w:right w:val="single" w:sz="4" w:space="0" w:color="auto"/>
+          <w:insideH w:val="single" w:sz="4" w:space="0" w:color="auto"/>
+          <w:insideV w:val="single" w:sz="4" w:space="0" w:color="auto"/>
+        </w:tblBorders>
+        <w:tblCellMar>
+          <w:left w:w="10" w:type="dxa"/>
+          <w:right w:w="10" w:type="dxa"/>
+        </w:tblCellMar>
+        <w:tblLook w:val="0000" w:firstRow="0" w:lastRow="0" w:firstColumn="0" w:lastColumn="0" w:noHBand="0" w:noVBand="0"/>
+      </w:tblPr>
+      <w:tblGrid>
+        <w:gridCol w:w="2400"/>
+        <w:gridCol w:w="6950"/>
+      </w:tblGrid>
+      <w:tr>
+        <w:trPr>
+          <w:tblHeader/>
+        </w:trPr>
+        <w:tc>
+          <w:tcPr>
+            <w:tcW w:w="2400" w:type="dxa"/>
+            <w:tcBorders>
+              <w:top w:val="single" w:sz="4" w:space="0" w:color="999999"/>
+              <w:left w:val="single" w:sz="4" w:space="0" w:color="999999"/>
+              <w:bottom w:val="single" w:sz="4" w:space="0" w:color="999999"/>
+              <w:right w:val="single" w:sz="4" w:space="0" w:color="999999"/>
+            </w:tcBorders>
+            <w:shd w:val="clear" w:color="auto" w:fill="1F3864"/>
+            <w:tcMar>
+              <w:top w:w="80" w:type="dxa"/>
+              <w:left w:w="100" w:type="dxa"/>
+              <w:bottom w:w="80" w:type="dxa"/>
+              <w:right w:w="100" w:type="dxa"/>
+            </w:tcMar>
+            <w:vAlign w:val="center"/>
+          </w:tcPr>
+          <w:p>
+            <w:pPr>
+              <w:jc w:val="center"/>
+            </w:pPr>
+            <w:r>
+              <w:rPr>
+                <w:b/>
+                <w:bCs/>
+                <w:color w:val="FFFFFF"/>
+                <w:sz w:val="19"/>
+                <w:szCs w:val="19"/>
+              </w:rPr>
+              <w:t>Componente</w:t>
+            </w:r>
+          </w:p>
+        </w:tc>
+        <w:tc>
+          <w:tcPr>
+            <w:tcW w:w="6950" w:type="dxa"/>
+            <w:tcBorders>
+              <w:top w:val="single" w:sz="4" w:space="0" w:color="999999"/>
+              <w:left w:val="single" w:sz="4" w:space="0" w:color="999999"/>
+              <w:bottom w:val="single" w:sz="4" w:space="0" w:color="999999"/>
+              <w:right w:val="single" w:sz="4" w:space="0" w:color="999999"/>
+            </w:tcBorders>
+            <w:shd w:val="clear" w:color="auto" w:fill="1F3864"/>
+            <w:tcMar>
+              <w:top w:w="80" w:type="dxa"/>
+              <w:left w:w="100" w:type="dxa"/>
+              <w:bottom w:w="80" w:type="dxa"/>
+              <w:right w:w="100" w:type="dxa"/>
+            </w:tcMar>
+            <w:vAlign w:val="center"/>
+          </w:tcPr>
+          <w:p>
+            <w:pPr>
+              <w:jc w:val="center"/>
+            </w:pPr>
+            <w:r>
+              <w:rPr>
+                <w:b/>
+                <w:bCs/>
+                <w:color w:val="FFFFFF"/>
+                <w:sz w:val="19"/>
+                <w:szCs w:val="19"/>
+              </w:rPr>
+              <w:t>Modificar una cita</w:t>
+            </w:r>
+          </w:p>
+        </w:tc>
+      </w:tr>
+      <w:tr>
+        <w:tc>
+          <w:tcPr>
+            <w:tcW w:w="2400" w:type="dxa"/>
+            <w:tcBorders>
+              <w:top w:val="single" w:sz="4" w:space="0" w:color="999999"/>
+              <w:left w:val="single" w:sz="4" w:space="0" w:color="999999"/>
+              <w:bottom w:val="single" w:sz="4" w:space="0" w:color="999999"/>
+              <w:right w:val="single" w:sz="4" w:space="0" w:color="999999"/>
+            </w:tcBorders>
+            <w:shd w:val="clear" w:color="auto" w:fill="F2F2F2"/>
+            <w:tcMar>
+              <w:top w:w="80" w:type="dxa"/>
+              <w:left w:w="100" w:type="dxa"/>
+              <w:bottom w:w="80" w:type="dxa"/>
+              <w:right w:w="100" w:type="dxa"/>
+            </w:tcMar>
+            <w:vAlign w:val="center"/>
+          </w:tcPr>
+          <w:p>
+            <w:r>
+              <w:rPr>
+                <w:b/>
+                <w:bCs/>
+                <w:sz w:val="19"/>
+                <w:szCs w:val="19"/>
+              </w:rPr>
+              <w:t>Inicio</w:t>
+            </w:r>
+          </w:p>
+        </w:tc>
+        <w:tc>
+          <w:tcPr>
+            <w:tcW w:w="6950" w:type="dxa"/>
+            <w:tcBorders>
+              <w:top w:val="single" w:sz="4" w:space="0" w:color="999999"/>
+              <w:left w:val="single" w:sz="4" w:space="0" w:color="999999"/>
+              <w:bottom w:val="single" w:sz="4" w:space="0" w:color="999999"/>
+              <w:right w:val="single" w:sz="4" w:space="0" w:color="999999"/>
+            </w:tcBorders>
+            <w:shd w:val="clear" w:color="auto" w:fill="F2F2F2"/>
+            <w:tcMar>
+              <w:top w:w="80" w:type="dxa"/>
+              <w:left w:w="100" w:type="dxa"/>
+              <w:bottom w:w="80" w:type="dxa"/>
+              <w:right w:w="100" w:type="dxa"/>
+            </w:tcMar>
+            <w:vAlign w:val="center"/>
+          </w:tcPr>
+          <w:p>
+            <w:r>
+              <w:rPr>
+                <w:sz w:val="19"/>
+                <w:szCs w:val="19"/>
+              </w:rPr>
+              <w:t>El paciente o el personal localiza una cita existente y solicita un cambio de fecha, hora o fisioterapeuta.</w:t>
+            </w:r>
+          </w:p>
+        </w:tc>
+      </w:tr>
+      <w:tr>
+        <w:tc>
+          <w:tcPr>
+            <w:tcW w:w="2400" w:type="dxa"/>
+            <w:tcBorders>
+              <w:top w:val="single" w:sz="4" w:space="0" w:color="999999"/>
+              <w:left w:val="single" w:sz="4" w:space="0" w:color="999999"/>
+              <w:bottom w:val="single" w:sz="4" w:space="0" w:color="999999"/>
+              <w:right w:val="single" w:sz="4" w:space="0" w:color="999999"/>
+            </w:tcBorders>
+            <w:tcMar>
+              <w:top w:w="80" w:type="dxa"/>
+              <w:left w:w="100" w:type="dxa"/>
+              <w:bottom w:w="80" w:type="dxa"/>
+              <w:right w:w="100" w:type="dxa"/>
+            </w:tcMar>
+            <w:vAlign w:val="center"/>
+          </w:tcPr>
+          <w:p>
+            <w:r>
+              <w:rPr>
+                <w:b/>
+                <w:bCs/>
+                <w:sz w:val="19"/>
+                <w:szCs w:val="19"/>
+              </w:rPr>
+              <w:lastRenderedPageBreak/>
+              <w:t>Final</w:t>
+            </w:r>
+          </w:p>
+        </w:tc>
+        <w:tc>
+          <w:tcPr>
+            <w:tcW w:w="6950" w:type="dxa"/>
+            <w:tcBorders>
+              <w:top w:val="single" w:sz="4" w:space="0" w:color="999999"/>
+              <w:left w:val="single" w:sz="4" w:space="0" w:color="999999"/>
+              <w:bottom w:val="single" w:sz="4" w:space="0" w:color="999999"/>
+              <w:right w:val="single" w:sz="4" w:space="0" w:color="999999"/>
+            </w:tcBorders>
+            <w:tcMar>
+              <w:top w:w="80" w:type="dxa"/>
+              <w:left w:w="100" w:type="dxa"/>
+              <w:bottom w:w="80" w:type="dxa"/>
+              <w:right w:w="100" w:type="dxa"/>
+            </w:tcMar>
+            <w:vAlign w:val="center"/>
+          </w:tcPr>
+          <w:p>
+            <w:r>
+              <w:rPr>
+                <w:sz w:val="19"/>
+                <w:szCs w:val="19"/>
+              </w:rPr>
+              <w:t>La cita queda actualizada con los nuevos datos, el horario anterior se libera y se notifica el cambio.</w:t>
+            </w:r>
+          </w:p>
+        </w:tc>
+      </w:tr>
+      <w:tr>
+        <w:tc>
+          <w:tcPr>
+            <w:tcW w:w="2400" w:type="dxa"/>
+            <w:tcBorders>
+              <w:top w:val="single" w:sz="4" w:space="0" w:color="999999"/>
+              <w:left w:val="single" w:sz="4" w:space="0" w:color="999999"/>
+              <w:bottom w:val="single" w:sz="4" w:space="0" w:color="999999"/>
+              <w:right w:val="single" w:sz="4" w:space="0" w:color="999999"/>
+            </w:tcBorders>
+            <w:shd w:val="clear" w:color="auto" w:fill="F2F2F2"/>
+            <w:tcMar>
+              <w:top w:w="80" w:type="dxa"/>
+              <w:left w:w="100" w:type="dxa"/>
+              <w:bottom w:w="80" w:type="dxa"/>
+              <w:right w:w="100" w:type="dxa"/>
+            </w:tcMar>
+            <w:vAlign w:val="center"/>
+          </w:tcPr>
+          <w:p>
+            <w:r>
+              <w:rPr>
+                <w:b/>
+                <w:bCs/>
+                <w:sz w:val="19"/>
+                <w:szCs w:val="19"/>
+              </w:rPr>
+              <w:t>Criterio de éxito</w:t>
+            </w:r>
+          </w:p>
+        </w:tc>
+        <w:tc>
+          <w:tcPr>
+            <w:tcW w:w="6950" w:type="dxa"/>
+            <w:tcBorders>
+              <w:top w:val="single" w:sz="4" w:space="0" w:color="999999"/>
+              <w:left w:val="single" w:sz="4" w:space="0" w:color="999999"/>
+              <w:bottom w:val="single" w:sz="4" w:space="0" w:color="999999"/>
+              <w:right w:val="single" w:sz="4" w:space="0" w:color="999999"/>
+            </w:tcBorders>
+            <w:shd w:val="clear" w:color="auto" w:fill="F2F2F2"/>
+            <w:tcMar>
+              <w:top w:w="80" w:type="dxa"/>
+              <w:left w:w="100" w:type="dxa"/>
+              <w:bottom w:w="80" w:type="dxa"/>
+              <w:right w:w="100" w:type="dxa"/>
+            </w:tcMar>
+            <w:vAlign w:val="center"/>
+          </w:tcPr>
+          <w:p>
+            <w:r>
+              <w:rPr>
+                <w:sz w:val="19"/>
+                <w:szCs w:val="19"/>
+              </w:rPr>
+              <w:t>El cambio se refleja de forma consistente en la agenda antigua y en la nueva, sin generar una cita duplicada ni dejar el horario original bloqueado sin motivo.</w:t>
+            </w:r>
+          </w:p>
+        </w:tc>
+      </w:tr>
+      <w:tr>
+        <w:tc>
+          <w:tcPr>
+            <w:tcW w:w="2400" w:type="dxa"/>
+            <w:tcBorders>
+              <w:top w:val="single" w:sz="4" w:space="0" w:color="999999"/>
+              <w:left w:val="single" w:sz="4" w:space="0" w:color="999999"/>
+              <w:bottom w:val="single" w:sz="4" w:space="0" w:color="999999"/>
+              <w:right w:val="single" w:sz="4" w:space="0" w:color="999999"/>
+            </w:tcBorders>
+            <w:tcMar>
+              <w:top w:w="80" w:type="dxa"/>
+              <w:left w:w="100" w:type="dxa"/>
+              <w:bottom w:w="80" w:type="dxa"/>
+              <w:right w:w="100" w:type="dxa"/>
+            </w:tcMar>
+            <w:vAlign w:val="center"/>
+          </w:tcPr>
+          <w:p>
+            <w:r>
+              <w:rPr>
+                <w:b/>
+                <w:bCs/>
+                <w:sz w:val="19"/>
+                <w:szCs w:val="19"/>
+              </w:rPr>
+              <w:t>Acciones observables</w:t>
+            </w:r>
+          </w:p>
+        </w:tc>
+        <w:tc>
+          <w:tcPr>
+            <w:tcW w:w="6950" w:type="dxa"/>
+            <w:tcBorders>
+              <w:top w:val="single" w:sz="4" w:space="0" w:color="999999"/>
+              <w:left w:val="single" w:sz="4" w:space="0" w:color="999999"/>
+              <w:bottom w:val="single" w:sz="4" w:space="0" w:color="999999"/>
+              <w:right w:val="single" w:sz="4" w:space="0" w:color="999999"/>
+            </w:tcBorders>
+            <w:tcMar>
+              <w:top w:w="80" w:type="dxa"/>
+              <w:left w:w="100" w:type="dxa"/>
+              <w:bottom w:w="80" w:type="dxa"/>
+              <w:right w:w="100" w:type="dxa"/>
+            </w:tcMar>
+            <w:vAlign w:val="center"/>
+          </w:tcPr>
+          <w:p>
+            <w:r>
+              <w:rPr>
+                <w:sz w:val="19"/>
+                <w:szCs w:val="19"/>
+              </w:rPr>
+              <w:t>Campos modificados; validación de disponibilidad del nuevo horario antes de confirmar; notificación de cambio emitida.</w:t>
+            </w:r>
+          </w:p>
+        </w:tc>
+      </w:tr>
+      <w:tr>
+        <w:tc>
+          <w:tcPr>
+            <w:tcW w:w="2400" w:type="dxa"/>
+            <w:tcBorders>
+              <w:top w:val="single" w:sz="4" w:space="0" w:color="999999"/>
+              <w:left w:val="single" w:sz="4" w:space="0" w:color="999999"/>
+              <w:bottom w:val="single" w:sz="4" w:space="0" w:color="999999"/>
+              <w:right w:val="single" w:sz="4" w:space="0" w:color="999999"/>
+            </w:tcBorders>
+            <w:shd w:val="clear" w:color="auto" w:fill="F2F2F2"/>
+            <w:tcMar>
+              <w:top w:w="80" w:type="dxa"/>
+              <w:left w:w="100" w:type="dxa"/>
+              <w:bottom w:w="80" w:type="dxa"/>
+              <w:right w:w="100" w:type="dxa"/>
+            </w:tcMar>
+            <w:vAlign w:val="center"/>
+          </w:tcPr>
+          <w:p>
+            <w:r>
+              <w:rPr>
+                <w:b/>
+                <w:bCs/>
+                <w:sz w:val="19"/>
+                <w:szCs w:val="19"/>
+              </w:rPr>
+              <w:t>Errores posibles</w:t>
+            </w:r>
+          </w:p>
+        </w:tc>
+        <w:tc>
+          <w:tcPr>
+            <w:tcW w:w="6950" w:type="dxa"/>
+            <w:tcBorders>
+              <w:top w:val="single" w:sz="4" w:space="0" w:color="999999"/>
+              <w:left w:val="single" w:sz="4" w:space="0" w:color="999999"/>
+              <w:bottom w:val="single" w:sz="4" w:space="0" w:color="999999"/>
+              <w:right w:val="single" w:sz="4" w:space="0" w:color="999999"/>
+            </w:tcBorders>
+            <w:shd w:val="clear" w:color="auto" w:fill="F2F2F2"/>
+            <w:tcMar>
+              <w:top w:w="80" w:type="dxa"/>
+              <w:left w:w="100" w:type="dxa"/>
+              <w:bottom w:w="80" w:type="dxa"/>
+              <w:right w:w="100" w:type="dxa"/>
+            </w:tcMar>
+            <w:vAlign w:val="center"/>
+          </w:tcPr>
+          <w:p>
+            <w:r>
+              <w:rPr>
+                <w:sz w:val="19"/>
+                <w:szCs w:val="19"/>
+              </w:rPr>
+              <w:t>El horario anterior no se libera; el nuevo horario ya estaba ocupado; la notificación no llega al paciente o al fisioterapeuta.</w:t>
+            </w:r>
+          </w:p>
+        </w:tc>
+      </w:tr>
+      <w:tr>
+        <w:tc>
+          <w:tcPr>
+            <w:tcW w:w="2400" w:type="dxa"/>
+            <w:tcBorders>
+              <w:top w:val="single" w:sz="4" w:space="0" w:color="999999"/>
+              <w:left w:val="single" w:sz="4" w:space="0" w:color="999999"/>
+              <w:bottom w:val="single" w:sz="4" w:space="0" w:color="999999"/>
+              <w:right w:val="single" w:sz="4" w:space="0" w:color="999999"/>
+            </w:tcBorders>
+            <w:tcMar>
+              <w:top w:w="80" w:type="dxa"/>
+              <w:left w:w="100" w:type="dxa"/>
+              <w:bottom w:w="80" w:type="dxa"/>
+              <w:right w:w="100" w:type="dxa"/>
+            </w:tcMar>
+            <w:vAlign w:val="center"/>
+          </w:tcPr>
+          <w:p>
+            <w:r>
+              <w:rPr>
+                <w:b/>
+                <w:bCs/>
+                <w:sz w:val="19"/>
+                <w:szCs w:val="19"/>
+              </w:rPr>
+              <w:t>Indicadores seleccionados</w:t>
+            </w:r>
+          </w:p>
+        </w:tc>
+        <w:tc>
+          <w:tcPr>
+            <w:tcW w:w="6950" w:type="dxa"/>
+            <w:tcBorders>
+              <w:top w:val="single" w:sz="4" w:space="0" w:color="999999"/>
+              <w:left w:val="single" w:sz="4" w:space="0" w:color="999999"/>
+              <w:bottom w:val="single" w:sz="4" w:space="0" w:color="999999"/>
+              <w:right w:val="single" w:sz="4" w:space="0" w:color="999999"/>
+            </w:tcBorders>
+            <w:tcMar>
+              <w:top w:w="80" w:type="dxa"/>
+              <w:left w:w="100" w:type="dxa"/>
+              <w:bottom w:w="80" w:type="dxa"/>
+              <w:right w:w="100" w:type="dxa"/>
+            </w:tcMar>
+            <w:vAlign w:val="center"/>
+          </w:tcPr>
+          <w:p>
+            <w:pPr>
+              <w:spacing w:after="60"/>
+            </w:pPr>
+            <w:r>
+              <w:rPr>
+                <w:sz w:val="19"/>
+                <w:szCs w:val="19"/>
+              </w:rPr>
+              <w:t>• Porcentaje de modificaciones que liberan correctamente el horario original (meta 100%).</w:t>
+            </w:r>
+          </w:p>
+          <w:p>
+            <w:pPr>
+              <w:spacing w:after="60"/>
+            </w:pPr>
+            <w:r>
+              <w:rPr>
+                <w:sz w:val="19"/>
+                <w:szCs w:val="19"/>
+              </w:rPr>
+              <w:t>• Tasa de conflictos (horarios duplicados) generados tras una modificación.</w:t>
+            </w:r>
+          </w:p>
+          <w:p>
+            <w:r>
+              <w:rPr>
+                <w:sz w:val="19"/>
+                <w:szCs w:val="19"/>
+              </w:rPr>
+              <w:t>• Porcentaje de modificaciones notificadas correctamente a ambas partes.</w:t>
+            </w:r>
+          </w:p>
+        </w:tc>
+      </w:tr>
+    </w:tbl>
+    <w:p>
+      <w:pPr>
+        <w:spacing w:after="200"/>
+      </w:pPr>
+    </w:p>
+    <w:tbl>
+      <w:tblPr>
+        <w:tblW w:w="9350" w:type="dxa"/>
+        <w:tblBorders>
+          <w:top w:val="single" w:sz="4" w:space="0" w:color="auto"/>
+          <w:left w:val="single" w:sz="4" w:space="0" w:color="auto"/>
+          <w:bottom w:val="single" w:sz="4" w:space="0" w:color="auto"/>
+          <w:right w:val="single" w:sz="4" w:space="0" w:color="auto"/>
+          <w:insideH w:val="single" w:sz="4" w:space="0" w:color="auto"/>
+          <w:insideV w:val="single" w:sz="4" w:space="0" w:color="auto"/>
+        </w:tblBorders>
+        <w:tblCellMar>
+          <w:left w:w="10" w:type="dxa"/>
+          <w:right w:w="10" w:type="dxa"/>
+        </w:tblCellMar>
+        <w:tblLook w:val="0000" w:firstRow="0" w:lastRow="0" w:firstColumn="0" w:lastColumn="0" w:noHBand="0" w:noVBand="0"/>
+      </w:tblPr>
+      <w:tblGrid>
+        <w:gridCol w:w="2400"/>
+        <w:gridCol w:w="6950"/>
+      </w:tblGrid>
+      <w:tr>
+        <w:trPr>
+          <w:tblHeader/>
+        </w:trPr>
+        <w:tc>
+          <w:tcPr>
+            <w:tcW w:w="2400" w:type="dxa"/>
+            <w:tcBorders>
+              <w:top w:val="single" w:sz="4" w:space="0" w:color="999999"/>
+              <w:left w:val="single" w:sz="4" w:space="0" w:color="999999"/>
+              <w:bottom w:val="single" w:sz="4" w:space="0" w:color="999999"/>
+              <w:right w:val="single" w:sz="4" w:space="0" w:color="999999"/>
+            </w:tcBorders>
+            <w:shd w:val="clear" w:color="auto" w:fill="1F3864"/>
+            <w:tcMar>
+              <w:top w:w="80" w:type="dxa"/>
+              <w:left w:w="100" w:type="dxa"/>
+              <w:bottom w:w="80" w:type="dxa"/>
+              <w:right w:w="100" w:type="dxa"/>
+            </w:tcMar>
+            <w:vAlign w:val="center"/>
+          </w:tcPr>
+          <w:p>
+            <w:pPr>
+              <w:jc w:val="center"/>
+            </w:pPr>
+            <w:r>
+              <w:rPr>
+                <w:b/>
+                <w:bCs/>
+                <w:color w:val="FFFFFF"/>
+                <w:sz w:val="19"/>
+                <w:szCs w:val="19"/>
+              </w:rPr>
+              <w:t>Componente</w:t>
+            </w:r>
+          </w:p>
+        </w:tc>
+        <w:tc>
+          <w:tcPr>
+            <w:tcW w:w="6950" w:type="dxa"/>
+            <w:tcBorders>
+              <w:top w:val="single" w:sz="4" w:space="0" w:color="999999"/>
+              <w:left w:val="single" w:sz="4" w:space="0" w:color="999999"/>
+              <w:bottom w:val="single" w:sz="4" w:space="0" w:color="999999"/>
+              <w:right w:val="single" w:sz="4" w:space="0" w:color="999999"/>
+            </w:tcBorders>
+            <w:shd w:val="clear" w:color="auto" w:fill="1F3864"/>
+            <w:tcMar>
+              <w:top w:w="80" w:type="dxa"/>
+              <w:left w:w="100" w:type="dxa"/>
+              <w:bottom w:w="80" w:type="dxa"/>
+              <w:right w:w="100" w:type="dxa"/>
+            </w:tcMar>
+            <w:vAlign w:val="center"/>
+          </w:tcPr>
+          <w:p>
+            <w:pPr>
+              <w:jc w:val="center"/>
+            </w:pPr>
+            <w:r>
+              <w:rPr>
+                <w:b/>
+                <w:bCs/>
+                <w:color w:val="FFFFFF"/>
+                <w:sz w:val="19"/>
+                <w:szCs w:val="19"/>
+              </w:rPr>
+              <w:t>Cancelar una cita</w:t>
+            </w:r>
+          </w:p>
+        </w:tc>
+      </w:tr>
+      <w:tr>
+        <w:tc>
+          <w:tcPr>
+            <w:tcW w:w="2400" w:type="dxa"/>
+            <w:tcBorders>
+              <w:top w:val="single" w:sz="4" w:space="0" w:color="999999"/>
+              <w:left w:val="single" w:sz="4" w:space="0" w:color="999999"/>
+              <w:bottom w:val="single" w:sz="4" w:space="0" w:color="999999"/>
+              <w:right w:val="single" w:sz="4" w:space="0" w:color="999999"/>
+            </w:tcBorders>
+            <w:shd w:val="clear" w:color="auto" w:fill="F2F2F2"/>
+            <w:tcMar>
+              <w:top w:w="80" w:type="dxa"/>
+              <w:left w:w="100" w:type="dxa"/>
+              <w:bottom w:w="80" w:type="dxa"/>
+              <w:right w:w="100" w:type="dxa"/>
+            </w:tcMar>
+            <w:vAlign w:val="center"/>
+          </w:tcPr>
+          <w:p>
+            <w:r>
+              <w:rPr>
+                <w:b/>
+                <w:bCs/>
+                <w:sz w:val="19"/>
+                <w:szCs w:val="19"/>
+              </w:rPr>
+              <w:t>Inicio</w:t>
+            </w:r>
+          </w:p>
+        </w:tc>
+        <w:tc>
+          <w:tcPr>
+            <w:tcW w:w="6950" w:type="dxa"/>
+            <w:tcBorders>
+              <w:top w:val="single" w:sz="4" w:space="0" w:color="999999"/>
+              <w:left w:val="single" w:sz="4" w:space="0" w:color="999999"/>
+              <w:bottom w:val="single" w:sz="4" w:space="0" w:color="999999"/>
+              <w:right w:val="single" w:sz="4" w:space="0" w:color="999999"/>
+            </w:tcBorders>
+            <w:shd w:val="clear" w:color="auto" w:fill="F2F2F2"/>
+            <w:tcMar>
+              <w:top w:w="80" w:type="dxa"/>
+              <w:left w:w="100" w:type="dxa"/>
+              <w:bottom w:w="80" w:type="dxa"/>
+              <w:right w:w="100" w:type="dxa"/>
+            </w:tcMar>
+            <w:vAlign w:val="center"/>
+          </w:tcPr>
+          <w:p>
+            <w:r>
+              <w:rPr>
+                <w:sz w:val="19"/>
+                <w:szCs w:val="19"/>
+              </w:rPr>
+              <w:t>El usuario solicita anular una cita ya registrada.</w:t>
+            </w:r>
+          </w:p>
+        </w:tc>
+      </w:tr>
+      <w:tr>
+        <w:tc>
+          <w:tcPr>
+            <w:tcW w:w="2400" w:type="dxa"/>
+            <w:tcBorders>
+              <w:top w:val="single" w:sz="4" w:space="0" w:color="999999"/>
+              <w:left w:val="single" w:sz="4" w:space="0" w:color="999999"/>
+              <w:bottom w:val="single" w:sz="4" w:space="0" w:color="999999"/>
+              <w:right w:val="single" w:sz="4" w:space="0" w:color="999999"/>
+            </w:tcBorders>
+            <w:tcMar>
+              <w:top w:w="80" w:type="dxa"/>
+              <w:left w:w="100" w:type="dxa"/>
+              <w:bottom w:w="80" w:type="dxa"/>
+              <w:right w:w="100" w:type="dxa"/>
+            </w:tcMar>
+            <w:vAlign w:val="center"/>
+          </w:tcPr>
+          <w:p>
+            <w:r>
+              <w:rPr>
+                <w:b/>
+                <w:bCs/>
+                <w:sz w:val="19"/>
+                <w:szCs w:val="19"/>
+              </w:rPr>
+              <w:t>Final</w:t>
+            </w:r>
+          </w:p>
+        </w:tc>
+        <w:tc>
+          <w:tcPr>
+            <w:tcW w:w="6950" w:type="dxa"/>
+            <w:tcBorders>
+              <w:top w:val="single" w:sz="4" w:space="0" w:color="999999"/>
+              <w:left w:val="single" w:sz="4" w:space="0" w:color="999999"/>
+              <w:bottom w:val="single" w:sz="4" w:space="0" w:color="999999"/>
+              <w:right w:val="single" w:sz="4" w:space="0" w:color="999999"/>
+            </w:tcBorders>
+            <w:tcMar>
+              <w:top w:w="80" w:type="dxa"/>
+              <w:left w:w="100" w:type="dxa"/>
+              <w:bottom w:w="80" w:type="dxa"/>
+              <w:right w:w="100" w:type="dxa"/>
+            </w:tcMar>
+            <w:vAlign w:val="center"/>
+          </w:tcPr>
+          <w:p>
+            <w:r>
+              <w:rPr>
+                <w:sz w:val="19"/>
+                <w:szCs w:val="19"/>
+              </w:rPr>
+              <w:t>La cita cambia a estado "cancelada", el horario se libera para nuevas reservas y se registra el motivo, si aplica.</w:t>
+            </w:r>
+          </w:p>
+        </w:tc>
+      </w:tr>
+      <w:tr>
+        <w:tc>
+          <w:tcPr>
+            <w:tcW w:w="2400" w:type="dxa"/>
+            <w:tcBorders>
+              <w:top w:val="single" w:sz="4" w:space="0" w:color="999999"/>
+              <w:left w:val="single" w:sz="4" w:space="0" w:color="999999"/>
+              <w:bottom w:val="single" w:sz="4" w:space="0" w:color="999999"/>
+              <w:right w:val="single" w:sz="4" w:space="0" w:color="999999"/>
+            </w:tcBorders>
+            <w:shd w:val="clear" w:color="auto" w:fill="F2F2F2"/>
+            <w:tcMar>
+              <w:top w:w="80" w:type="dxa"/>
+              <w:left w:w="100" w:type="dxa"/>
+              <w:bottom w:w="80" w:type="dxa"/>
+              <w:right w:w="100" w:type="dxa"/>
+            </w:tcMar>
+            <w:vAlign w:val="center"/>
+          </w:tcPr>
+          <w:p>
+            <w:r>
+              <w:rPr>
+                <w:b/>
+                <w:bCs/>
+                <w:sz w:val="19"/>
+                <w:szCs w:val="19"/>
+              </w:rPr>
+              <w:t>Criterio de éxito</w:t>
+            </w:r>
+          </w:p>
+        </w:tc>
+        <w:tc>
+          <w:tcPr>
+            <w:tcW w:w="6950" w:type="dxa"/>
+            <w:tcBorders>
+              <w:top w:val="single" w:sz="4" w:space="0" w:color="999999"/>
+              <w:left w:val="single" w:sz="4" w:space="0" w:color="999999"/>
+              <w:bottom w:val="single" w:sz="4" w:space="0" w:color="999999"/>
+              <w:right w:val="single" w:sz="4" w:space="0" w:color="999999"/>
+            </w:tcBorders>
+            <w:shd w:val="clear" w:color="auto" w:fill="F2F2F2"/>
+            <w:tcMar>
+              <w:top w:w="80" w:type="dxa"/>
+              <w:left w:w="100" w:type="dxa"/>
+              <w:bottom w:w="80" w:type="dxa"/>
+              <w:right w:w="100" w:type="dxa"/>
+            </w:tcMar>
+            <w:vAlign w:val="center"/>
+          </w:tcPr>
+          <w:p>
+            <w:r>
+              <w:rPr>
+                <w:sz w:val="19"/>
+                <w:szCs w:val="19"/>
+              </w:rPr>
+              <w:t>La cancelación se confirma explícitamente antes de ejecutarse, el horario se libera de inmediato y el historial de la cita se conserva para trazabilidad.</w:t>
+            </w:r>
+          </w:p>
+        </w:tc>
+      </w:tr>
+      <w:tr>
+        <w:tc>
+          <w:tcPr>
+            <w:tcW w:w="2400" w:type="dxa"/>
+            <w:tcBorders>
+              <w:top w:val="single" w:sz="4" w:space="0" w:color="999999"/>
+              <w:left w:val="single" w:sz="4" w:space="0" w:color="999999"/>
+              <w:bottom w:val="single" w:sz="4" w:space="0" w:color="999999"/>
+              <w:right w:val="single" w:sz="4" w:space="0" w:color="999999"/>
+            </w:tcBorders>
+            <w:tcMar>
+              <w:top w:w="80" w:type="dxa"/>
+              <w:left w:w="100" w:type="dxa"/>
+              <w:bottom w:w="80" w:type="dxa"/>
+              <w:right w:w="100" w:type="dxa"/>
+            </w:tcMar>
+            <w:vAlign w:val="center"/>
+          </w:tcPr>
+          <w:p>
+            <w:r>
+              <w:rPr>
+                <w:b/>
+                <w:bCs/>
+                <w:sz w:val="19"/>
+                <w:szCs w:val="19"/>
+              </w:rPr>
+              <w:t>Acciones observables</w:t>
+            </w:r>
+          </w:p>
+        </w:tc>
+        <w:tc>
+          <w:tcPr>
+            <w:tcW w:w="6950" w:type="dxa"/>
+            <w:tcBorders>
+              <w:top w:val="single" w:sz="4" w:space="0" w:color="999999"/>
+              <w:left w:val="single" w:sz="4" w:space="0" w:color="999999"/>
+              <w:bottom w:val="single" w:sz="4" w:space="0" w:color="999999"/>
+              <w:right w:val="single" w:sz="4" w:space="0" w:color="999999"/>
+            </w:tcBorders>
+            <w:tcMar>
+              <w:top w:w="80" w:type="dxa"/>
+              <w:left w:w="100" w:type="dxa"/>
+              <w:bottom w:w="80" w:type="dxa"/>
+              <w:right w:w="100" w:type="dxa"/>
+            </w:tcMar>
+            <w:vAlign w:val="center"/>
+          </w:tcPr>
+          <w:p>
+            <w:r>
+              <w:rPr>
+                <w:sz w:val="19"/>
+                <w:szCs w:val="19"/>
+              </w:rPr>
+              <w:t>Confirmación explícita del usuario; registro del motivo de cancelación; liberación efectiva del horario en la agenda.</w:t>
+            </w:r>
+          </w:p>
+        </w:tc>
+      </w:tr>
+      <w:tr>
+        <w:tc>
+          <w:tcPr>
+            <w:tcW w:w="2400" w:type="dxa"/>
+            <w:tcBorders>
+              <w:top w:val="single" w:sz="4" w:space="0" w:color="999999"/>
+              <w:left w:val="single" w:sz="4" w:space="0" w:color="999999"/>
+              <w:bottom w:val="single" w:sz="4" w:space="0" w:color="999999"/>
+              <w:right w:val="single" w:sz="4" w:space="0" w:color="999999"/>
+            </w:tcBorders>
+            <w:shd w:val="clear" w:color="auto" w:fill="F2F2F2"/>
+            <w:tcMar>
+              <w:top w:w="80" w:type="dxa"/>
+              <w:left w:w="100" w:type="dxa"/>
+              <w:bottom w:w="80" w:type="dxa"/>
+              <w:right w:w="100" w:type="dxa"/>
+            </w:tcMar>
+            <w:vAlign w:val="center"/>
+          </w:tcPr>
+          <w:p>
+            <w:r>
+              <w:rPr>
+                <w:b/>
+                <w:bCs/>
+                <w:sz w:val="19"/>
+                <w:szCs w:val="19"/>
+              </w:rPr>
+              <w:t>Errores posibles</w:t>
+            </w:r>
+          </w:p>
+        </w:tc>
+        <w:tc>
+          <w:tcPr>
+            <w:tcW w:w="6950" w:type="dxa"/>
+            <w:tcBorders>
+              <w:top w:val="single" w:sz="4" w:space="0" w:color="999999"/>
+              <w:left w:val="single" w:sz="4" w:space="0" w:color="999999"/>
+              <w:bottom w:val="single" w:sz="4" w:space="0" w:color="999999"/>
+              <w:right w:val="single" w:sz="4" w:space="0" w:color="999999"/>
+            </w:tcBorders>
+            <w:shd w:val="clear" w:color="auto" w:fill="F2F2F2"/>
+            <w:tcMar>
+              <w:top w:w="80" w:type="dxa"/>
+              <w:left w:w="100" w:type="dxa"/>
+              <w:bottom w:w="80" w:type="dxa"/>
+              <w:right w:w="100" w:type="dxa"/>
+            </w:tcMar>
+            <w:vAlign w:val="center"/>
+          </w:tcPr>
+          <w:p>
+            <w:r>
+              <w:rPr>
+                <w:sz w:val="19"/>
+                <w:szCs w:val="19"/>
+              </w:rPr>
+              <w:t>Cancelación ejecutada sin confirmación previa; horario que queda bloqueado tras la cancelación; pérdida del historial de la cita.</w:t>
+            </w:r>
+          </w:p>
+        </w:tc>
+      </w:tr>
+      <w:tr>
+        <w:tc>
+          <w:tcPr>
+            <w:tcW w:w="2400" w:type="dxa"/>
+            <w:tcBorders>
+              <w:top w:val="single" w:sz="4" w:space="0" w:color="999999"/>
+              <w:left w:val="single" w:sz="4" w:space="0" w:color="999999"/>
+              <w:bottom w:val="single" w:sz="4" w:space="0" w:color="999999"/>
+              <w:right w:val="single" w:sz="4" w:space="0" w:color="999999"/>
+            </w:tcBorders>
+            <w:tcMar>
+              <w:top w:w="80" w:type="dxa"/>
+              <w:left w:w="100" w:type="dxa"/>
+              <w:bottom w:w="80" w:type="dxa"/>
+              <w:right w:w="100" w:type="dxa"/>
+            </w:tcMar>
+            <w:vAlign w:val="center"/>
+          </w:tcPr>
+          <w:p>
+            <w:r>
+              <w:rPr>
+                <w:b/>
+                <w:bCs/>
+                <w:sz w:val="19"/>
+                <w:szCs w:val="19"/>
+              </w:rPr>
+              <w:t>Indicadores seleccionados</w:t>
+            </w:r>
+          </w:p>
+        </w:tc>
+        <w:tc>
+          <w:tcPr>
+            <w:tcW w:w="6950" w:type="dxa"/>
+            <w:tcBorders>
+              <w:top w:val="single" w:sz="4" w:space="0" w:color="999999"/>
+              <w:left w:val="single" w:sz="4" w:space="0" w:color="999999"/>
+              <w:bottom w:val="single" w:sz="4" w:space="0" w:color="999999"/>
+              <w:right w:val="single" w:sz="4" w:space="0" w:color="999999"/>
+            </w:tcBorders>
+            <w:tcMar>
+              <w:top w:w="80" w:type="dxa"/>
+              <w:left w:w="100" w:type="dxa"/>
+              <w:bottom w:w="80" w:type="dxa"/>
+              <w:right w:w="100" w:type="dxa"/>
+            </w:tcMar>
+            <w:vAlign w:val="center"/>
+          </w:tcPr>
+          <w:p>
+            <w:pPr>
+              <w:spacing w:after="60"/>
+            </w:pPr>
+            <w:r>
+              <w:rPr>
+                <w:sz w:val="19"/>
+                <w:szCs w:val="19"/>
+              </w:rPr>
+              <w:t>• Porcentaje de cancelaciones con confirmación explícita registrada.</w:t>
+            </w:r>
+          </w:p>
+          <w:p>
+            <w:pPr>
+              <w:spacing w:after="60"/>
+            </w:pPr>
+            <w:r>
+              <w:rPr>
+                <w:sz w:val="19"/>
+                <w:szCs w:val="19"/>
+              </w:rPr>
+              <w:t>• Porcentaje de horarios liberados correctamente tras la cancelación (meta 100%).</w:t>
+            </w:r>
+          </w:p>
+          <w:p>
+            <w:r>
+              <w:rPr>
+                <w:sz w:val="19"/>
+                <w:szCs w:val="19"/>
+              </w:rPr>
+              <w:t xml:space="preserve">• Tasa de </w:t>
+            </w:r>
+            <w:proofErr w:type="spellStart"/>
+            <w:r>
+              <w:rPr>
+                <w:sz w:val="19"/>
+                <w:szCs w:val="19"/>
+              </w:rPr>
+              <w:t>reagendamiento</w:t>
+            </w:r>
+            <w:proofErr w:type="spellEnd"/>
+            <w:r>
+              <w:rPr>
+                <w:sz w:val="19"/>
+                <w:szCs w:val="19"/>
+              </w:rPr>
+              <w:t xml:space="preserve"> posterior a una cancelación.</w:t>
+            </w:r>
+          </w:p>
+        </w:tc>
+      </w:tr>
+    </w:tbl>
+    <w:p>
+      <w:pPr>
+        <w:spacing w:after="200"/>
+      </w:pPr>
+    </w:p>
+    <w:tbl>
+      <w:tblPr>
+        <w:tblW w:w="9350" w:type="dxa"/>
+        <w:tblBorders>
+          <w:top w:val="single" w:sz="4" w:space="0" w:color="auto"/>
+          <w:left w:val="single" w:sz="4" w:space="0" w:color="auto"/>
+          <w:bottom w:val="single" w:sz="4" w:space="0" w:color="auto"/>
+          <w:right w:val="single" w:sz="4" w:space="0" w:color="auto"/>
+          <w:insideH w:val="single" w:sz="4" w:space="0" w:color="auto"/>
+          <w:insideV w:val="single" w:sz="4" w:space="0" w:color="auto"/>
+        </w:tblBorders>
+        <w:tblCellMar>
+          <w:left w:w="10" w:type="dxa"/>
+          <w:right w:w="10" w:type="dxa"/>
+        </w:tblCellMar>
+        <w:tblLook w:val="0000" w:firstRow="0" w:lastRow="0" w:firstColumn="0" w:lastColumn="0" w:noHBand="0" w:noVBand="0"/>
+      </w:tblPr>
+      <w:tblGrid>
+        <w:gridCol w:w="2400"/>
+        <w:gridCol w:w="6950"/>
+      </w:tblGrid>
+      <w:tr>
+        <w:trPr>
+          <w:tblHeader/>
+        </w:trPr>
+        <w:tc>
+          <w:tcPr>
+            <w:tcW w:w="2400" w:type="dxa"/>
+            <w:tcBorders>
+              <w:top w:val="single" w:sz="4" w:space="0" w:color="999999"/>
+              <w:left w:val="single" w:sz="4" w:space="0" w:color="999999"/>
+              <w:bottom w:val="single" w:sz="4" w:space="0" w:color="999999"/>
+              <w:right w:val="single" w:sz="4" w:space="0" w:color="999999"/>
+            </w:tcBorders>
+            <w:shd w:val="clear" w:color="auto" w:fill="1F3864"/>
+            <w:tcMar>
+              <w:top w:w="80" w:type="dxa"/>
+              <w:left w:w="100" w:type="dxa"/>
+              <w:bottom w:w="80" w:type="dxa"/>
+              <w:right w:w="100" w:type="dxa"/>
+            </w:tcMar>
+            <w:vAlign w:val="center"/>
+          </w:tcPr>
+          <w:p>
+            <w:pPr>
+              <w:jc w:val="center"/>
+            </w:pPr>
+            <w:r>
+              <w:rPr>
+                <w:b/>
+                <w:bCs/>
+                <w:color w:val="FFFFFF"/>
+                <w:sz w:val="19"/>
+                <w:szCs w:val="19"/>
+              </w:rPr>
+              <w:t>Componente</w:t>
+            </w:r>
+          </w:p>
+        </w:tc>
+        <w:tc>
+          <w:tcPr>
+            <w:tcW w:w="6950" w:type="dxa"/>
+            <w:tcBorders>
+              <w:top w:val="single" w:sz="4" w:space="0" w:color="999999"/>
+              <w:left w:val="single" w:sz="4" w:space="0" w:color="999999"/>
+              <w:bottom w:val="single" w:sz="4" w:space="0" w:color="999999"/>
+              <w:right w:val="single" w:sz="4" w:space="0" w:color="999999"/>
+            </w:tcBorders>
+            <w:shd w:val="clear" w:color="auto" w:fill="1F3864"/>
+            <w:tcMar>
+              <w:top w:w="80" w:type="dxa"/>
+              <w:left w:w="100" w:type="dxa"/>
+              <w:bottom w:w="80" w:type="dxa"/>
+              <w:right w:w="100" w:type="dxa"/>
+            </w:tcMar>
+            <w:vAlign w:val="center"/>
+          </w:tcPr>
+          <w:p>
+            <w:pPr>
+              <w:jc w:val="center"/>
+            </w:pPr>
+            <w:r>
+              <w:rPr>
+                <w:b/>
+                <w:bCs/>
+                <w:color w:val="FFFFFF"/>
+                <w:sz w:val="19"/>
+                <w:szCs w:val="19"/>
+              </w:rPr>
+              <w:t>Reagendar una cita</w:t>
+            </w:r>
+          </w:p>
+        </w:tc>
+      </w:tr>
+      <w:tr>
+        <w:tc>
+          <w:tcPr>
+            <w:tcW w:w="2400" w:type="dxa"/>
+            <w:tcBorders>
+              <w:top w:val="single" w:sz="4" w:space="0" w:color="999999"/>
+              <w:left w:val="single" w:sz="4" w:space="0" w:color="999999"/>
+              <w:bottom w:val="single" w:sz="4" w:space="0" w:color="999999"/>
+              <w:right w:val="single" w:sz="4" w:space="0" w:color="999999"/>
+            </w:tcBorders>
+            <w:shd w:val="clear" w:color="auto" w:fill="F2F2F2"/>
+            <w:tcMar>
+              <w:top w:w="80" w:type="dxa"/>
+              <w:left w:w="100" w:type="dxa"/>
+              <w:bottom w:w="80" w:type="dxa"/>
+              <w:right w:w="100" w:type="dxa"/>
+            </w:tcMar>
+            <w:vAlign w:val="center"/>
+          </w:tcPr>
+          <w:p>
+            <w:r>
+              <w:rPr>
+                <w:b/>
+                <w:bCs/>
+                <w:sz w:val="19"/>
+                <w:szCs w:val="19"/>
+              </w:rPr>
+              <w:t>Inicio</w:t>
+            </w:r>
+          </w:p>
+        </w:tc>
+        <w:tc>
+          <w:tcPr>
+            <w:tcW w:w="6950" w:type="dxa"/>
+            <w:tcBorders>
+              <w:top w:val="single" w:sz="4" w:space="0" w:color="999999"/>
+              <w:left w:val="single" w:sz="4" w:space="0" w:color="999999"/>
+              <w:bottom w:val="single" w:sz="4" w:space="0" w:color="999999"/>
+              <w:right w:val="single" w:sz="4" w:space="0" w:color="999999"/>
+            </w:tcBorders>
+            <w:shd w:val="clear" w:color="auto" w:fill="F2F2F2"/>
+            <w:tcMar>
+              <w:top w:w="80" w:type="dxa"/>
+              <w:left w:w="100" w:type="dxa"/>
+              <w:bottom w:w="80" w:type="dxa"/>
+              <w:right w:w="100" w:type="dxa"/>
+            </w:tcMar>
+            <w:vAlign w:val="center"/>
+          </w:tcPr>
+          <w:p>
+            <w:r>
+              <w:rPr>
+                <w:sz w:val="19"/>
+                <w:szCs w:val="19"/>
+              </w:rPr>
+              <w:t>A partir de una cita cancelada o de una solicitud de cambio, el usuario busca un nuevo horario para la misma atención.</w:t>
+            </w:r>
+          </w:p>
+        </w:tc>
+      </w:tr>
+      <w:tr>
+        <w:tc>
+          <w:tcPr>
+            <w:tcW w:w="2400" w:type="dxa"/>
+            <w:tcBorders>
+              <w:top w:val="single" w:sz="4" w:space="0" w:color="999999"/>
+              <w:left w:val="single" w:sz="4" w:space="0" w:color="999999"/>
+              <w:bottom w:val="single" w:sz="4" w:space="0" w:color="999999"/>
+              <w:right w:val="single" w:sz="4" w:space="0" w:color="999999"/>
+            </w:tcBorders>
+            <w:tcMar>
+              <w:top w:w="80" w:type="dxa"/>
+              <w:left w:w="100" w:type="dxa"/>
+              <w:bottom w:w="80" w:type="dxa"/>
+              <w:right w:w="100" w:type="dxa"/>
+            </w:tcMar>
+            <w:vAlign w:val="center"/>
+          </w:tcPr>
+          <w:p>
+            <w:r>
+              <w:rPr>
+                <w:b/>
+                <w:bCs/>
+                <w:sz w:val="19"/>
+                <w:szCs w:val="19"/>
+              </w:rPr>
+              <w:t>Final</w:t>
+            </w:r>
+          </w:p>
+        </w:tc>
+        <w:tc>
+          <w:tcPr>
+            <w:tcW w:w="6950" w:type="dxa"/>
+            <w:tcBorders>
+              <w:top w:val="single" w:sz="4" w:space="0" w:color="999999"/>
+              <w:left w:val="single" w:sz="4" w:space="0" w:color="999999"/>
+              <w:bottom w:val="single" w:sz="4" w:space="0" w:color="999999"/>
+              <w:right w:val="single" w:sz="4" w:space="0" w:color="999999"/>
+            </w:tcBorders>
+            <w:tcMar>
+              <w:top w:w="80" w:type="dxa"/>
+              <w:left w:w="100" w:type="dxa"/>
+              <w:bottom w:w="80" w:type="dxa"/>
+              <w:right w:w="100" w:type="dxa"/>
+            </w:tcMar>
+            <w:vAlign w:val="center"/>
+          </w:tcPr>
+          <w:p>
+            <w:r>
+              <w:rPr>
+                <w:sz w:val="19"/>
+                <w:szCs w:val="19"/>
+              </w:rPr>
+              <w:t>Se crea una nueva cita vinculada al historial de la cita original, en estado "confirmada".</w:t>
+            </w:r>
+          </w:p>
+        </w:tc>
+      </w:tr>
+      <w:tr>
+        <w:tc>
+          <w:tcPr>
+            <w:tcW w:w="2400" w:type="dxa"/>
+            <w:tcBorders>
+              <w:top w:val="single" w:sz="4" w:space="0" w:color="999999"/>
+              <w:left w:val="single" w:sz="4" w:space="0" w:color="999999"/>
+              <w:bottom w:val="single" w:sz="4" w:space="0" w:color="999999"/>
+              <w:right w:val="single" w:sz="4" w:space="0" w:color="999999"/>
+            </w:tcBorders>
+            <w:shd w:val="clear" w:color="auto" w:fill="F2F2F2"/>
+            <w:tcMar>
+              <w:top w:w="80" w:type="dxa"/>
+              <w:left w:w="100" w:type="dxa"/>
+              <w:bottom w:w="80" w:type="dxa"/>
+              <w:right w:w="100" w:type="dxa"/>
+            </w:tcMar>
+            <w:vAlign w:val="center"/>
+          </w:tcPr>
+          <w:p>
+            <w:r>
+              <w:rPr>
+                <w:b/>
+                <w:bCs/>
+                <w:sz w:val="19"/>
+                <w:szCs w:val="19"/>
+              </w:rPr>
+              <w:t>Criterio de éxito</w:t>
+            </w:r>
+          </w:p>
+        </w:tc>
+        <w:tc>
+          <w:tcPr>
+            <w:tcW w:w="6950" w:type="dxa"/>
+            <w:tcBorders>
+              <w:top w:val="single" w:sz="4" w:space="0" w:color="999999"/>
+              <w:left w:val="single" w:sz="4" w:space="0" w:color="999999"/>
+              <w:bottom w:val="single" w:sz="4" w:space="0" w:color="999999"/>
+              <w:right w:val="single" w:sz="4" w:space="0" w:color="999999"/>
+            </w:tcBorders>
+            <w:shd w:val="clear" w:color="auto" w:fill="F2F2F2"/>
+            <w:tcMar>
+              <w:top w:w="80" w:type="dxa"/>
+              <w:left w:w="100" w:type="dxa"/>
+              <w:bottom w:w="80" w:type="dxa"/>
+              <w:right w:w="100" w:type="dxa"/>
+            </w:tcMar>
+            <w:vAlign w:val="center"/>
+          </w:tcPr>
+          <w:p>
+            <w:r>
+              <w:rPr>
+                <w:sz w:val="19"/>
+                <w:szCs w:val="19"/>
+              </w:rPr>
+              <w:t xml:space="preserve">El </w:t>
+            </w:r>
+            <w:proofErr w:type="spellStart"/>
+            <w:r>
+              <w:rPr>
+                <w:sz w:val="19"/>
+                <w:szCs w:val="19"/>
+              </w:rPr>
+              <w:t>reagendamiento</w:t>
+            </w:r>
+            <w:proofErr w:type="spellEnd"/>
+            <w:r>
+              <w:rPr>
+                <w:sz w:val="19"/>
+                <w:szCs w:val="19"/>
+              </w:rPr>
+              <w:t xml:space="preserve"> conserva la trazabilidad con la cita anterior (mismo paciente, mismo motivo de consulta) sin exigir reingresar todos los datos desde cero.</w:t>
+            </w:r>
+          </w:p>
+        </w:tc>
+      </w:tr>
+      <w:tr>
+        <w:tc>
+          <w:tcPr>
+            <w:tcW w:w="2400" w:type="dxa"/>
+            <w:tcBorders>
+              <w:top w:val="single" w:sz="4" w:space="0" w:color="999999"/>
+              <w:left w:val="single" w:sz="4" w:space="0" w:color="999999"/>
+              <w:bottom w:val="single" w:sz="4" w:space="0" w:color="999999"/>
+              <w:right w:val="single" w:sz="4" w:space="0" w:color="999999"/>
+            </w:tcBorders>
+            <w:tcMar>
+              <w:top w:w="80" w:type="dxa"/>
+              <w:left w:w="100" w:type="dxa"/>
+              <w:bottom w:w="80" w:type="dxa"/>
+              <w:right w:w="100" w:type="dxa"/>
+            </w:tcMar>
+            <w:vAlign w:val="center"/>
+          </w:tcPr>
+          <w:p>
+            <w:r>
+              <w:rPr>
+                <w:b/>
+                <w:bCs/>
+                <w:sz w:val="19"/>
+                <w:szCs w:val="19"/>
+              </w:rPr>
+              <w:t>Acciones observables</w:t>
+            </w:r>
+          </w:p>
+        </w:tc>
+        <w:tc>
+          <w:tcPr>
+            <w:tcW w:w="6950" w:type="dxa"/>
+            <w:tcBorders>
+              <w:top w:val="single" w:sz="4" w:space="0" w:color="999999"/>
+              <w:left w:val="single" w:sz="4" w:space="0" w:color="999999"/>
+              <w:bottom w:val="single" w:sz="4" w:space="0" w:color="999999"/>
+              <w:right w:val="single" w:sz="4" w:space="0" w:color="999999"/>
+            </w:tcBorders>
+            <w:tcMar>
+              <w:top w:w="80" w:type="dxa"/>
+              <w:left w:w="100" w:type="dxa"/>
+              <w:bottom w:w="80" w:type="dxa"/>
+              <w:right w:w="100" w:type="dxa"/>
+            </w:tcMar>
+            <w:vAlign w:val="center"/>
+          </w:tcPr>
+          <w:p>
+            <w:r>
+              <w:rPr>
+                <w:sz w:val="19"/>
+                <w:szCs w:val="19"/>
+              </w:rPr>
+              <w:t>Uso de la opción "reagendar" frente a crear una cita nueva manualmente; datos reutilizados automáticamente; tiempo entre la cancelación y el nuevo registro.</w:t>
+            </w:r>
+          </w:p>
+        </w:tc>
+      </w:tr>
+      <w:tr>
+        <w:tc>
+          <w:tcPr>
+            <w:tcW w:w="2400" w:type="dxa"/>
+            <w:tcBorders>
+              <w:top w:val="single" w:sz="4" w:space="0" w:color="999999"/>
+              <w:left w:val="single" w:sz="4" w:space="0" w:color="999999"/>
+              <w:bottom w:val="single" w:sz="4" w:space="0" w:color="999999"/>
+              <w:right w:val="single" w:sz="4" w:space="0" w:color="999999"/>
+            </w:tcBorders>
+            <w:shd w:val="clear" w:color="auto" w:fill="F2F2F2"/>
+            <w:tcMar>
+              <w:top w:w="80" w:type="dxa"/>
+              <w:left w:w="100" w:type="dxa"/>
+              <w:bottom w:w="80" w:type="dxa"/>
+              <w:right w:w="100" w:type="dxa"/>
+            </w:tcMar>
+            <w:vAlign w:val="center"/>
+          </w:tcPr>
+          <w:p>
+            <w:r>
+              <w:rPr>
+                <w:b/>
+                <w:bCs/>
+                <w:sz w:val="19"/>
+                <w:szCs w:val="19"/>
+              </w:rPr>
+              <w:t>Errores posibles</w:t>
+            </w:r>
+          </w:p>
+        </w:tc>
+        <w:tc>
+          <w:tcPr>
+            <w:tcW w:w="6950" w:type="dxa"/>
+            <w:tcBorders>
+              <w:top w:val="single" w:sz="4" w:space="0" w:color="999999"/>
+              <w:left w:val="single" w:sz="4" w:space="0" w:color="999999"/>
+              <w:bottom w:val="single" w:sz="4" w:space="0" w:color="999999"/>
+              <w:right w:val="single" w:sz="4" w:space="0" w:color="999999"/>
+            </w:tcBorders>
+            <w:shd w:val="clear" w:color="auto" w:fill="F2F2F2"/>
+            <w:tcMar>
+              <w:top w:w="80" w:type="dxa"/>
+              <w:left w:w="100" w:type="dxa"/>
+              <w:bottom w:w="80" w:type="dxa"/>
+              <w:right w:w="100" w:type="dxa"/>
+            </w:tcMar>
+            <w:vAlign w:val="center"/>
+          </w:tcPr>
+          <w:p>
+            <w:r>
+              <w:rPr>
+                <w:sz w:val="19"/>
+                <w:szCs w:val="19"/>
+              </w:rPr>
+              <w:t>Se pierde la relación con la cita original; se solicitan de nuevo todos los datos del paciente; se genera un conflicto con el nuevo horario elegido.</w:t>
+            </w:r>
+          </w:p>
+        </w:tc>
+      </w:tr>
+      <w:tr>
+        <w:tc>
+          <w:tcPr>
+            <w:tcW w:w="2400" w:type="dxa"/>
+            <w:tcBorders>
+              <w:top w:val="single" w:sz="4" w:space="0" w:color="999999"/>
+              <w:left w:val="single" w:sz="4" w:space="0" w:color="999999"/>
+              <w:bottom w:val="single" w:sz="4" w:space="0" w:color="999999"/>
+              <w:right w:val="single" w:sz="4" w:space="0" w:color="999999"/>
+            </w:tcBorders>
+            <w:tcMar>
+              <w:top w:w="80" w:type="dxa"/>
+              <w:left w:w="100" w:type="dxa"/>
+              <w:bottom w:w="80" w:type="dxa"/>
+              <w:right w:w="100" w:type="dxa"/>
+            </w:tcMar>
+            <w:vAlign w:val="center"/>
+          </w:tcPr>
+          <w:p>
+            <w:r>
+              <w:rPr>
+                <w:b/>
+                <w:bCs/>
+                <w:sz w:val="19"/>
+                <w:szCs w:val="19"/>
+              </w:rPr>
+              <w:t>Indicadores seleccionados</w:t>
+            </w:r>
+          </w:p>
+        </w:tc>
+        <w:tc>
+          <w:tcPr>
+            <w:tcW w:w="6950" w:type="dxa"/>
+            <w:tcBorders>
+              <w:top w:val="single" w:sz="4" w:space="0" w:color="999999"/>
+              <w:left w:val="single" w:sz="4" w:space="0" w:color="999999"/>
+              <w:bottom w:val="single" w:sz="4" w:space="0" w:color="999999"/>
+              <w:right w:val="single" w:sz="4" w:space="0" w:color="999999"/>
+            </w:tcBorders>
+            <w:tcMar>
+              <w:top w:w="80" w:type="dxa"/>
+              <w:left w:w="100" w:type="dxa"/>
+              <w:bottom w:w="80" w:type="dxa"/>
+              <w:right w:w="100" w:type="dxa"/>
+            </w:tcMar>
+            <w:vAlign w:val="center"/>
+          </w:tcPr>
+          <w:p>
+            <w:pPr>
+              <w:spacing w:after="60"/>
+            </w:pPr>
+            <w:r>
+              <w:rPr>
+                <w:sz w:val="19"/>
+                <w:szCs w:val="19"/>
+              </w:rPr>
+              <w:t xml:space="preserve">• Porcentaje de </w:t>
+            </w:r>
+            <w:proofErr w:type="spellStart"/>
+            <w:r>
+              <w:rPr>
+                <w:sz w:val="19"/>
+                <w:szCs w:val="19"/>
+              </w:rPr>
+              <w:t>reagendamientos</w:t>
+            </w:r>
+            <w:proofErr w:type="spellEnd"/>
+            <w:r>
+              <w:rPr>
+                <w:sz w:val="19"/>
+                <w:szCs w:val="19"/>
+              </w:rPr>
+              <w:t xml:space="preserve"> que conservan la trazabilidad con la cita original.</w:t>
+            </w:r>
+          </w:p>
+          <w:p>
+            <w:pPr>
+              <w:spacing w:after="60"/>
+            </w:pPr>
+            <w:r>
+              <w:rPr>
+                <w:sz w:val="19"/>
+                <w:szCs w:val="19"/>
+              </w:rPr>
+              <w:t>• Porcentaje de datos reutilizados automáticamente sin reingreso manual.</w:t>
+            </w:r>
+          </w:p>
+          <w:p>
+            <w:r>
+              <w:rPr>
+                <w:sz w:val="19"/>
+                <w:szCs w:val="19"/>
+              </w:rPr>
+              <w:t xml:space="preserve">• Tasa de éxito del </w:t>
+            </w:r>
+            <w:proofErr w:type="spellStart"/>
+            <w:r>
+              <w:rPr>
+                <w:sz w:val="19"/>
+                <w:szCs w:val="19"/>
+              </w:rPr>
+              <w:t>reagendamiento</w:t>
+            </w:r>
+            <w:proofErr w:type="spellEnd"/>
+            <w:r>
+              <w:rPr>
+                <w:sz w:val="19"/>
+                <w:szCs w:val="19"/>
+              </w:rPr>
+              <w:t xml:space="preserve"> en el primer intento, sin conflictos de horario.</w:t>
+            </w:r>
+          </w:p>
+        </w:tc>
+      </w:tr>
+    </w:tbl>
+    <w:p>
+      <w:pPr>
+        <w:spacing w:after="200"/>
+      </w:pPr>
+    </w:p>
+    <w:p>
+      <w:pPr>
+        <w:pStyle w:val="Ttulo2"/>
+        <w:spacing w:before="240" w:after="120"/>
+      </w:pPr>
+      <w:r>
+        <w:rPr>
+          <w:b/>
+          <w:bCs/>
+          <w:color w:val="1F3864"/>
+          <w:sz w:val="23"/>
+          <w:szCs w:val="23"/>
+        </w:rPr>
+        <w:lastRenderedPageBreak/>
+        <w:t>Variable dependiente</w:t>
+      </w:r>
+    </w:p>
+    <w:p>
+      <w:pPr>
+        <w:spacing w:after="160" w:line="300" w:lineRule="auto"/>
+      </w:pPr>
+      <w:r>
+        <w:rPr>
+          <w:sz w:val="21"/>
+          <w:szCs w:val="21"/>
+        </w:rPr>
+        <w:t xml:space="preserve">Eficiencia del proceso de agendamiento: grado en que una operación (consultar disponibilidad, registrar, modificar, cancelar o reagendar una cita) se completa correctamente utilizando el menor tiempo y esfuerzo humano posible, sin incrementar los errores ni generar reprocesos. Esta variable se mide de forma conjunta a través de los indicadores definidos en cada operación —tasas de acierto, de duplicados evitados, de notificaciones entregadas y de trazabilidad conservada— y no mediante el tiempo de forma aislada, dado que un proceso más </w:t>
+      </w:r>
+      <w:proofErr w:type="gramStart"/>
+      <w:r>
+        <w:rPr>
+          <w:sz w:val="21"/>
+          <w:szCs w:val="21"/>
+        </w:rPr>
+        <w:t>rápido</w:t>
+      </w:r>
+      <w:proofErr w:type="gramEnd"/>
+      <w:r>
+        <w:rPr>
+          <w:sz w:val="21"/>
+          <w:szCs w:val="21"/>
+        </w:rPr>
+        <w:t xml:space="preserve"> pero con más errores o cancelaciones repetidas no representa una mejora real para el centro.</w:t>
+      </w:r>
+    </w:p>
+    <w:p>
+      <w:pPr>
         <w:spacing w:after="120"/>
         <w:jc w:val="both"/>
+        <w:rPr>
+          <w:u w:val="single"/>
+        </w:rPr>
       </w:pPr>
     </w:p>
     <w:sectPr>
